--- a/groups/multi-track-and-parallelism.docx
+++ b/groups/multi-track-and-parallelism.docx
@@ -5547,13 +5547,101 @@
         <w:rPr>
           <w:rStyle w:val="VerbatimChar"/>
         </w:rPr>
-        <w:t xml:space="preserve">haiku &lt; sonnet &lt; opus</w:t>
-      </w:r>
-      <w:r>
-        <w:t xml:space="preserve"> </w:t>
-      </w:r>
-      <w:r>
-        <w:t xml:space="preserve">genuinely sufficient to complete it correctly (the review/merge-conflict-resolution substrate is a SEPARATE, already-pinned tier per clause (E), not a fourth rung of this ladder). Tier selection is a DECIDABLE heuristic, not a guess (§11.4.6) — evaluated against, at minimum: (i)</w:t>
+        <w:t xml:space="preserve">sonnet &lt; opus</w:t>
+      </w:r>
+      <w:r>
+        <w:t xml:space="preserve"> </w:t>
+      </w:r>
+      <w:r>
+        <w:t xml:space="preserve">genuinely sufficient to complete it correctly, with</w:t>
+      </w:r>
+      <w:r>
+        <w:t xml:space="preserve"> </w:t>
+      </w:r>
+      <w:r>
+        <w:rPr>
+          <w:rStyle w:val="VerbatimChar"/>
+          <w:b/>
+          <w:bCs/>
+        </w:rPr>
+        <w:t xml:space="preserve">sonnet</w:t>
+      </w:r>
+      <w:r>
+        <w:rPr>
+          <w:b/>
+          <w:bCs/>
+        </w:rPr>
+        <w:t xml:space="preserve"> </w:t>
+      </w:r>
+      <w:r>
+        <w:rPr>
+          <w:b/>
+          <w:bCs/>
+        </w:rPr>
+        <w:t xml:space="preserve">the DEFAULT working tier</w:t>
+      </w:r>
+      <w:r>
+        <w:t xml:space="preserve"> </w:t>
+      </w:r>
+      <w:r>
+        <w:t xml:space="preserve">and</w:t>
+      </w:r>
+      <w:r>
+        <w:t xml:space="preserve"> </w:t>
+      </w:r>
+      <w:r>
+        <w:rPr>
+          <w:rStyle w:val="VerbatimChar"/>
+        </w:rPr>
+        <w:t xml:space="preserve">opus</w:t>
+      </w:r>
+      <w:r>
+        <w:t xml:space="preserve"> </w:t>
+      </w:r>
+      <w:r>
+        <w:t xml:space="preserve">for every review and other heavy work (operator mandate 2026-09-26,</w:t>
+      </w:r>
+      <w:r>
+        <w:t xml:space="preserve"> </w:t>
+      </w:r>
+      <w:r>
+        <w:rPr>
+          <w:rStyle w:val="VerbatimChar"/>
+        </w:rPr>
+        <w:t xml:space="preserve">CRITICAL</w:t>
+      </w:r>
+      <w:r>
+        <w:t xml:space="preserve">, verbatim: "Main model to use is Sonet, reviews and other heavy stuff have to be done by Opus instead of Fable!!! Fix this permanently on all levels!"). The review/merge-conflict-resolution substrate is a SEPARATE, already-pinned Opus-xhigh tier per clause (E), not an extra rung of this ladder;</w:t>
+      </w:r>
+      <w:r>
+        <w:t xml:space="preserve"> </w:t>
+      </w:r>
+      <w:r>
+        <w:rPr>
+          <w:rStyle w:val="VerbatimChar"/>
+        </w:rPr>
+        <w:t xml:space="preserve">fable</w:t>
+      </w:r>
+      <w:r>
+        <w:t xml:space="preserve"> </w:t>
+      </w:r>
+      <w:r>
+        <w:t xml:space="preserve">is not a rung and is not a permitted dispatch tier;</w:t>
+      </w:r>
+      <w:r>
+        <w:t xml:space="preserve"> </w:t>
+      </w:r>
+      <w:r>
+        <w:rPr>
+          <w:rStyle w:val="VerbatimChar"/>
+        </w:rPr>
+        <w:t xml:space="preserve">haiku</w:t>
+      </w:r>
+      <w:r>
+        <w:t xml:space="preserve"> </w:t>
+      </w:r>
+      <w:r>
+        <w:t xml:space="preserve">is excluded per clause (D.1). Tier selection is a DECIDABLE heuristic, not a guess (§11.4.6) — evaluated against, at minimum: (i)</w:t>
       </w:r>
       <w:r>
         <w:t xml:space="preserve"> </w:t>
@@ -5628,30 +5716,13 @@
           <w:b/>
           <w:bCs/>
         </w:rPr>
-        <w:t xml:space="preserve">haiku</w:t>
-      </w:r>
-      <w:r>
-        <w:t xml:space="preserve"> </w:t>
-      </w:r>
-      <w:r>
-        <w:t xml:space="preserve">— trivial/mechanical work (simple greps/searches, doc-sync regeneration, status/field reads, format/lint fixes, boilerplate scaffolding);</w:t>
-      </w:r>
-      <w:r>
-        <w:t xml:space="preserve"> </w:t>
-      </w:r>
-      <w:r>
-        <w:rPr>
-          <w:rStyle w:val="VerbatimChar"/>
-          <w:b/>
-          <w:bCs/>
-        </w:rPr>
         <w:t xml:space="preserve">sonnet</w:t>
       </w:r>
       <w:r>
         <w:t xml:space="preserve"> </w:t>
       </w:r>
       <w:r>
-        <w:t xml:space="preserve">— moderate work (a focused single-component debug, a bounded single-file implementation, straightforward research or audit reads);</w:t>
+        <w:t xml:space="preserve">(the default) — trivial/mechanical AND moderate work (simple greps/searches, doc-sync regeneration, status/field reads, format/lint fixes, boilerplate scaffolding, a focused single-component debug, a bounded single-file implementation, straightforward research or audit reads);</w:t>
       </w:r>
       <w:r>
         <w:t xml:space="preserve"> </w:t>
@@ -5668,7 +5739,7 @@
         <w:t xml:space="preserve"> </w:t>
       </w:r>
       <w:r>
-        <w:t xml:space="preserve">— complex work (architecture/design decisions, multi-factor reasoning per §11.4.194(1), cross-feature blast-radius analysis per §11.4.92 Pass 2/3, hard root-cause investigation per §11.4.102 that resists a first-pass hypothesis). A task whose complexity is genuinely UNDECIDABLE from available evidence starts at the NEXT tier UP from the best available estimate (the safe-reversible default per §11.4.101) rather than guessed downward.</w:t>
+        <w:t xml:space="preserve">— complex and other heavy work, including every review (architecture/design decisions, multi-factor reasoning per §11.4.194(1), cross-feature blast-radius analysis per §11.4.92 Pass 2/3, hard root-cause investigation per §11.4.102 that resists a first-pass hypothesis). A task whose complexity is genuinely UNDECIDABLE from available evidence starts at the NEXT tier UP from the best available estimate (the safe-reversible default per §11.4.101) rather than guessed downward.</w:t>
       </w:r>
     </w:p>
     <w:p>
@@ -5731,40 +5802,55 @@
         <w:rPr>
           <w:rStyle w:val="VerbatimChar"/>
         </w:rPr>
+        <w:t xml:space="preserve">sonnet</w:t>
+      </w:r>
+      <w:r>
+        <w:t xml:space="preserve">" without a captured basis is exactly the guess §11.4.6 forbids, and a tier's genuine capability for a task class is established by the same anti-bluff discipline (§11.4.5/§11.4.69/§11.4.107) that governs every other claim in this constitution. The ladder binds the DISPATCHER's tier ASSIGNMENT: a dispatcher MUST NOT assign any tier outside</w:t>
+      </w:r>
+      <w:r>
+        <w:t xml:space="preserve"> </w:t>
+      </w:r>
+      <w:r>
+        <w:rPr>
+          <w:rStyle w:val="VerbatimChar"/>
+        </w:rPr>
+        <w:t xml:space="preserve">sonnet &lt; opus</w:t>
+      </w:r>
+      <w:r>
+        <w:t xml:space="preserve"> </w:t>
+      </w:r>
+      <w:r>
+        <w:t xml:space="preserve">— never</w:t>
+      </w:r>
+      <w:r>
+        <w:t xml:space="preserve"> </w:t>
+      </w:r>
+      <w:r>
+        <w:rPr>
+          <w:rStyle w:val="VerbatimChar"/>
+        </w:rPr>
+        <w:t xml:space="preserve">fable</w:t>
+      </w:r>
+      <w:r>
+        <w:t xml:space="preserve"> </w:t>
+      </w:r>
+      <w:r>
+        <w:t xml:space="preserve">(2026-09-26 mandate), and never</w:t>
+      </w:r>
+      <w:r>
+        <w:t xml:space="preserve"> </w:t>
+      </w:r>
+      <w:r>
+        <w:rPr>
+          <w:rStyle w:val="VerbatimChar"/>
+        </w:rPr>
         <w:t xml:space="preserve">haiku</w:t>
       </w:r>
       <w:r>
-        <w:t xml:space="preserve">" without a captured basis is exactly the guess §11.4.6 forbids, and a tier's genuine capability for a task class is established by the same anti-bluff discipline (§11.4.5/§11.4.69/§11.4.107) that governs every other claim in this constitution. A platform-chosen serving model outside the</w:t>
-      </w:r>
-      <w:r>
-        <w:t xml:space="preserve"> </w:t>
-      </w:r>
-      <w:r>
-        <w:rPr>
-          <w:rStyle w:val="VerbatimChar"/>
-        </w:rPr>
-        <w:t xml:space="preserve">haiku &lt; sonnet &lt; opus</w:t>
-      </w:r>
-      <w:r>
-        <w:t xml:space="preserve"> </w:t>
-      </w:r>
-      <w:r>
-        <w:t xml:space="preserve">ladder (e.g.</w:t>
-      </w:r>
-      <w:r>
-        <w:t xml:space="preserve"> </w:t>
-      </w:r>
-      <w:r>
-        <w:rPr>
-          <w:rStyle w:val="VerbatimChar"/>
-        </w:rPr>
-        <w:t xml:space="preserve">fable</w:t>
-      </w:r>
-      <w:r>
-        <w:t xml:space="preserve"> </w:t>
-      </w:r>
-      <w:r>
-        <w:t xml:space="preserve">served for general non-review work) is NOT a §11.4.231 dispatch-tier violation — the ladder binds the DISPATCHER's tier ASSIGNMENT, not the platform's own per-turn serving choice.</w:t>
+        <w:t xml:space="preserve"> </w:t>
+      </w:r>
+      <w:r>
+        <w:t xml:space="preserve">where clause (D.1) applies. A serving model the platform selects for a turn WITHOUT a dispatcher assignment is recorded honestly in the §11.4.182 label (whatever id the platform reports, never re-labelled); it is neither a dispatch-tier violation by the dispatcher nor a licence to assign that model, and review/merge-conflict scopes run on Opus-xhigh per clause (E) regardless.</w:t>
       </w:r>
     </w:p>
     <w:p>
@@ -5776,86 +5862,186 @@
           <w:b/>
           <w:bCs/>
         </w:rPr>
-        <w:t xml:space="preserve">(E) HARD PINS OVERRIDE THIS DEFAULT FOR THEIR SCOPES.</w:t>
-      </w:r>
-      <w:r>
-        <w:t xml:space="preserve"> </w:t>
-      </w:r>
-      <w:r>
-        <w:t xml:space="preserve">§11.4.231 sets the DEFAULT working tier for NON-review, non-merge-conflict-resolution work. It does NOT relax, override, or compete with the two existing hard model-substrate pins: §11.4.209 (every mandatory independent code-review — §11.4.125/§11.4.142/§11.4.194 iterated to GO per §11.4.134 — runs on</w:t>
-      </w:r>
-      <w:r>
-        <w:t xml:space="preserve"> </w:t>
-      </w:r>
-      <w:r>
-        <w:rPr>
-          <w:b/>
-          <w:bCs/>
-        </w:rPr>
-        <w:t xml:space="preserve">Fable at</w:t>
-      </w:r>
-      <w:r>
-        <w:rPr>
-          <w:b/>
-          <w:bCs/>
-        </w:rPr>
-        <w:t xml:space="preserve"> </w:t>
-      </w:r>
-      <w:r>
-        <w:rPr>
-          <w:rStyle w:val="VerbatimChar"/>
-          <w:b/>
-          <w:bCs/>
-        </w:rPr>
-        <w:t xml:space="preserve">xhigh</w:t>
-      </w:r>
-      <w:r>
-        <w:rPr>
-          <w:b/>
-          <w:bCs/>
-        </w:rPr>
-        <w:t xml:space="preserve"> </w:t>
-      </w:r>
-      <w:r>
-        <w:rPr>
-          <w:b/>
-          <w:bCs/>
-        </w:rPr>
-        <w:t xml:space="preserve">effort</w:t>
-      </w:r>
-      <w:r>
-        <w:t xml:space="preserve">,</w:t>
-      </w:r>
-      <w:r>
-        <w:t xml:space="preserve"> </w:t>
-      </w:r>
-      <w:r>
-        <w:rPr>
-          <w:b/>
-          <w:bCs/>
-        </w:rPr>
-        <w:t xml:space="preserve">Opus at</w:t>
-      </w:r>
-      <w:r>
-        <w:rPr>
-          <w:b/>
-          <w:bCs/>
-        </w:rPr>
-        <w:t xml:space="preserve"> </w:t>
-      </w:r>
-      <w:r>
-        <w:rPr>
-          <w:rStyle w:val="VerbatimChar"/>
-          <w:b/>
-          <w:bCs/>
-        </w:rPr>
-        <w:t xml:space="preserve">xhigh</w:t>
-      </w:r>
-      <w:r>
-        <w:t xml:space="preserve"> </w:t>
-      </w:r>
-      <w:r>
-        <w:t xml:space="preserve">on genuine Fable-unavailability, NEVER a lower tier or lower effort) and §11.4.211 (every main→feature/product/flavor merge-CONFLICT resolution runs on the SAME Fable-xhigh / Opus-xhigh substrate). Those two anchors are STRICTER, SCOPE-SPECIFIC pins that this anchor's general ladder does not reach — review and merge-conflict-resolution are NOT eligible for haiku/sonnet/opus-by-complexity dispatch; they run on their pinned substrate ALWAYS, regardless of how "simple" the reviewed change or the conflict appears. A review or merge-conflict resolution dispatched on any tier other than the §11.4.209/§11.4.211 pin (absent a genuinely-proven Fable-unavailability fallback) is a violation of THOSE anchors, not a valid application of §11.4.231's general ladder.</w:t>
+        <w:t xml:space="preserve">(D.1)</w:t>
+      </w:r>
+      <w:r>
+        <w:rPr>
+          <w:b/>
+          <w:bCs/>
+        </w:rPr>
+        <w:t xml:space="preserve"> </w:t>
+      </w:r>
+      <w:r>
+        <w:rPr>
+          <w:rStyle w:val="VerbatimChar"/>
+          <w:b/>
+          <w:bCs/>
+        </w:rPr>
+        <w:t xml:space="preserve">haiku</w:t>
+      </w:r>
+      <w:r>
+        <w:rPr>
+          <w:b/>
+          <w:bCs/>
+        </w:rPr>
+        <w:t xml:space="preserve"> </w:t>
+      </w:r>
+      <w:r>
+        <w:rPr>
+          <w:b/>
+          <w:bCs/>
+        </w:rPr>
+        <w:t xml:space="preserve">PROHIBITED WHERE IT CANNOT RECEIVE ITS GOVERNING CONTEXT — measured fact (2026-09-26).</w:t>
+      </w:r>
+      <w:r>
+        <w:t xml:space="preserve"> </w:t>
+      </w:r>
+      <w:r>
+        <w:t xml:space="preserve">In the reference consuming repository a</w:t>
+      </w:r>
+      <w:r>
+        <w:t xml:space="preserve"> </w:t>
+      </w:r>
+      <w:r>
+        <w:rPr>
+          <w:rStyle w:val="VerbatimChar"/>
+        </w:rPr>
+        <w:t xml:space="preserve">haiku</w:t>
+      </w:r>
+      <w:r>
+        <w:t xml:space="preserve"> </w:t>
+      </w:r>
+      <w:r>
+        <w:t xml:space="preserve">subagent dispatch failed before doing any work with "Prompt too long (~421k tokens vs 200k limit)" (request id</w:t>
+      </w:r>
+      <w:r>
+        <w:t xml:space="preserve"> </w:t>
+      </w:r>
+      <w:r>
+        <w:rPr>
+          <w:rStyle w:val="VerbatimChar"/>
+        </w:rPr>
+        <w:t xml:space="preserve">req_011CfSBXm7Kn6enyUT1UEaWd</w:t>
+      </w:r>
+      <w:r>
+        <w:t xml:space="preserve">, recorded in that repository's agent registry</w:t>
+      </w:r>
+      <w:r>
+        <w:t xml:space="preserve"> </w:t>
+      </w:r>
+      <w:r>
+        <w:rPr>
+          <w:rStyle w:val="VerbatimChar"/>
+        </w:rPr>
+        <w:t xml:space="preserve">docs/requests/agent_registry.jsonl</w:t>
+      </w:r>
+      <w:r>
+        <w:t xml:space="preserve">): the governance context every dispatched agent must receive there exceeds the</w:t>
+      </w:r>
+      <w:r>
+        <w:t xml:space="preserve"> </w:t>
+      </w:r>
+      <w:r>
+        <w:rPr>
+          <w:rStyle w:val="VerbatimChar"/>
+        </w:rPr>
+        <w:t xml:space="preserve">haiku</w:t>
+      </w:r>
+      <w:r>
+        <w:t xml:space="preserve"> </w:t>
+      </w:r>
+      <w:r>
+        <w:t xml:space="preserve">tier's context window, so a</w:t>
+      </w:r>
+      <w:r>
+        <w:t xml:space="preserve"> </w:t>
+      </w:r>
+      <w:r>
+        <w:rPr>
+          <w:rStyle w:val="VerbatimChar"/>
+        </w:rPr>
+        <w:t xml:space="preserve">haiku</w:t>
+      </w:r>
+      <w:r>
+        <w:t xml:space="preserve"> </w:t>
+      </w:r>
+      <w:r>
+        <w:t xml:space="preserve">dispatch cannot carry its binding context and</w:t>
+      </w:r>
+      <w:r>
+        <w:t xml:space="preserve"> </w:t>
+      </w:r>
+      <w:r>
+        <w:rPr>
+          <w:rStyle w:val="VerbatimChar"/>
+        </w:rPr>
+        <w:t xml:space="preserve">haiku</w:t>
+      </w:r>
+      <w:r>
+        <w:t xml:space="preserve"> </w:t>
+      </w:r>
+      <w:r>
+        <w:t xml:space="preserve">is PROHIBITED as a dispatch tier in that repository. A consuming project MAY re-admit</w:t>
+      </w:r>
+      <w:r>
+        <w:t xml:space="preserve"> </w:t>
+      </w:r>
+      <w:r>
+        <w:rPr>
+          <w:rStyle w:val="VerbatimChar"/>
+        </w:rPr>
+        <w:t xml:space="preserve">haiku</w:t>
+      </w:r>
+      <w:r>
+        <w:t xml:space="preserve"> </w:t>
+      </w:r>
+      <w:r>
+        <w:t xml:space="preserve">as a rung below</w:t>
+      </w:r>
+      <w:r>
+        <w:t xml:space="preserve"> </w:t>
+      </w:r>
+      <w:r>
+        <w:rPr>
+          <w:rStyle w:val="VerbatimChar"/>
+        </w:rPr>
+        <w:t xml:space="preserve">sonnet</w:t>
+      </w:r>
+      <w:r>
+        <w:t xml:space="preserve"> </w:t>
+      </w:r>
+      <w:r>
+        <w:t xml:space="preserve">ONLY on its OWN captured evidence (§11.4.6/§11.4.35) that a</w:t>
+      </w:r>
+      <w:r>
+        <w:t xml:space="preserve"> </w:t>
+      </w:r>
+      <w:r>
+        <w:rPr>
+          <w:rStyle w:val="VerbatimChar"/>
+        </w:rPr>
+        <w:t xml:space="preserve">haiku</w:t>
+      </w:r>
+      <w:r>
+        <w:t xml:space="preserve"> </w:t>
+      </w:r>
+      <w:r>
+        <w:t xml:space="preserve">dispatch in that project receives its full governing context and completes its task correctly — never by assumption, and never by trimming the governing context to make it fit. A</w:t>
+      </w:r>
+      <w:r>
+        <w:t xml:space="preserve"> </w:t>
+      </w:r>
+      <w:r>
+        <w:rPr>
+          <w:rStyle w:val="VerbatimChar"/>
+        </w:rPr>
+        <w:t xml:space="preserve">haiku</w:t>
+      </w:r>
+      <w:r>
+        <w:t xml:space="preserve"> </w:t>
+      </w:r>
+      <w:r>
+        <w:t xml:space="preserve">dispatch that fails this way is recorded honestly as a failed dispatch (§11.4.147), never silently retried on the same tier.</w:t>
       </w:r>
     </w:p>
     <w:p>
@@ -5867,324 +6053,55 @@
           <w:b/>
           <w:bCs/>
         </w:rPr>
-        <w:t xml:space="preserve">(F) EFFORT-TIER SELECTION — the SAME nano-precision discipline applied to the reasoning-EFFORT axis (operator IMPORTANT mandate, 2026-07-26; verbatim: "Besides dynamic determining proper models to use, we MUST decide the effort as well and switch between the effort settings same as we do now for chosen model! Labeling MUST BE extended for this details as well. Example: (T1/main - claude4 - opus - high).").</w:t>
-      </w:r>
-      <w:r>
-        <w:t xml:space="preserve"> </w:t>
-      </w:r>
-      <w:r>
-        <w:t xml:space="preserve">Every dispatched work effort is assigned not only a model tier per clauses (A)-(E) but ALSO the LIGHTEST reasoning-EFFORT setting from the closed ladder</w:t>
-      </w:r>
-      <w:r>
-        <w:t xml:space="preserve"> </w:t>
-      </w:r>
-      <w:r>
-        <w:rPr>
-          <w:rStyle w:val="VerbatimChar"/>
-        </w:rPr>
-        <w:t xml:space="preserve">low &lt; medium &lt; high &lt; xhigh &lt; max</w:t>
-      </w:r>
-      <w:r>
-        <w:t xml:space="preserve"> </w:t>
-      </w:r>
-      <w:r>
-        <w:t xml:space="preserve">genuinely sufficient to complete the task correctly — chosen by the SAME clause-(A) decidable heuristic (scope / reasoning-depth / blast-radius / novelty), NOT a guess (§11.4.6). Illustrative bindings (non-exhaustive; the consuming project supplies its precise mapping per §11.4.35):</w:t>
-      </w:r>
-      <w:r>
-        <w:t xml:space="preserve"> </w:t>
-      </w:r>
-      <w:r>
-        <w:rPr>
-          <w:rStyle w:val="VerbatimChar"/>
-        </w:rPr>
-        <w:t xml:space="preserve">low</w:t>
-      </w:r>
-      <w:r>
-        <w:t xml:space="preserve"> </w:t>
-      </w:r>
-      <w:r>
-        <w:t xml:space="preserve">/</w:t>
-      </w:r>
-      <w:r>
-        <w:t xml:space="preserve"> </w:t>
-      </w:r>
-      <w:r>
-        <w:rPr>
-          <w:rStyle w:val="VerbatimChar"/>
-        </w:rPr>
-        <w:t xml:space="preserve">medium</w:t>
-      </w:r>
-      <w:r>
-        <w:t xml:space="preserve"> </w:t>
-      </w:r>
-      <w:r>
-        <w:t xml:space="preserve">— trivial / mechanical work (doc-sync regeneration, status / field reads, format / lint fixes, boilerplate);</w:t>
-      </w:r>
-      <w:r>
-        <w:t xml:space="preserve"> </w:t>
-      </w:r>
-      <w:r>
-        <w:rPr>
-          <w:rStyle w:val="VerbatimChar"/>
-        </w:rPr>
-        <w:t xml:space="preserve">high</w:t>
-      </w:r>
-      <w:r>
-        <w:t xml:space="preserve"> </w:t>
-      </w:r>
-      <w:r>
-        <w:t xml:space="preserve">— moderate-to-complex reasoning (focused single-component debug, multi-factor analysis per §11.4.102 / §11.4.194);</w:t>
-      </w:r>
-      <w:r>
-        <w:t xml:space="preserve"> </w:t>
-      </w:r>
-      <w:r>
-        <w:rPr>
-          <w:rStyle w:val="VerbatimChar"/>
+        <w:t xml:space="preserve">(E) HARD PINS OVERRIDE THIS DEFAULT FOR THEIR SCOPES.</w:t>
+      </w:r>
+      <w:r>
+        <w:t xml:space="preserve"> </w:t>
+      </w:r>
+      <w:r>
+        <w:t xml:space="preserve">§11.4.231 sets the DEFAULT working tier for NON-review, non-merge-conflict-resolution work. It does NOT relax, override, or compete with the two existing hard model-substrate pins: §11.4.209 (every mandatory independent code-review — §11.4.125/§11.4.142/§11.4.194 iterated to GO per §11.4.134 — runs on</w:t>
+      </w:r>
+      <w:r>
+        <w:t xml:space="preserve"> </w:t>
+      </w:r>
+      <w:r>
+        <w:rPr>
+          <w:b/>
+          <w:bCs/>
+        </w:rPr>
+        <w:t xml:space="preserve">Opus at</w:t>
+      </w:r>
+      <w:r>
+        <w:rPr>
+          <w:b/>
+          <w:bCs/>
+        </w:rPr>
+        <w:t xml:space="preserve"> </w:t>
+      </w:r>
+      <w:r>
+        <w:rPr>
+          <w:rStyle w:val="VerbatimChar"/>
+          <w:b/>
+          <w:bCs/>
         </w:rPr>
         <w:t xml:space="preserve">xhigh</w:t>
       </w:r>
       <w:r>
-        <w:t xml:space="preserve"> </w:t>
-      </w:r>
-      <w:r>
-        <w:t xml:space="preserve">/</w:t>
-      </w:r>
-      <w:r>
-        <w:t xml:space="preserve"> </w:t>
-      </w:r>
-      <w:r>
-        <w:rPr>
-          <w:rStyle w:val="VerbatimChar"/>
-        </w:rPr>
-        <w:t xml:space="preserve">max</w:t>
-      </w:r>
-      <w:r>
-        <w:t xml:space="preserve"> </w:t>
-      </w:r>
-      <w:r>
-        <w:t xml:space="preserve">— the HARDEST verification / merge-conflict / architecture work. (F.1) DYNAMIC MID-TASK ESCALATION — effort, like model tier per clause (B), is RE-ASSESSED continuously as the task's real complexity becomes known; a task dispatched at a lower effort that PROVES harder mid-flight MUST ESCALATE its effort for the remainder (continuing under-effort past the point complexity is KNOWN is the clause-(D) false economy), and a heavy task decomposing into light bounded subtasks dispatches THOSE at a lighter effort — effort-matching applies at EVERY dispatch granularity, not only the top-level task. (F.2) HONEST HARNESS BOUNDARY (§11.4.6, load-bearing — do NOT overstate the mechanism) — effort-tiering is REAL where the execution path exposes an effort control and a DOCUMENTED CAPABILITY-GAP where it does not: the current Claude Code</w:t>
-      </w:r>
-      <w:r>
-        <w:t xml:space="preserve"> </w:t>
-      </w:r>
-      <w:r>
-        <w:rPr>
-          <w:b/>
-          <w:bCs/>
-        </w:rPr>
-        <w:t xml:space="preserve">Agent tool</w:t>
-      </w:r>
-      <w:r>
-        <w:t xml:space="preserve"> </w:t>
-      </w:r>
-      <w:r>
-        <w:t xml:space="preserve">(subagent dispatch) exposes a</w:t>
-      </w:r>
-      <w:r>
-        <w:t xml:space="preserve"> </w:t>
-      </w:r>
-      <w:r>
-        <w:rPr>
-          <w:rStyle w:val="VerbatimChar"/>
-        </w:rPr>
-        <w:t xml:space="preserve">model</w:t>
-      </w:r>
-      <w:r>
-        <w:t xml:space="preserve"> </w:t>
-      </w:r>
-      <w:r>
-        <w:t xml:space="preserve">parameter but</w:t>
-      </w:r>
-      <w:r>
-        <w:t xml:space="preserve"> </w:t>
-      </w:r>
-      <w:r>
-        <w:rPr>
-          <w:b/>
-          <w:bCs/>
-        </w:rPr>
-        <w:t xml:space="preserve">NO</w:t>
-      </w:r>
-      <w:r>
-        <w:rPr>
-          <w:b/>
-          <w:bCs/>
-        </w:rPr>
-        <w:t xml:space="preserve"> </w:t>
-      </w:r>
-      <w:r>
-        <w:rPr>
-          <w:rStyle w:val="VerbatimChar"/>
+        <w:rPr>
+          <w:b/>
+          <w:bCs/>
+        </w:rPr>
+        <w:t xml:space="preserve"> </w:t>
+      </w:r>
+      <w:r>
+        <w:rPr>
           <w:b/>
           <w:bCs/>
         </w:rPr>
         <w:t xml:space="preserve">effort</w:t>
       </w:r>
       <w:r>
-        <w:rPr>
-          <w:b/>
-          <w:bCs/>
-        </w:rPr>
-        <w:t xml:space="preserve"> </w:t>
-      </w:r>
-      <w:r>
-        <w:rPr>
-          <w:b/>
-          <w:bCs/>
-        </w:rPr>
-        <w:t xml:space="preserve">parameter</w:t>
-      </w:r>
-      <w:r>
-        <w:t xml:space="preserve">, so a subagent's effort is NOT presently settable via that path (the §11.4.182</w:t>
-      </w:r>
-      <w:r>
-        <w:t xml:space="preserve"> </w:t>
-      </w:r>
-      <w:r>
-        <w:rPr>
-          <w:rStyle w:val="VerbatimChar"/>
-        </w:rPr>
-        <w:t xml:space="preserve">&lt;effort&gt;</w:t>
-      </w:r>
-      <w:r>
-        <w:t xml:space="preserve"> </w:t>
-      </w:r>
-      <w:r>
-        <w:t xml:space="preserve">label field degrades honestly to</w:t>
-      </w:r>
-      <w:r>
-        <w:t xml:space="preserve"> </w:t>
-      </w:r>
-      <w:r>
-        <w:rPr>
-          <w:rStyle w:val="VerbatimChar"/>
-        </w:rPr>
-        <w:t xml:space="preserve">?</w:t>
-      </w:r>
-      <w:r>
-        <w:t xml:space="preserve"> </w:t>
-      </w:r>
-      <w:r>
-        <w:t xml:space="preserve">there); the</w:t>
-      </w:r>
-      <w:r>
-        <w:t xml:space="preserve"> </w:t>
-      </w:r>
-      <w:r>
-        <w:rPr>
-          <w:b/>
-          <w:bCs/>
-        </w:rPr>
-        <w:t xml:space="preserve">Workflow tool's</w:t>
-      </w:r>
-      <w:r>
-        <w:rPr>
-          <w:b/>
-          <w:bCs/>
-        </w:rPr>
-        <w:t xml:space="preserve"> </w:t>
-      </w:r>
-      <w:r>
-        <w:rPr>
-          <w:rStyle w:val="VerbatimChar"/>
-          <w:b/>
-          <w:bCs/>
-        </w:rPr>
-        <w:t xml:space="preserve">agent()</w:t>
-      </w:r>
-      <w:r>
-        <w:t xml:space="preserve"> </w:t>
-      </w:r>
-      <w:r>
-        <w:t xml:space="preserve">DOES take an</w:t>
-      </w:r>
-      <w:r>
-        <w:t xml:space="preserve"> </w:t>
-      </w:r>
-      <w:r>
-        <w:rPr>
-          <w:rStyle w:val="VerbatimChar"/>
-        </w:rPr>
-        <w:t xml:space="preserve">effort</w:t>
-      </w:r>
-      <w:r>
-        <w:t xml:space="preserve"> </w:t>
-      </w:r>
-      <w:r>
-        <w:t xml:space="preserve">argument, so effort IS settable there — the label reports whichever path is live, never fakes one. This is the SAME aspirational-vs-harness state the clause-(E) §11.4.209 / §11.4.211 Fable-</w:t>
-      </w:r>
-      <w:r>
-        <w:rPr>
-          <w:rStyle w:val="VerbatimChar"/>
-        </w:rPr>
-        <w:t xml:space="preserve">xhigh</w:t>
-      </w:r>
-      <w:r>
-        <w:t xml:space="preserve"> </w:t>
-      </w:r>
-      <w:r>
-        <w:t xml:space="preserve">pins already occupy: the pins mandate the effort, and whether a dispatch path can SET it is a harness capability reported honestly, never faked (§11.4.182). (F.3) HARD-PIN FLOOR PRESERVED — clause (E)'s hard pins are ALSO effort pins: every §11.4.209 mandatory independent code-review AND every §11.4.211 merge-conflict resolution runs at</w:t>
-      </w:r>
-      <w:r>
-        <w:t xml:space="preserve"> </w:t>
-      </w:r>
-      <w:r>
-        <w:rPr>
-          <w:rStyle w:val="VerbatimChar"/>
-        </w:rPr>
-        <w:t xml:space="preserve">xhigh</w:t>
-      </w:r>
-      <w:r>
-        <w:t xml:space="preserve"> </w:t>
-      </w:r>
-      <w:r>
-        <w:t xml:space="preserve">effort (Fable, or Opus at</w:t>
-      </w:r>
-      <w:r>
-        <w:t xml:space="preserve"> </w:t>
-      </w:r>
-      <w:r>
-        <w:rPr>
-          <w:rStyle w:val="VerbatimChar"/>
-        </w:rPr>
-        <w:t xml:space="preserve">xhigh</w:t>
-      </w:r>
-      <w:r>
-        <w:t xml:space="preserve"> </w:t>
-      </w:r>
-      <w:r>
-        <w:t xml:space="preserve">on genuine Fable-unavailability), and this general effort ladder NEVER tiers those two scopes below</w:t>
-      </w:r>
-      <w:r>
-        <w:t xml:space="preserve"> </w:t>
-      </w:r>
-      <w:r>
-        <w:rPr>
-          <w:rStyle w:val="VerbatimChar"/>
-        </w:rPr>
-        <w:t xml:space="preserve">xhigh</w:t>
-      </w:r>
-      <w:r>
-        <w:t xml:space="preserve"> </w:t>
-      </w:r>
-      <w:r>
-        <w:t xml:space="preserve">regardless of how "simple" the reviewed change or the conflict appears — a review / merge-conflict resolution run below</w:t>
-      </w:r>
-      <w:r>
-        <w:t xml:space="preserve"> </w:t>
-      </w:r>
-      <w:r>
-        <w:rPr>
-          <w:rStyle w:val="VerbatimChar"/>
-        </w:rPr>
-        <w:t xml:space="preserve">xhigh</w:t>
-      </w:r>
-      <w:r>
-        <w:t xml:space="preserve"> </w:t>
-      </w:r>
-      <w:r>
-        <w:t xml:space="preserve">is a §11.4.209 / §11.4.211 violation, not a valid application of this ladder. (F.4) HONEST BOUNDARY (§11.4.6) — "lightest capable effort" is a CONJUNCTION, not a discount: an effort setting that yields a shallow / guessed / under-verified result is UNDER-POWERED, a FALSE ECONOMY, and a §11.4 violation of PASS-bluff severity, exactly as an under-powered MODEL tier is per clause (D); capability determinations are evidence-based, never guessed (§11.4.6).</w:t>
+        <w:t xml:space="preserve">, ALWAYS — no Fable, no fallback model; genuine Opus-unavailability BLOCKS the review, NEVER a lower tier, another model, or a lower effort) and §11.4.211 (every main→feature/product/flavor merge-CONFLICT resolution runs on the SAME Opus-xhigh substrate, blocked — never substituted — on unavailability). Those two anchors are STRICTER, SCOPE-SPECIFIC pins that this anchor's general ladder does not reach — review and merge-conflict-resolution are NOT eligible for sonnet/opus-by-complexity dispatch; they run on their pinned substrate ALWAYS, regardless of how "simple" the reviewed change or the conflict appears. A review or merge-conflict resolution dispatched on anything other than the §11.4.209/§11.4.211 Opus-xhigh pin is a violation of THOSE anchors, not a valid application of §11.4.231's general ladder.</w:t>
       </w:r>
     </w:p>
     <w:p>
@@ -6192,6 +6109,320 @@
         <w:pStyle w:val="BodyText"/>
       </w:pPr>
       <w:r>
+        <w:rPr>
+          <w:b/>
+          <w:bCs/>
+        </w:rPr>
+        <w:t xml:space="preserve">(F) EFFORT-TIER SELECTION — the SAME nano-precision discipline applied to the reasoning-EFFORT axis (operator IMPORTANT mandate, 2026-07-26; verbatim: "Besides dynamic determining proper models to use, we MUST decide the effort as well and switch between the effort settings same as we do now for chosen model! Labeling MUST BE extended for this details as well. Example: (T1/main - claude4 - opus - high).").</w:t>
+      </w:r>
+      <w:r>
+        <w:t xml:space="preserve"> </w:t>
+      </w:r>
+      <w:r>
+        <w:t xml:space="preserve">Every dispatched work effort is assigned not only a model tier per clauses (A)-(E) but ALSO the LIGHTEST reasoning-EFFORT setting from the closed ladder</w:t>
+      </w:r>
+      <w:r>
+        <w:t xml:space="preserve"> </w:t>
+      </w:r>
+      <w:r>
+        <w:rPr>
+          <w:rStyle w:val="VerbatimChar"/>
+        </w:rPr>
+        <w:t xml:space="preserve">low &lt; medium &lt; high &lt; xhigh &lt; max</w:t>
+      </w:r>
+      <w:r>
+        <w:t xml:space="preserve"> </w:t>
+      </w:r>
+      <w:r>
+        <w:t xml:space="preserve">genuinely sufficient to complete the task correctly — chosen by the SAME clause-(A) decidable heuristic (scope / reasoning-depth / blast-radius / novelty), NOT a guess (§11.4.6). Illustrative bindings (non-exhaustive; the consuming project supplies its precise mapping per §11.4.35):</w:t>
+      </w:r>
+      <w:r>
+        <w:t xml:space="preserve"> </w:t>
+      </w:r>
+      <w:r>
+        <w:rPr>
+          <w:rStyle w:val="VerbatimChar"/>
+        </w:rPr>
+        <w:t xml:space="preserve">low</w:t>
+      </w:r>
+      <w:r>
+        <w:t xml:space="preserve"> </w:t>
+      </w:r>
+      <w:r>
+        <w:t xml:space="preserve">/</w:t>
+      </w:r>
+      <w:r>
+        <w:t xml:space="preserve"> </w:t>
+      </w:r>
+      <w:r>
+        <w:rPr>
+          <w:rStyle w:val="VerbatimChar"/>
+        </w:rPr>
+        <w:t xml:space="preserve">medium</w:t>
+      </w:r>
+      <w:r>
+        <w:t xml:space="preserve"> </w:t>
+      </w:r>
+      <w:r>
+        <w:t xml:space="preserve">— trivial / mechanical work (doc-sync regeneration, status / field reads, format / lint fixes, boilerplate);</w:t>
+      </w:r>
+      <w:r>
+        <w:t xml:space="preserve"> </w:t>
+      </w:r>
+      <w:r>
+        <w:rPr>
+          <w:rStyle w:val="VerbatimChar"/>
+        </w:rPr>
+        <w:t xml:space="preserve">high</w:t>
+      </w:r>
+      <w:r>
+        <w:t xml:space="preserve"> </w:t>
+      </w:r>
+      <w:r>
+        <w:t xml:space="preserve">— moderate-to-complex reasoning (focused single-component debug, multi-factor analysis per §11.4.102 / §11.4.194);</w:t>
+      </w:r>
+      <w:r>
+        <w:t xml:space="preserve"> </w:t>
+      </w:r>
+      <w:r>
+        <w:rPr>
+          <w:rStyle w:val="VerbatimChar"/>
+        </w:rPr>
+        <w:t xml:space="preserve">xhigh</w:t>
+      </w:r>
+      <w:r>
+        <w:t xml:space="preserve"> </w:t>
+      </w:r>
+      <w:r>
+        <w:t xml:space="preserve">/</w:t>
+      </w:r>
+      <w:r>
+        <w:t xml:space="preserve"> </w:t>
+      </w:r>
+      <w:r>
+        <w:rPr>
+          <w:rStyle w:val="VerbatimChar"/>
+        </w:rPr>
+        <w:t xml:space="preserve">max</w:t>
+      </w:r>
+      <w:r>
+        <w:t xml:space="preserve"> </w:t>
+      </w:r>
+      <w:r>
+        <w:t xml:space="preserve">— the HARDEST verification / merge-conflict / architecture work. (F.1) DYNAMIC MID-TASK ESCALATION — effort, like model tier per clause (B), is RE-ASSESSED continuously as the task's real complexity becomes known; a task dispatched at a lower effort that PROVES harder mid-flight MUST ESCALATE its effort for the remainder (continuing under-effort past the point complexity is KNOWN is the clause-(D) false economy), and a heavy task decomposing into light bounded subtasks dispatches THOSE at a lighter effort — effort-matching applies at EVERY dispatch granularity, not only the top-level task. (F.2) HONEST HARNESS BOUNDARY (§11.4.6, load-bearing — do NOT overstate the mechanism) — effort-tiering is REAL where the execution path exposes an effort control and a DOCUMENTED CAPABILITY-GAP where it does not: the current Claude Code</w:t>
+      </w:r>
+      <w:r>
+        <w:t xml:space="preserve"> </w:t>
+      </w:r>
+      <w:r>
+        <w:rPr>
+          <w:b/>
+          <w:bCs/>
+        </w:rPr>
+        <w:t xml:space="preserve">Agent tool</w:t>
+      </w:r>
+      <w:r>
+        <w:t xml:space="preserve"> </w:t>
+      </w:r>
+      <w:r>
+        <w:t xml:space="preserve">(subagent dispatch) exposes a</w:t>
+      </w:r>
+      <w:r>
+        <w:t xml:space="preserve"> </w:t>
+      </w:r>
+      <w:r>
+        <w:rPr>
+          <w:rStyle w:val="VerbatimChar"/>
+        </w:rPr>
+        <w:t xml:space="preserve">model</w:t>
+      </w:r>
+      <w:r>
+        <w:t xml:space="preserve"> </w:t>
+      </w:r>
+      <w:r>
+        <w:t xml:space="preserve">parameter but</w:t>
+      </w:r>
+      <w:r>
+        <w:t xml:space="preserve"> </w:t>
+      </w:r>
+      <w:r>
+        <w:rPr>
+          <w:b/>
+          <w:bCs/>
+        </w:rPr>
+        <w:t xml:space="preserve">NO</w:t>
+      </w:r>
+      <w:r>
+        <w:rPr>
+          <w:b/>
+          <w:bCs/>
+        </w:rPr>
+        <w:t xml:space="preserve"> </w:t>
+      </w:r>
+      <w:r>
+        <w:rPr>
+          <w:rStyle w:val="VerbatimChar"/>
+          <w:b/>
+          <w:bCs/>
+        </w:rPr>
+        <w:t xml:space="preserve">effort</w:t>
+      </w:r>
+      <w:r>
+        <w:rPr>
+          <w:b/>
+          <w:bCs/>
+        </w:rPr>
+        <w:t xml:space="preserve"> </w:t>
+      </w:r>
+      <w:r>
+        <w:rPr>
+          <w:b/>
+          <w:bCs/>
+        </w:rPr>
+        <w:t xml:space="preserve">parameter</w:t>
+      </w:r>
+      <w:r>
+        <w:t xml:space="preserve">, so a subagent's effort is NOT presently settable via that path (the §11.4.182</w:t>
+      </w:r>
+      <w:r>
+        <w:t xml:space="preserve"> </w:t>
+      </w:r>
+      <w:r>
+        <w:rPr>
+          <w:rStyle w:val="VerbatimChar"/>
+        </w:rPr>
+        <w:t xml:space="preserve">&lt;effort&gt;</w:t>
+      </w:r>
+      <w:r>
+        <w:t xml:space="preserve"> </w:t>
+      </w:r>
+      <w:r>
+        <w:t xml:space="preserve">label field degrades honestly to</w:t>
+      </w:r>
+      <w:r>
+        <w:t xml:space="preserve"> </w:t>
+      </w:r>
+      <w:r>
+        <w:rPr>
+          <w:rStyle w:val="VerbatimChar"/>
+        </w:rPr>
+        <w:t xml:space="preserve">?</w:t>
+      </w:r>
+      <w:r>
+        <w:t xml:space="preserve"> </w:t>
+      </w:r>
+      <w:r>
+        <w:t xml:space="preserve">there); the</w:t>
+      </w:r>
+      <w:r>
+        <w:t xml:space="preserve"> </w:t>
+      </w:r>
+      <w:r>
+        <w:rPr>
+          <w:b/>
+          <w:bCs/>
+        </w:rPr>
+        <w:t xml:space="preserve">Workflow tool's</w:t>
+      </w:r>
+      <w:r>
+        <w:rPr>
+          <w:b/>
+          <w:bCs/>
+        </w:rPr>
+        <w:t xml:space="preserve"> </w:t>
+      </w:r>
+      <w:r>
+        <w:rPr>
+          <w:rStyle w:val="VerbatimChar"/>
+          <w:b/>
+          <w:bCs/>
+        </w:rPr>
+        <w:t xml:space="preserve">agent()</w:t>
+      </w:r>
+      <w:r>
+        <w:t xml:space="preserve"> </w:t>
+      </w:r>
+      <w:r>
+        <w:t xml:space="preserve">DOES take an</w:t>
+      </w:r>
+      <w:r>
+        <w:t xml:space="preserve"> </w:t>
+      </w:r>
+      <w:r>
+        <w:rPr>
+          <w:rStyle w:val="VerbatimChar"/>
+        </w:rPr>
+        <w:t xml:space="preserve">effort</w:t>
+      </w:r>
+      <w:r>
+        <w:t xml:space="preserve"> </w:t>
+      </w:r>
+      <w:r>
+        <w:t xml:space="preserve">argument, so effort IS settable there — the label reports whichever path is live, never fakes one. This is the SAME aspirational-vs-harness state the clause-(E) §11.4.209 / §11.4.211 Opus-</w:t>
+      </w:r>
+      <w:r>
+        <w:rPr>
+          <w:rStyle w:val="VerbatimChar"/>
+        </w:rPr>
+        <w:t xml:space="preserve">xhigh</w:t>
+      </w:r>
+      <w:r>
+        <w:t xml:space="preserve"> </w:t>
+      </w:r>
+      <w:r>
+        <w:t xml:space="preserve">pins already occupy: the pins mandate the effort, and whether a dispatch path can SET it is a harness capability reported honestly, never faked (§11.4.182). (F.3) HARD-PIN FLOOR PRESERVED — clause (E)'s hard pins are ALSO effort pins: every §11.4.209 mandatory independent code-review AND every §11.4.211 merge-conflict resolution runs at</w:t>
+      </w:r>
+      <w:r>
+        <w:t xml:space="preserve"> </w:t>
+      </w:r>
+      <w:r>
+        <w:rPr>
+          <w:rStyle w:val="VerbatimChar"/>
+        </w:rPr>
+        <w:t xml:space="preserve">xhigh</w:t>
+      </w:r>
+      <w:r>
+        <w:t xml:space="preserve"> </w:t>
+      </w:r>
+      <w:r>
+        <w:t xml:space="preserve">effort on Opus (no fallback model), and this general effort ladder NEVER tiers those two scopes below</w:t>
+      </w:r>
+      <w:r>
+        <w:t xml:space="preserve"> </w:t>
+      </w:r>
+      <w:r>
+        <w:rPr>
+          <w:rStyle w:val="VerbatimChar"/>
+        </w:rPr>
+        <w:t xml:space="preserve">xhigh</w:t>
+      </w:r>
+      <w:r>
+        <w:t xml:space="preserve"> </w:t>
+      </w:r>
+      <w:r>
+        <w:t xml:space="preserve">regardless of how "simple" the reviewed change or the conflict appears — a review / merge-conflict resolution run below</w:t>
+      </w:r>
+      <w:r>
+        <w:t xml:space="preserve"> </w:t>
+      </w:r>
+      <w:r>
+        <w:rPr>
+          <w:rStyle w:val="VerbatimChar"/>
+        </w:rPr>
+        <w:t xml:space="preserve">xhigh</w:t>
+      </w:r>
+      <w:r>
+        <w:t xml:space="preserve"> </w:t>
+      </w:r>
+      <w:r>
+        <w:t xml:space="preserve">is a §11.4.209 / §11.4.211 violation, not a valid application of this ladder. (F.4) HONEST BOUNDARY (§11.4.6) — "lightest capable effort" is a CONJUNCTION, not a discount: an effort setting that yields a shallow / guessed / under-verified result is UNDER-POWERED, a FALSE ECONOMY, and a §11.4 violation of PASS-bluff severity, exactly as an under-powered MODEL tier is per clause (D); capability determinations are evidence-based, never guessed (§11.4.6).</w:t>
+      </w:r>
+    </w:p>
+    <w:p>
+      <w:pPr>
+        <w:pStyle w:val="BodyText"/>
+      </w:pPr>
+      <w:r>
         <w:t xml:space="preserve">Classification: universal (§11.4.17) — a platform-neutral model-capacity-matching discipline reusable by any project dispatching work across a tiered model roster; the consuming project supplies its own precise tier↔task-class mapping and its own model-name ladder per §11.4.35 (the</w:t>
       </w:r>
       <w:r>
@@ -6201,10 +6432,112 @@
         <w:rPr>
           <w:rStyle w:val="VerbatimChar"/>
         </w:rPr>
+        <w:t xml:space="preserve">sonnet</w:t>
+      </w:r>
+      <w:r>
+        <w:t xml:space="preserve">/</w:t>
+      </w:r>
+      <w:r>
+        <w:rPr>
+          <w:rStyle w:val="VerbatimChar"/>
+        </w:rPr>
+        <w:t xml:space="preserve">opus</w:t>
+      </w:r>
+      <w:r>
+        <w:t xml:space="preserve"> </w:t>
+      </w:r>
+      <w:r>
+        <w:t xml:space="preserve">ladder with Sonnet as the default, the clause-(D.1)</w:t>
+      </w:r>
+      <w:r>
+        <w:t xml:space="preserve"> </w:t>
+      </w:r>
+      <w:r>
+        <w:rPr>
+          <w:rStyle w:val="VerbatimChar"/>
+        </w:rPr>
         <w:t xml:space="preserve">haiku</w:t>
       </w:r>
       <w:r>
-        <w:t xml:space="preserve">/</w:t>
+        <w:t xml:space="preserve"> </w:t>
+      </w:r>
+      <w:r>
+        <w:t xml:space="preserve">prohibition, and the Opus-xhigh pins are this project's current concrete instantiation, not a universally-fixed vocabulary — a consumer with a differently-named tier roster maps its own ladder onto the SAME lightest-capable-first + dynamic-escalation + always-on-composition + honest-boundary + hard-pin-override structure, re-admitting a lighter rung only on its own captured evidence per clause (D.1)). Composes §11.4.6 (no-guessing — capability determinations are evidence-based) / §11.4.20 / §11.4.70 (subagent-driven dispatch — the granularity at which tier-matching applies) / §11.4.92 (blast-radius analysis feeds the clause-(A) heuristic) / §11.4.101 (safe-reversible default on undecidable complexity — escalate up, never guess down) / §11.4.102 / §11.4.194 (reasoning-depth signals for the heuristic) / §11.4.126 / §11.4.141 / §11.4.183 / §11.4.187 / §11.4.192 / §11.4.196 / §11.4.198 (the always-on composition set, clause (C)) / §11.4.209 / §11.4.211 (the hard-pinned review/merge-conflict substrate this anchor does NOT touch, clause (E)). Propagation gate</w:t>
+      </w:r>
+      <w:r>
+        <w:t xml:space="preserve"> </w:t>
+      </w:r>
+      <w:r>
+        <w:rPr>
+          <w:rStyle w:val="VerbatimChar"/>
+        </w:rPr>
+        <w:t xml:space="preserve">CM-COVENANT-114-231-PROPAGATION</w:t>
+      </w:r>
+      <w:r>
+        <w:t xml:space="preserve"> </w:t>
+      </w:r>
+      <w:r>
+        <w:t xml:space="preserve">(literal</w:t>
+      </w:r>
+      <w:r>
+        <w:t xml:space="preserve"> </w:t>
+      </w:r>
+      <w:r>
+        <w:rPr>
+          <w:rStyle w:val="VerbatimChar"/>
+        </w:rPr>
+        <w:t xml:space="preserve">11.4.231</w:t>
+      </w:r>
+      <w:r>
+        <w:t xml:space="preserve"> </w:t>
+      </w:r>
+      <w:r>
+        <w:t xml:space="preserve">present as a block-start, exactly-once per governance file, lockstep content-hash equality across the consumer fleet per §11.4.227(B)) + recommended gate</w:t>
+      </w:r>
+      <w:r>
+        <w:t xml:space="preserve"> </w:t>
+      </w:r>
+      <w:r>
+        <w:rPr>
+          <w:rStyle w:val="VerbatimChar"/>
+        </w:rPr>
+        <w:t xml:space="preserve">CM-MODEL-TIER-LIGHTEST-CAPABLE</w:t>
+      </w:r>
+      <w:r>
+        <w:t xml:space="preserve"> </w:t>
+      </w:r>
+      <w:r>
+        <w:t xml:space="preserve">(a dispatched effort whose logged/declared model tier exceeds the clause-(A) heuristic's indicated tier for a task later confirmed trivial-and-successful-at-the-lighter-tier is a WARN/candidate finding — never a hard FAIL on tier choice alone, since tier-adequacy is only provable in retrospect per clause (D); the gate instead HARD-FAILS the two decidable violations: (i) a review or merge-conflict-resolution effort NOT run on the §11.4.209/§11.4.211 pinned substrate, and (ii) a task whose complexity was PROVEN mid-flight [an escalation event was logged, or a downstream failure/bluff was traced back to it] that did NOT escalate tier before continuing, and (iii) a dispatch assigned</w:t>
+      </w:r>
+      <w:r>
+        <w:t xml:space="preserve"> </w:t>
+      </w:r>
+      <w:r>
+        <w:rPr>
+          <w:rStyle w:val="VerbatimChar"/>
+        </w:rPr>
+        <w:t xml:space="preserve">fable</w:t>
+      </w:r>
+      <w:r>
+        <w:t xml:space="preserve">, or assigned</w:t>
+      </w:r>
+      <w:r>
+        <w:t xml:space="preserve"> </w:t>
+      </w:r>
+      <w:r>
+        <w:rPr>
+          <w:rStyle w:val="VerbatimChar"/>
+        </w:rPr>
+        <w:t xml:space="preserve">haiku</w:t>
+      </w:r>
+      <w:r>
+        <w:t xml:space="preserve"> </w:t>
+      </w:r>
+      <w:r>
+        <w:t xml:space="preserve">where clause (D.1) applies) + paired §1.1 mutation (gate-code = separate work item, NOT claimed shipped — §11.4.6; mutation plan: (1) dispatch a code-review labeled as running on</w:t>
+      </w:r>
+      <w:r>
+        <w:t xml:space="preserve"> </w:t>
       </w:r>
       <w:r>
         <w:rPr>
@@ -6213,79 +6546,37 @@
         <w:t xml:space="preserve">sonnet</w:t>
       </w:r>
       <w:r>
-        <w:t xml:space="preserve">/</w:t>
-      </w:r>
-      <w:r>
-        <w:rPr>
-          <w:rStyle w:val="VerbatimChar"/>
-        </w:rPr>
-        <w:t xml:space="preserve">opus</w:t>
-      </w:r>
-      <w:r>
-        <w:t xml:space="preserve"> </w:t>
-      </w:r>
-      <w:r>
-        <w:t xml:space="preserve">ladder and the Fable/Opus-xhigh pins are this project's current concrete instantiation, not a universally-fixed vocabulary — a consumer with a differently-named tier roster maps its own ladder onto the SAME lightest-capable-first + dynamic-escalation + always-on-composition + honest-boundary + hard-pin-override structure). Composes §11.4.6 (no-guessing — capability determinations are evidence-based) / §11.4.20 / §11.4.70 (subagent-driven dispatch — the granularity at which tier-matching applies) / §11.4.92 (blast-radius analysis feeds the clause-(A) heuristic) / §11.4.101 (safe-reversible default on undecidable complexity — escalate up, never guess down) / §11.4.102 / §11.4.194 (reasoning-depth signals for the heuristic) / §11.4.126 / §11.4.141 / §11.4.183 / §11.4.187 / §11.4.192 / §11.4.196 / §11.4.198 (the always-on composition set, clause (C)) / §11.4.209 / §11.4.211 (the hard-pinned review/merge-conflict substrate this anchor does NOT touch, clause (E)). Propagation gate</w:t>
-      </w:r>
-      <w:r>
-        <w:t xml:space="preserve"> </w:t>
-      </w:r>
-      <w:r>
-        <w:rPr>
-          <w:rStyle w:val="VerbatimChar"/>
-        </w:rPr>
-        <w:t xml:space="preserve">CM-COVENANT-114-231-PROPAGATION</w:t>
-      </w:r>
-      <w:r>
-        <w:t xml:space="preserve"> </w:t>
-      </w:r>
-      <w:r>
-        <w:t xml:space="preserve">(literal</w:t>
-      </w:r>
-      <w:r>
-        <w:t xml:space="preserve"> </w:t>
-      </w:r>
-      <w:r>
-        <w:rPr>
-          <w:rStyle w:val="VerbatimChar"/>
-        </w:rPr>
-        <w:t xml:space="preserve">11.4.231</w:t>
-      </w:r>
-      <w:r>
-        <w:t xml:space="preserve"> </w:t>
-      </w:r>
-      <w:r>
-        <w:t xml:space="preserve">present as a block-start, exactly-once per governance file, lockstep content-hash equality across the consumer fleet per §11.4.227(B)) + recommended gate</w:t>
-      </w:r>
-      <w:r>
-        <w:t xml:space="preserve"> </w:t>
-      </w:r>
-      <w:r>
-        <w:rPr>
-          <w:rStyle w:val="VerbatimChar"/>
-        </w:rPr>
-        <w:t xml:space="preserve">CM-MODEL-TIER-LIGHTEST-CAPABLE</w:t>
-      </w:r>
-      <w:r>
-        <w:t xml:space="preserve"> </w:t>
-      </w:r>
-      <w:r>
-        <w:t xml:space="preserve">(a dispatched effort whose logged/declared model tier exceeds the clause-(A) heuristic's indicated tier for a task later confirmed trivial-and-successful-at-the-lighter-tier is a WARN/candidate finding — never a hard FAIL on tier choice alone, since tier-adequacy is only provable in retrospect per clause (D); the gate instead HARD-FAILS the two decidable violations: (i) a review or merge-conflict-resolution effort NOT run on the §11.4.209/§11.4.211 pinned substrate, and (ii) a task whose complexity was PROVEN mid-flight [an escalation event was logged, or a downstream failure/bluff was traced back to it] that did NOT escalate tier before continuing) + paired §1.1 mutation (gate-code = separate work item, NOT claimed shipped — §11.4.6; mutation plan: (1) dispatch a code-review labeled as running on</w:t>
-      </w:r>
-      <w:r>
-        <w:t xml:space="preserve"> </w:t>
-      </w:r>
-      <w:r>
-        <w:rPr>
-          <w:rStyle w:val="VerbatimChar"/>
-        </w:rPr>
-        <w:t xml:space="preserve">sonnet</w:t>
-      </w:r>
-      <w:r>
-        <w:t xml:space="preserve"> </w:t>
-      </w:r>
-      <w:r>
-        <w:t xml:space="preserve">instead of Fable-xhigh → gate MUST FAIL; (2) inject a logged mid-task complexity-escalation event with NO corresponding tier-escalation record → gate MUST FAIL; (3) golden-FALSE fixture: a task that stays on its initially-assigned tier throughout, with no escalation event logged → gate MUST NOT fire, per §11.4.201(1) the false-positive guard).</w:t>
+        <w:t xml:space="preserve"> </w:t>
+      </w:r>
+      <w:r>
+        <w:t xml:space="preserve">instead of Opus-xhigh → gate MUST FAIL; (2) inject a logged mid-task complexity-escalation event with NO corresponding tier-escalation record → gate MUST FAIL; (2b) record a dispatch assigned</w:t>
+      </w:r>
+      <w:r>
+        <w:t xml:space="preserve"> </w:t>
+      </w:r>
+      <w:r>
+        <w:rPr>
+          <w:rStyle w:val="VerbatimChar"/>
+        </w:rPr>
+        <w:t xml:space="preserve">fable</w:t>
+      </w:r>
+      <w:r>
+        <w:t xml:space="preserve">, or assigned</w:t>
+      </w:r>
+      <w:r>
+        <w:t xml:space="preserve"> </w:t>
+      </w:r>
+      <w:r>
+        <w:rPr>
+          <w:rStyle w:val="VerbatimChar"/>
+        </w:rPr>
+        <w:t xml:space="preserve">haiku</w:t>
+      </w:r>
+      <w:r>
+        <w:t xml:space="preserve"> </w:t>
+      </w:r>
+      <w:r>
+        <w:t xml:space="preserve">where clause (D.1) applies → gate MUST FAIL; (3) golden-FALSE fixture: a task that stays on its initially-assigned tier throughout, with no escalation event logged → gate MUST NOT fire, per §11.4.201(1) the false-positive guard).</w:t>
       </w:r>
     </w:p>
     <w:p>
@@ -7913,7 +8204,7 @@
         <w:t xml:space="preserve"> </w:t>
       </w:r>
       <w:r>
-        <w:t xml:space="preserve">argument, so effort IS settable + derivable there — the label reports whichever path is live, never invents one. This is the SAME aspirational-vs-harness state the §11.4.209 / §11.4.211 Fable-</w:t>
+        <w:t xml:space="preserve">argument, so effort IS settable + derivable there — the label reports whichever path is live, never invents one. This is the SAME aspirational-vs-harness state the §11.4.209 / §11.4.211 Opus-</w:t>
       </w:r>
       <w:r>
         <w:rPr>

--- a/groups/multi-track-and-parallelism.docx
+++ b/groups/multi-track-and-parallelism.docx
@@ -5117,13 +5117,13 @@
         </w:pict>
       </w:r>
     </w:p>
-    <w:bookmarkStart w:id="12" w:name="Xab4c515fec0d20112db80671910c40fee766fa2"/>
+    <w:bookmarkStart w:id="12" w:name="Xfa7377acbaca0c523b19ee609e554827d072181"/>
     <w:p>
       <w:pPr>
         <w:pStyle w:val="Heading3"/>
       </w:pPr>
       <w:r>
-        <w:t xml:space="preserve">§11.4.230 — Parallelized-pipeline methodology: build↔validate overlap + affected-stages-only re-run + parallel multi-device testing/recording + fan-out-subagents-always (research-derived, 2026-07-26)</w:t>
+        <w:t xml:space="preserve">§11.4.230 — Parallelized-pipeline methodology: build↔validate overlap + affected-stages-only re-run + parallel multi-device testing/recording + fan-out-subagents-always + incremental delivery granularity with a declared QA-build cadence (research-derived, 2026-07-26; clause (D) added 2026-10-04)</w:t>
       </w:r>
     </w:p>
     <w:p>
@@ -5131,7 +5131,7 @@
         <w:pStyle w:val="FirstParagraph"/>
       </w:pPr>
       <w:r>
-        <w:t xml:space="preserve">Forensic motivation (genericised): the sequential pipeline shape — build FULLY completes → THEN validation begins → on ANY discovery, restart the WHOLE cycle from scratch → all devices tested one-at-a-time — serialises the operator's wall-clock onto build latency + one-device-at-a-time evidence gathering, so a multi-hour containerised build followed by serial per-device validation and a from-scratch restart-on-discovery makes time-to-a-manual-QA-capable-release a multiple of what the genuinely-parallel work requires. §11.4.58's PWU pipeline already overlaps Stage 1 of round N+1 with Stages 4–5 of round N; §11.4.89 already backgrounds long tests; §11.4.103 already mandates ≥3 auto-backfilled parallel streams; §11.4.119 already partitions shared hardware by single-owner; §11.4.128/§11.4.144 already mandate always-on recording + availability-following. §11.4.230 BINDS those into one operating discipline and adds the three invariants they did not each state on their own: (A) the build↔validate CONCURRENCY seam + affected-stages-only re-run-on-discovery, (B) all-devices-concurrent + worker-pool recording/processing, (C) fan-out-subagents as the standing default. It is the parallelization capstone the way §11.4.103 is the continuous-parallel-stream capstone — a strengthening bind, never a weakening.</w:t>
+        <w:t xml:space="preserve">Forensic motivation (genericised): the sequential pipeline shape — build FULLY completes → THEN validation begins → on ANY discovery, restart the WHOLE cycle from scratch → all devices tested one-at-a-time — serialises the operator's wall-clock onto build latency + one-device-at-a-time evidence gathering, so a multi-hour containerised build followed by serial per-device validation and a from-scratch restart-on-discovery makes time-to-a-manual-QA-capable-release a multiple of what the genuinely-parallel work requires. §11.4.58's PWU pipeline already overlaps Stage 1 of round N+1 with Stages 4–5 of round N; §11.4.89 already backgrounds long tests; §11.4.103 already mandates ≥3 auto-backfilled parallel streams; §11.4.119 already partitions shared hardware by single-owner; §11.4.128/§11.4.144 already mandate always-on recording + availability-following. §11.4.230 BINDS those into one operating discipline and adds the four invariants they did not each state on their own: (A) the build↔validate CONCURRENCY seam + affected-stages-only re-run-on-discovery, (B) all-devices-concurrent + worker-pool recording/processing, (C) fan-out-subagents as the standing default, (D) incremental delivery granularity + a declared QA-build cadence (added 2026-10-04). It is the parallelization capstone the way §11.4.103 is the continuous-parallel-stream capstone — a strengthening bind, never a weakening.</w:t>
       </w:r>
     </w:p>
     <w:p>
@@ -5290,6 +5290,724 @@
       </w:r>
       <w:r>
         <w:t xml:space="preserve">thread headroom; (4) §11.4.58 ≤6 concurrent-agent cap; (5) §11.4.119 single-resource-owner (two subagents may not both drive one exclusive device); (6) critical-state sequencing (commits/pushes/tags stay serial per §11.4.88/§11.4.113). The bar is maximum USEFUL parallel throughput, never agent count; fan-out that exceeds a host-safety ceiling or contends a single resource is a violation, not compliance.</w:t>
+      </w:r>
+    </w:p>
+    <w:p>
+      <w:pPr>
+        <w:pStyle w:val="BodyText"/>
+      </w:pPr>
+      <w:r>
+        <w:rPr>
+          <w:b/>
+          <w:bCs/>
+        </w:rPr>
+        <w:t xml:space="preserve">(D) INCREMENTAL DELIVERY GRANULARITY + DECLARED QA-BUILD CADENCE — a long-running spec/feature ships every already-proven-correct increment as it clears its own bar, never withholding delivery until the WHOLE spec/feature is done (operator mandate, 2026-10-04,</w:t>
+      </w:r>
+      <w:r>
+        <w:rPr>
+          <w:b/>
+          <w:bCs/>
+        </w:rPr>
+        <w:t xml:space="preserve"> </w:t>
+      </w:r>
+      <w:r>
+        <w:rPr>
+          <w:rStyle w:val="VerbatimChar"/>
+          <w:b/>
+          <w:bCs/>
+        </w:rPr>
+        <w:t xml:space="preserve">CRITICAL</w:t>
+      </w:r>
+      <w:r>
+        <w:rPr>
+          <w:b/>
+          <w:bCs/>
+        </w:rPr>
+        <w:t xml:space="preserve">; research-derived; added 2026-10-04).</w:t>
+      </w:r>
+      <w:r>
+        <w:t xml:space="preserve"> </w:t>
+      </w:r>
+      <w:r>
+        <w:t xml:space="preserve">Verbatim operator mandate (2026-10-04): "All work we do, especially SpecKit specs, gets incorporated right away. Fully deterministic validation/verification tests of all supported test types relying on machine-produced evidence get incorporated too, aiming to cover everything critical. All intensive testing (gates, checks, fixing, polishing) keeps running in BACKGROUND continuously until fully done. IN PARALLEL we keep building specs one by one, phase by phase, story by story, task by task. We get fast delivery results and AS SOON AS POSSIBLE builds that can be handed to QA teams for manual testing RIGHT AWAY, while in parallel all testing/fixing/polishing/improvement continues exactly as it would anyway. We do NOT wait for all of that to finish first — that can take days [...]. QA reports discovered issues; background agents keep working until everything is absolutely flawless. As background work progresses and fixes/improvements land in the main codebase, we keep producing REGULAR builds periodically delivered to QA teams for ongoing full manual testing. It is critical that background agents keep ALL workable items, documentation, and other materials in sync so nothing ever goes out of date." Forensic anchor (genericised, FACT): in one consuming project a multi-phase spec had RED tests drafted for every phase and many source slices independently reviewed to a source-correctness GO, yet nothing reached QA for days, because delivery was implicitly held at the WHOLE-SPEC boundary while ONE slice's iterate-to-GO review loop ran past forty rounds — the finished, proven work of every other slice sat undelivered. The GAP this clause closes, stated precisely so it is not restated elsewhere (§11.4.227): clause (A) overlaps validation with the build of ONE candidate; §11.4.235(A) makes a batch build-eligible on source-correctness alone; §11.4.235(D) makes that eligibility PER SLICE inside a batched review — but none of them obliges an ELIGIBLE increment to actually be DELIVERED before the rest of its spec completes, none sets a delivery CADENCE, none says how an incomplete spec stays safe to ship, and none binds the hand-off to tracker truth. Build-eligibility that is never exercised is the same withheld delivery under a different name. ALL of the following hold:</w:t>
+      </w:r>
+    </w:p>
+    <w:p>
+      <w:pPr>
+        <w:pStyle w:val="BodyText"/>
+      </w:pPr>
+      <w:r>
+        <w:rPr>
+          <w:b/>
+          <w:bCs/>
+        </w:rPr>
+        <w:t xml:space="preserve">(D.1) THE DELIVERY UNIT IS THE INCREMENT, NOT THE SPEC.</w:t>
+      </w:r>
+      <w:r>
+        <w:t xml:space="preserve"> </w:t>
+      </w:r>
+      <w:r>
+        <w:t xml:space="preserve">A spec / feature / epic decomposed into phases / stories / tasks (vertical, independently testable slices per the §11.4.148 SLICING extension — Small + Testable) MUST integrate each increment into its INTEGRATION BRANCH — the trunk for</w:t>
+      </w:r>
+      <w:r>
+        <w:t xml:space="preserve"> </w:t>
+      </w:r>
+      <w:r>
+        <w:rPr>
+          <w:rStyle w:val="VerbatimChar"/>
+        </w:rPr>
+        <w:t xml:space="preserve">main</w:t>
+      </w:r>
+      <w:r>
+        <w:t xml:space="preserve">-targeted work, or the</w:t>
+      </w:r>
+      <w:r>
+        <w:t xml:space="preserve"> </w:t>
+      </w:r>
+      <w:r>
+        <w:rPr>
+          <w:rStyle w:val="VerbatimChar"/>
+        </w:rPr>
+        <w:t xml:space="preserve">feat/</w:t>
+      </w:r>
+      <w:r>
+        <w:t xml:space="preserve"> </w:t>
+      </w:r>
+      <w:r>
+        <w:t xml:space="preserve">/</w:t>
+      </w:r>
+      <w:r>
+        <w:t xml:space="preserve"> </w:t>
+      </w:r>
+      <w:r>
+        <w:rPr>
+          <w:rStyle w:val="VerbatimChar"/>
+        </w:rPr>
+        <w:t xml:space="preserve">product/</w:t>
+      </w:r>
+      <w:r>
+        <w:t xml:space="preserve"> </w:t>
+      </w:r>
+      <w:r>
+        <w:t xml:space="preserve">/</w:t>
+      </w:r>
+      <w:r>
+        <w:t xml:space="preserve"> </w:t>
+      </w:r>
+      <w:r>
+        <w:rPr>
+          <w:rStyle w:val="VerbatimChar"/>
+        </w:rPr>
+        <w:t xml:space="preserve">flavor/</w:t>
+      </w:r>
+      <w:r>
+        <w:t xml:space="preserve"> </w:t>
+      </w:r>
+      <w:r>
+        <w:t xml:space="preserve">branch (§11.4.195) the increment actually lives on for branch-scoped work — and make it part of the next QA deliverable (D.3) cut from that branch, the moment THAT increment holds its OWN source-correctness GO per §11.4.235(A)/(D). When an increment exists on MULTIPLE coexisting integration branches — for example both a</w:t>
+      </w:r>
+      <w:r>
+        <w:t xml:space="preserve"> </w:t>
+      </w:r>
+      <w:r>
+        <w:rPr>
+          <w:rStyle w:val="VerbatimChar"/>
+        </w:rPr>
+        <w:t xml:space="preserve">product/*</w:t>
+      </w:r>
+      <w:r>
+        <w:t xml:space="preserve"> </w:t>
+      </w:r>
+      <w:r>
+        <w:t xml:space="preserve">AND a</w:t>
+      </w:r>
+      <w:r>
+        <w:t xml:space="preserve"> </w:t>
+      </w:r>
+      <w:r>
+        <w:rPr>
+          <w:rStyle w:val="VerbatimChar"/>
+        </w:rPr>
+        <w:t xml:space="preserve">flavor/*</w:t>
+      </w:r>
+      <w:r>
+        <w:t xml:space="preserve"> </w:t>
+      </w:r>
+      <w:r>
+        <w:t xml:space="preserve">branch per §11.4.195(A) — EACH branch is independently obligated under (D.3)'s own per-branch cadence: the increment's delivery obligation is evaluated separately per branch it lives on, never as a single ambiguous "the branch". A QA build MAY be cut from a</w:t>
+      </w:r>
+      <w:r>
+        <w:t xml:space="preserve"> </w:t>
+      </w:r>
+      <w:r>
+        <w:rPr>
+          <w:rStyle w:val="VerbatimChar"/>
+        </w:rPr>
+        <w:t xml:space="preserve">feat/</w:t>
+      </w:r>
+      <w:r>
+        <w:t xml:space="preserve"> </w:t>
+      </w:r>
+      <w:r>
+        <w:t xml:space="preserve">/</w:t>
+      </w:r>
+      <w:r>
+        <w:t xml:space="preserve"> </w:t>
+      </w:r>
+      <w:r>
+        <w:rPr>
+          <w:rStyle w:val="VerbatimChar"/>
+        </w:rPr>
+        <w:t xml:space="preserve">product/</w:t>
+      </w:r>
+      <w:r>
+        <w:t xml:space="preserve"> </w:t>
+      </w:r>
+      <w:r>
+        <w:t xml:space="preserve">/</w:t>
+      </w:r>
+      <w:r>
+        <w:t xml:space="preserve"> </w:t>
+      </w:r>
+      <w:r>
+        <w:rPr>
+          <w:rStyle w:val="VerbatimChar"/>
+        </w:rPr>
+        <w:t xml:space="preserve">flavor/</w:t>
+      </w:r>
+      <w:r>
+        <w:t xml:space="preserve"> </w:t>
+      </w:r>
+      <w:r>
+        <w:t xml:space="preserve">branch. For a</w:t>
+      </w:r>
+      <w:r>
+        <w:t xml:space="preserve"> </w:t>
+      </w:r>
+      <w:r>
+        <w:rPr>
+          <w:rStyle w:val="VerbatimChar"/>
+        </w:rPr>
+        <w:t xml:space="preserve">feat/</w:t>
+      </w:r>
+      <w:r>
+        <w:t xml:space="preserve"> </w:t>
+      </w:r>
+      <w:r>
+        <w:t xml:space="preserve">branch that QA build IS the live-manual-testing vehicle §11.4.195(B) requires BEFORE the branch may merge to trunk, so the feature-branch QA build is the PRECURSOR to trunk-landing, never a consequence of it; a</w:t>
+      </w:r>
+      <w:r>
+        <w:t xml:space="preserve"> </w:t>
+      </w:r>
+      <w:r>
+        <w:rPr>
+          <w:rStyle w:val="VerbatimChar"/>
+        </w:rPr>
+        <w:t xml:space="preserve">product/</w:t>
+      </w:r>
+      <w:r>
+        <w:t xml:space="preserve"> </w:t>
+      </w:r>
+      <w:r>
+        <w:t xml:space="preserve">/</w:t>
+      </w:r>
+      <w:r>
+        <w:t xml:space="preserve"> </w:t>
+      </w:r>
+      <w:r>
+        <w:rPr>
+          <w:rStyle w:val="VerbatimChar"/>
+        </w:rPr>
+        <w:t xml:space="preserve">flavor/</w:t>
+      </w:r>
+      <w:r>
+        <w:t xml:space="preserve"> </w:t>
+      </w:r>
+      <w:r>
+        <w:t xml:space="preserve">line, which never merges to trunk the standard way (§11.4.195(C)), receives its cadence builds from its own branch. Clause (D) relaxes neither §11.4.195(B) (no</w:t>
+      </w:r>
+      <w:r>
+        <w:t xml:space="preserve"> </w:t>
+      </w:r>
+      <w:r>
+        <w:rPr>
+          <w:rStyle w:val="VerbatimChar"/>
+        </w:rPr>
+        <w:t xml:space="preserve">feat/</w:t>
+      </w:r>
+      <w:r>
+        <w:t xml:space="preserve"> </w:t>
+      </w:r>
+      <w:r>
+        <w:t xml:space="preserve">merge to trunk before live manual QA) nor §11.4.195(C), and a later merge of the branch to trunk still follows §11.4.195 / §11.4.188. Withholding an already-build-eligible increment solely because OTHER increments of the same spec are unfinished, or because its own or another increment's</w:t>
+      </w:r>
+      <w:r>
+        <w:t xml:space="preserve"> </w:t>
+      </w:r>
+      <w:r>
+        <w:rPr>
+          <w:rStyle w:val="VerbatimChar"/>
+        </w:rPr>
+        <w:t xml:space="preserve">test-instrumentation</w:t>
+      </w:r>
+      <w:r>
+        <w:t xml:space="preserve"> </w:t>
+      </w:r>
+      <w:r>
+        <w:t xml:space="preserve">/</w:t>
+      </w:r>
+      <w:r>
+        <w:t xml:space="preserve"> </w:t>
+      </w:r>
+      <w:r>
+        <w:rPr>
+          <w:rStyle w:val="VerbatimChar"/>
+        </w:rPr>
+        <w:t xml:space="preserve">process-doc</w:t>
+      </w:r>
+      <w:r>
+        <w:t xml:space="preserve"> </w:t>
+      </w:r>
+      <w:r>
+        <w:t xml:space="preserve">loops (§11.4.235(D)) are still open, is a §11.4.230(D) violation. An increment WITHOUT its own source-correctness GO is not deliverable — incremental delivery is never a licence to ship unreviewed or unproven work.</w:t>
+      </w:r>
+    </w:p>
+    <w:p>
+      <w:pPr>
+        <w:pStyle w:val="BodyText"/>
+      </w:pPr>
+      <w:r>
+        <w:rPr>
+          <w:b/>
+          <w:bCs/>
+        </w:rPr>
+        <w:t xml:space="preserve">(D.2) INCOMPLETE-SPEC, SAFE DELIVERABLE.</w:t>
+      </w:r>
+      <w:r>
+        <w:t xml:space="preserve"> </w:t>
+      </w:r>
+      <w:r>
+        <w:t xml:space="preserve">Shipping an increment while its spec is incomplete MUST leave the deliverable correct on every path a user or QA tester can reach: EITHER the increment is a complete, independently valuable vertical slice, OR the unfinished surface is LATENT — unreachable by construction, behind a release toggle (P. Hodgson, "Feature Toggles", martinfowler.com, 2017: "Release Toggles allow incomplete and un-tested codepaths to be shipped to production as latent code which may never be turned on"), or behind branch-by-abstraction (trunkbaseddevelopment.com: a technique "to effect a 'longer to complete' change in the trunk"). A toggle is a PERMITTED mechanism, never a mandated one (consistent with §11.4.265's own statement that it mandates none), and it is inventory with a carrying cost (Hodgson: "Savvy teams view their Feature Toggles as inventory which comes with a carrying cost"): every release toggle carries a tracked §11.4.197 removal item and a consumer-declared expiry (§11.4.35), and a toggle past its expiry is a §11.4.261 finding. A toggle that needs to outlive its expiry — for example because its latent path's (D.4) hardening loop legitimately runs many rounds — is extended ONLY through a §11.4.271 waiver (rostered non-producer authoriser, a new unelapsed expiry, a named tracked item), never by a silent expiry edit, by enabling the still-unproven path, or by deleting finished work. A latent path is NOT an advertised capability (§11.4.266) until it is enabled and proven.</w:t>
+      </w:r>
+    </w:p>
+    <w:p>
+      <w:pPr>
+        <w:pStyle w:val="BodyText"/>
+      </w:pPr>
+      <w:r>
+        <w:rPr>
+          <w:b/>
+          <w:bCs/>
+        </w:rPr>
+        <w:t xml:space="preserve">(D.3) A DECLARED QA-BUILD CADENCE, NOT A ONE-SHOT.</w:t>
+      </w:r>
+      <w:r>
+        <w:t xml:space="preserve"> </w:t>
+      </w:r>
+      <w:r>
+        <w:t xml:space="preserve">Every project declares as DATA (§11.4.35) its QA-build trigger:</w:t>
+      </w:r>
+      <w:r>
+        <w:t xml:space="preserve"> </w:t>
+      </w:r>
+      <w:r>
+        <w:rPr>
+          <w:rStyle w:val="VerbatimChar"/>
+        </w:rPr>
+        <w:t xml:space="preserve">per-increment</w:t>
+      </w:r>
+      <w:r>
+        <w:t xml:space="preserve"> </w:t>
+      </w:r>
+      <w:r>
+        <w:t xml:space="preserve">(each build-eligible increment landing on its integration branch, D.1),</w:t>
+      </w:r>
+      <w:r>
+        <w:t xml:space="preserve"> </w:t>
+      </w:r>
+      <w:r>
+        <w:rPr>
+          <w:rStyle w:val="VerbatimChar"/>
+        </w:rPr>
+        <w:t xml:space="preserve">periodic</w:t>
+      </w:r>
+      <w:r>
+        <w:t xml:space="preserve"> </w:t>
+      </w:r>
+      <w:r>
+        <w:t xml:space="preserve">(a fixed interval — the release-train pattern; SAFe's "Develop on Cadence. Release on Demand" separates the development rhythm from the release decision), or</w:t>
+      </w:r>
+      <w:r>
+        <w:t xml:space="preserve"> </w:t>
+      </w:r>
+      <w:r>
+        <w:rPr>
+          <w:rStyle w:val="VerbatimChar"/>
+        </w:rPr>
+        <w:t xml:space="preserve">whichever-first</w:t>
+      </w:r>
+      <w:r>
+        <w:t xml:space="preserve">; a project that declares nothing gets</w:t>
+      </w:r>
+      <w:r>
+        <w:t xml:space="preserve"> </w:t>
+      </w:r>
+      <w:r>
+        <w:rPr>
+          <w:rStyle w:val="VerbatimChar"/>
+        </w:rPr>
+        <w:t xml:space="preserve">per-increment</w:t>
+      </w:r>
+      <w:r>
+        <w:t xml:space="preserve">, the safe default (§11.4.101). A</w:t>
+      </w:r>
+      <w:r>
+        <w:t xml:space="preserve"> </w:t>
+      </w:r>
+      <w:r>
+        <w:rPr>
+          <w:rStyle w:val="VerbatimChar"/>
+        </w:rPr>
+        <w:t xml:space="preserve">periodic</w:t>
+      </w:r>
+      <w:r>
+        <w:t xml:space="preserve"> </w:t>
+      </w:r>
+      <w:r>
+        <w:t xml:space="preserve">or</w:t>
+      </w:r>
+      <w:r>
+        <w:t xml:space="preserve"> </w:t>
+      </w:r>
+      <w:r>
+        <w:rPr>
+          <w:rStyle w:val="VerbatimChar"/>
+        </w:rPr>
+        <w:t xml:space="preserve">whichever-first</w:t>
+      </w:r>
+      <w:r>
+        <w:t xml:space="preserve"> </w:t>
+      </w:r>
+      <w:r>
+        <w:t xml:space="preserve">interval MUST be recorded as DATA together with its written justification (§11.4.35) and stated in every QA hand-off record (D.5), so an interval long enough to defeat this clause is visible rather than silent; this clause sets no numeric maximum — any such cap is an operator decision (§11.4.66). Whenever an integration branch (D.1) holds build-eligible content not yet in a QA build cut from that branch and the declared trigger has fired, a QA deliverable MUST be cut from that branch and handed to QA for ongoing manual testing (§11.4.185). Builds COALESCE: a QA build already in flight covers every increment that had landed on its branch before that build started, and increments landing WHILE it is in flight roll into the NEXT build rather than each demanding a fresh one — the obligation is that eligible content never waits past the next build, not one build per increment. A build that FAILS, or is REFUSED at §11.4.236, covers NOTHING — its increments roll into the next build. "Completed" in this clause and in its two amended gate contracts (D's recommended gates, below) means HANDED TO QA: a build provides coverage only once it has genuinely been handed to QA for manual testing, never merely once the build process itself exits successfully. Each such deliverable is a §11.4.235(B) cycle boundary with its own monotonic version increment (§11.4.151), passing §11.4.236 readiness on its own candidate fingerprint, and built once then promoted (§11.4.264). The §11.4.236 "mandated validation" for a cadence build is AT MINIMUM the source-correctness GO plus the pre/post-build gates of §11.4.235(A), PLUS every operator-declared blocker bound to the QA-deploy seam per §11.4.236 and any §11.4.239 critical-invariant scenarios the increment touches — NOT the open background-hardening backlog, which by §11.4.235(A) never gates a build. "Deliverable" is project-defined DATA (§11.4.35): a binary, a container, a device image — or, for a dev-tooling / governance feature, the feature's own demonstrable, testable state at a fingerprinted commit; no artifact form is implied by this clause.</w:t>
+      </w:r>
+    </w:p>
+    <w:p>
+      <w:pPr>
+        <w:pStyle w:val="BodyText"/>
+      </w:pPr>
+      <w:r>
+        <w:rPr>
+          <w:b/>
+          <w:bCs/>
+        </w:rPr>
+        <w:t xml:space="preserve">(D.4) CONTINUOUS BACKGROUND HARDENING THAT NEVER BLOCKS THE NEXT INCREMENT.</w:t>
+      </w:r>
+      <w:r>
+        <w:t xml:space="preserve"> </w:t>
+      </w:r>
+      <w:r>
+        <w:t xml:space="preserve">Test-instrumentation hardening, gate / check / mutation authoring, polishing, and the fixes for QA-reported findings on ALREADY-delivered increments run as standing background streams (§11.4.103 / §11.4.192 / clause (C)), each a tracked item (§11.4.197) driven to its own zero-finding GO (§11.4.134 — not relaxed), landing on its integration branch (D.1) as it reaches GO and riding the NEXT cadence build cut from that branch. They never gate a LATER increment's build-eligibility, with two exceptions that follow from existing anchors rather than relax them: an open</w:t>
+      </w:r>
+      <w:r>
+        <w:t xml:space="preserve"> </w:t>
+      </w:r>
+      <w:r>
+        <w:rPr>
+          <w:rStyle w:val="VerbatimChar"/>
+        </w:rPr>
+        <w:t xml:space="preserve">source-defect</w:t>
+      </w:r>
+      <w:r>
+        <w:t xml:space="preserve"> </w:t>
+      </w:r>
+      <w:r>
+        <w:t xml:space="preserve">finding (§11.4.235(D)) in code the later increment touches or depends on is a</w:t>
+      </w:r>
+      <w:r>
+        <w:t xml:space="preserve"> </w:t>
+      </w:r>
+      <w:r>
+        <w:rPr>
+          <w:rStyle w:val="VerbatimChar"/>
+        </w:rPr>
+        <w:t xml:space="preserve">source-defect</w:t>
+      </w:r>
+      <w:r>
+        <w:t xml:space="preserve"> </w:t>
+      </w:r>
+      <w:r>
+        <w:t xml:space="preserve">of that later increment too; and a huge blocker still triggers §11.4.129 STOP → fix-all → full restart.</w:t>
+      </w:r>
+    </w:p>
+    <w:p>
+      <w:pPr>
+        <w:pStyle w:val="BodyText"/>
+      </w:pPr>
+      <w:r>
+        <w:rPr>
+          <w:b/>
+          <w:bCs/>
+        </w:rPr>
+        <w:t xml:space="preserve">(D.5) NEVER-STALE TRACKING IS A PRECONDITION OF EVERY HAND-OFF, NOT AN AFTERTHOUGHT.</w:t>
+      </w:r>
+      <w:r>
+        <w:t xml:space="preserve"> </w:t>
+      </w:r>
+      <w:r>
+        <w:t xml:space="preserve">With many increments and many background streams in flight at once, the existing sync machinery — §11.4.106(F) write-seam doc/DB sync, §11.4.229 live tracker, §11.4.202 / §11.4.208 / §11.4.210 intake and request history, §11.4.148 item integrity, §11.4.197 completion — applies at EVERY increment landing and EVERY cadence build (cited, not restated). Each QA hand-off records the deliverable's fingerprint and the exact set of tracked items it contains; a hand-off whose tracker or documents disagree with the deliverable (an item marked done whose fix is not in that build, or a fix in the build that no item records) is a §11.4 PASS-bluff at the delivery layer.</w:t>
+      </w:r>
+    </w:p>
+    <w:p>
+      <w:pPr>
+        <w:pStyle w:val="BodyText"/>
+      </w:pPr>
+      <w:r>
+        <w:rPr>
+          <w:b/>
+          <w:bCs/>
+        </w:rPr>
+        <w:t xml:space="preserve">(D.6) QA FINDINGS ON EARLY INCREMENTS ARE STILL COVERAGE ESCAPES.</w:t>
+      </w:r>
+      <w:r>
+        <w:t xml:space="preserve"> </w:t>
+      </w:r>
+      <w:r>
+        <w:t xml:space="preserve">Earlier, more frequent QA builds surface defects earlier; they do NOT make manual QA the discovery mechanism. Every defect manual QA finds on an increment build triggers the §11.4.238(C) coverage-escape audit and a new automated check, exactly as for a release candidate.</w:t>
+      </w:r>
+    </w:p>
+    <w:p>
+      <w:pPr>
+        <w:pStyle w:val="BodyText"/>
+      </w:pPr>
+      <w:r>
+        <w:rPr>
+          <w:b/>
+          <w:bCs/>
+        </w:rPr>
+        <w:t xml:space="preserve">(D) honest boundary, research grounding, and gates.</w:t>
+      </w:r>
+      <w:r>
+        <w:t xml:space="preserve"> </w:t>
+      </w:r>
+      <w:r>
+        <w:t xml:space="preserve">Honest boundary (§11.4.6): clause (D) changes WHEN and HOW OFTEN proven-correct work reaches QA; it does NOT change what gates a release candidate. It does not weaken §11.4.129 (huge-blocker full restart), §11.4.40 (full-suite retest before a release TAG — a cadence QA build is not a tag), §11.4.185 (manual-QA-final terminal gate for a release), §11.4.236 (readiness verdict per candidate), §11.4.264 / §11.4.265 (build once and promote; progressive delivery), §11.4.134 (every finding of every layer still driven to GO), or §11.4.235(D)'s conservative-safe default (an unclassifiable finding is a</w:t>
+      </w:r>
+      <w:r>
+        <w:t xml:space="preserve"> </w:t>
+      </w:r>
+      <w:r>
+        <w:rPr>
+          <w:rStyle w:val="VerbatimChar"/>
+        </w:rPr>
+        <w:t xml:space="preserve">source-defect</w:t>
+      </w:r>
+      <w:r>
+        <w:t xml:space="preserve"> </w:t>
+      </w:r>
+      <w:r>
+        <w:t xml:space="preserve">and does block). It does not prove any increment correct — that stays §11.4.108 / §11.4.235. Research grounding, stated honestly: DORA's "Working in small batches" capability (dora.dev) — "break them down into work units that can be completed independently and in short timeframes", with dark launching / feature toggles named as the way to deploy incomplete features hidden from users; Hodgson's toggle taxonomy and toggle-as-inventory discipline (quoted in D.2); branch-by-abstraction (quoted in D.2); SAFe's "Develop on Cadence. Release on Demand" (D.3); and GitHub Next's 2026 "Continuous AI" / Agentic Workflows technical preview, which its principal researcher calls "the agentic evolution of continuous integration" — scheduled or event-triggered agent loops for recurring work such as CI-failure investigation and documentation-drift fixing, cited here only as industry direction for (D.4)/(D.5), not as an adopted mechanism. No single published methodology was found that combines per-increment QA delivery with continuously running agent hardening streams; that composition is this clause's own synthesis, not a claim of prior art. Classification: universal (§11.4.17) — consumers supply the cadence trigger, interval, toggle mechanism and expiry policy, and the deliverable form as DATA per §11.4.35. Composes §11.4.101 / §11.4.103 / §11.4.106(F) / §11.4.129 / §11.4.134 / §11.4.148 / §11.4.151 / §11.4.185 / §11.4.188 / §11.4.192 / §11.4.195 / §11.4.197 / §11.4.202 / §11.4.208 / §11.4.210 / §11.4.229 / §11.4.235(A)(B)(D) / §11.4.236 / §11.4.238 / §11.4.239 / §11.4.261 / §11.4.264 / §11.4.265 / §11.4.266 / §11.4.271. Recommended gates</w:t>
+      </w:r>
+      <w:r>
+        <w:t xml:space="preserve"> </w:t>
+      </w:r>
+      <w:r>
+        <w:rPr>
+          <w:rStyle w:val="VerbatimChar"/>
+        </w:rPr>
+        <w:t xml:space="preserve">CM-INCREMENT-DELIVERED-NOT-SPEC-WITHHELD</w:t>
+      </w:r>
+      <w:r>
+        <w:t xml:space="preserve"> </w:t>
+      </w:r>
+      <w:r>
+        <w:t xml:space="preserve">(FAIL: an increment holding its source-correctness GO is absent from every completed-and-handed-to-QA or in-flight QA build from its integration branch (D.1) after the declared trigger fired while no build from that branch is in flight — coalescing per (D.3) so an increment waiting on an in-flight build's successor is never a FAIL, and a build that FAILED or was REFUSED at §11.4.236 counts as NEITHER completed NOR in-flight so it provides no coverage and the increment rolls to the next build; FAIL, the §11.4.201(1) dual guard: an increment WITHOUT that GO appears in a QA build) +</w:t>
+      </w:r>
+      <w:r>
+        <w:t xml:space="preserve"> </w:t>
+      </w:r>
+      <w:r>
+        <w:rPr>
+          <w:rStyle w:val="VerbatimChar"/>
+        </w:rPr>
+        <w:t xml:space="preserve">CM-QA-BUILD-CADENCE-DECLARED</w:t>
+      </w:r>
+      <w:r>
+        <w:t xml:space="preserve"> </w:t>
+      </w:r>
+      <w:r>
+        <w:t xml:space="preserve">(FAIL: an integration branch (D.1) holds build-eligible content that no completed-and-handed-to-QA or in-flight QA build from that branch covers, the declared trigger has fired, and no QA build from that branch is in flight; coalescing per (D.3) — a build in flight covers every increment that landed before it started and later increments roll into the NEXT build, so an in-flight build is never a FAIL and the gate never demands one build per increment; a build that FAILED or was REFUSED at §11.4.236 covers NOTHING and does not satisfy this gate; FAIL also: a</w:t>
+      </w:r>
+      <w:r>
+        <w:t xml:space="preserve"> </w:t>
+      </w:r>
+      <w:r>
+        <w:rPr>
+          <w:rStyle w:val="VerbatimChar"/>
+        </w:rPr>
+        <w:t xml:space="preserve">periodic</w:t>
+      </w:r>
+      <w:r>
+        <w:t xml:space="preserve"> </w:t>
+      </w:r>
+      <w:r>
+        <w:t xml:space="preserve">/</w:t>
+      </w:r>
+      <w:r>
+        <w:t xml:space="preserve"> </w:t>
+      </w:r>
+      <w:r>
+        <w:rPr>
+          <w:rStyle w:val="VerbatimChar"/>
+        </w:rPr>
+        <w:t xml:space="preserve">whichever-first</w:t>
+      </w:r>
+      <w:r>
+        <w:t xml:space="preserve"> </w:t>
+      </w:r>
+      <w:r>
+        <w:t xml:space="preserve">interval with no recorded justification; an absent declaration resolves to</w:t>
+      </w:r>
+      <w:r>
+        <w:t xml:space="preserve"> </w:t>
+      </w:r>
+      <w:r>
+        <w:rPr>
+          <w:rStyle w:val="VerbatimChar"/>
+        </w:rPr>
+        <w:t xml:space="preserve">per-increment</w:t>
+      </w:r>
+      <w:r>
+        <w:t xml:space="preserve">, never to "no cadence") +</w:t>
+      </w:r>
+      <w:r>
+        <w:t xml:space="preserve"> </w:t>
+      </w:r>
+      <w:r>
+        <w:rPr>
+          <w:rStyle w:val="VerbatimChar"/>
+        </w:rPr>
+        <w:t xml:space="preserve">CM-RELEASE-TOGGLE-TRACKED-EXPIRY</w:t>
+      </w:r>
+      <w:r>
+        <w:t xml:space="preserve"> </w:t>
+      </w:r>
+      <w:r>
+        <w:t xml:space="preserve">(FAIL: a release toggle with no tracked removal item or no expiry, or past its expiry) +</w:t>
+      </w:r>
+      <w:r>
+        <w:t xml:space="preserve"> </w:t>
+      </w:r>
+      <w:r>
+        <w:rPr>
+          <w:rStyle w:val="VerbatimChar"/>
+        </w:rPr>
+        <w:t xml:space="preserve">CM-QA-HANDOFF-TRACKER-IN-SYNC</w:t>
+      </w:r>
+      <w:r>
+        <w:t xml:space="preserve"> </w:t>
+      </w:r>
+      <w:r>
+        <w:t xml:space="preserve">(FAIL: a hand-off record whose item set disagrees with the deliverable's contents) + paired §1.1 mutations (withhold an eligible increment until spec completion; ship an increment lacking its GO; delete the cadence declaration and assert a "no cadence" reading; add a toggle with no expiry; mark an item done whose fix is absent from the build → each gate MUST FAIL; golden-FALSE: an increment shipped on the first trigger after its GO, behind a tracked unexpired toggle, with a matching hand-off record → none fires). Gate-code = separate work item, NOT claimed shipped (§11.4.6 / §11.4.227); the four gates are registered as tracked deferrals in</w:t>
+      </w:r>
+      <w:r>
+        <w:t xml:space="preserve"> </w:t>
+      </w:r>
+      <w:r>
+        <w:rPr>
+          <w:rStyle w:val="VerbatimChar"/>
+        </w:rPr>
+        <w:t xml:space="preserve">constitution/scripts/gates/gate_ledger_deferrals.tsv</w:t>
+      </w:r>
+      <w:r>
+        <w:t xml:space="preserve">. No escape hatch — no</w:t>
+      </w:r>
+      <w:r>
+        <w:t xml:space="preserve"> </w:t>
+      </w:r>
+      <w:r>
+        <w:rPr>
+          <w:rStyle w:val="VerbatimChar"/>
+        </w:rPr>
+        <w:t xml:space="preserve">--withhold-until-spec-complete</w:t>
+      </w:r>
+      <w:r>
+        <w:t xml:space="preserve">,</w:t>
+      </w:r>
+      <w:r>
+        <w:t xml:space="preserve"> </w:t>
+      </w:r>
+      <w:r>
+        <w:rPr>
+          <w:rStyle w:val="VerbatimChar"/>
+        </w:rPr>
+        <w:t xml:space="preserve">--hardening-gates-next-increment</w:t>
+      </w:r>
+      <w:r>
+        <w:t xml:space="preserve">,</w:t>
+      </w:r>
+      <w:r>
+        <w:t xml:space="preserve"> </w:t>
+      </w:r>
+      <w:r>
+        <w:rPr>
+          <w:rStyle w:val="VerbatimChar"/>
+        </w:rPr>
+        <w:t xml:space="preserve">--no-qa-cadence</w:t>
+      </w:r>
+      <w:r>
+        <w:t xml:space="preserve">,</w:t>
+      </w:r>
+      <w:r>
+        <w:t xml:space="preserve"> </w:t>
+      </w:r>
+      <w:r>
+        <w:rPr>
+          <w:rStyle w:val="VerbatimChar"/>
+        </w:rPr>
+        <w:t xml:space="preserve">--untracked-release-toggle</w:t>
+      </w:r>
+      <w:r>
+        <w:t xml:space="preserve">,</w:t>
+      </w:r>
+      <w:r>
+        <w:t xml:space="preserve"> </w:t>
+      </w:r>
+      <w:r>
+        <w:rPr>
+          <w:rStyle w:val="VerbatimChar"/>
+        </w:rPr>
+        <w:t xml:space="preserve">--stale-tracker-at-handoff</w:t>
+      </w:r>
+      <w:r>
+        <w:t xml:space="preserve">,</w:t>
+      </w:r>
+      <w:r>
+        <w:t xml:space="preserve"> </w:t>
+      </w:r>
+      <w:r>
+        <w:rPr>
+          <w:rStyle w:val="VerbatimChar"/>
+        </w:rPr>
+        <w:t xml:space="preserve">--manual-qa-as-discovery</w:t>
+      </w:r>
+      <w:r>
+        <w:t xml:space="preserve"> </w:t>
+      </w:r>
+      <w:r>
+        <w:t xml:space="preserve">flag.</w:t>
+      </w:r>
+    </w:p>
+    <w:p>
+      <w:pPr>
+        <w:pStyle w:val="BodyText"/>
+      </w:pPr>
+      <w:r>
+        <w:rPr>
+          <w:i/>
+          <w:iCs/>
+        </w:rPr>
+        <w:t xml:space="preserve">(Process note for future extenders: §11.4.230's next free clause letter is (E); never reuse (A)–(D).)</w:t>
       </w:r>
     </w:p>
     <w:p>
@@ -6101,7 +6819,10 @@
         <w:t xml:space="preserve">effort</w:t>
       </w:r>
       <w:r>
-        <w:t xml:space="preserve">, ALWAYS — no Fable, no fallback model; genuine Opus-unavailability BLOCKS the review, NEVER a lower tier, another model, or a lower effort) and §11.4.211 (every main→feature/product/flavor merge-CONFLICT resolution runs on the SAME Opus-xhigh substrate, blocked — never substituted — on unavailability). Those two anchors are STRICTER, SCOPE-SPECIFIC pins that this anchor's general ladder does not reach — review and merge-conflict-resolution are NOT eligible for sonnet/opus-by-complexity dispatch; they run on their pinned substrate ALWAYS, regardless of how "simple" the reviewed change or the conflict appears. A review or merge-conflict resolution dispatched on anything other than the §11.4.209/§11.4.211 Opus-xhigh pin is a violation of THOSE anchors, not a valid application of §11.4.231's general ladder.</w:t>
+        <w:t xml:space="preserve"> </w:t>
+      </w:r>
+      <w:r>
+        <w:t xml:space="preserve">as PRIMARY substrate, with a genuine-unavailability SONNET fallback, amended 2026-10-04 — no Fable, no Haiku, no other fallback model; BLOCKED only when BOTH Opus and Sonnet are genuinely unavailable, NEVER a lower tier or any other model) and §11.4.211 (every main→feature/product/flavor merge-CONFLICT resolution runs on the SAME Opus-xhigh-primary-plus-Sonnet-fallback substrate, blocked only when both Opus and Sonnet are genuinely unavailable). Those two anchors are STRICTER, SCOPE-SPECIFIC pins that this anchor's general ladder does not reach — review and merge-conflict-resolution are NOT eligible for sonnet/opus-by-complexity dispatch; they run on their pinned substrate ALWAYS, regardless of how "simple" the reviewed change or the conflict appears. A review or merge-conflict resolution dispatched on anything other than the §11.4.209/§11.4.211 Opus-xhigh-primary-plus-sanctioned-Sonnet-fallback substrate (amended 2026-10-04) is a violation of THOSE anchors, not a valid application of §11.4.231's general ladder.</w:t>
       </w:r>
     </w:p>
     <w:p>
@@ -6385,7 +7106,7 @@
         <w:t xml:space="preserve"> </w:t>
       </w:r>
       <w:r>
-        <w:t xml:space="preserve">effort on Opus (no fallback model), and this general effort ladder NEVER tiers those two scopes below</w:t>
+        <w:t xml:space="preserve">effort on Opus as PRIMARY substrate (or, on a captured genuine Opus-unavailability FACT, on the §11.4.209/§11.4.211 sanctioned Sonnet fallback, amended 2026-10-04 — Fable and Haiku remain forbidden in every role), and this general effort ladder NEVER tiers those two scopes below</w:t>
       </w:r>
       <w:r>
         <w:t xml:space="preserve"> </w:t>
@@ -6400,7 +7121,7 @@
         <w:t xml:space="preserve"> </w:t>
       </w:r>
       <w:r>
-        <w:t xml:space="preserve">regardless of how "simple" the reviewed change or the conflict appears — a review / merge-conflict resolution run below</w:t>
+        <w:t xml:space="preserve">where the dispatch path can set it, regardless of how "simple" the reviewed change or the conflict appears — a review / merge-conflict resolution run below</w:t>
       </w:r>
       <w:r>
         <w:t xml:space="preserve"> </w:t>
@@ -6415,7 +7136,7 @@
         <w:t xml:space="preserve"> </w:t>
       </w:r>
       <w:r>
-        <w:t xml:space="preserve">is a §11.4.209 / §11.4.211 violation, not a valid application of this ladder. (F.4) HONEST BOUNDARY (§11.4.6) — "lightest capable effort" is a CONJUNCTION, not a discount: an effort setting that yields a shallow / guessed / under-verified result is UNDER-POWERED, a FALSE ECONOMY, and a §11.4 violation of PASS-bluff severity, exactly as an under-powered MODEL tier is per clause (D); capability determinations are evidence-based, never guessed (§11.4.6).</w:t>
+        <w:t xml:space="preserve">on a path that COULD set it, or run on a model other than Opus or the sanctioned Sonnet fallback, is a §11.4.209 / §11.4.211 violation, not a valid application of this ladder. (F.4) HONEST BOUNDARY (§11.4.6) — "lightest capable effort" is a CONJUNCTION, not a discount: an effort setting that yields a shallow / guessed / under-verified result is UNDER-POWERED, a FALSE ECONOMY, and a §11.4 violation of PASS-bluff severity, exactly as an under-powered MODEL tier is per clause (D); capability determinations are evidence-based, never guessed (§11.4.6).</w:t>
       </w:r>
     </w:p>
     <w:p>

--- a/groups/multi-track-and-parallelism.docx
+++ b/groups/multi-track-and-parallelism.docx
@@ -5117,13 +5117,13 @@
         </w:pict>
       </w:r>
     </w:p>
-    <w:bookmarkStart w:id="12" w:name="Xab4c515fec0d20112db80671910c40fee766fa2"/>
+    <w:bookmarkStart w:id="12" w:name="X334687a8c6d1c8355c2082f435a95642957f59a"/>
     <w:p>
       <w:pPr>
         <w:pStyle w:val="Heading3"/>
       </w:pPr>
       <w:r>
-        <w:t xml:space="preserve">§11.4.230 — Parallelized-pipeline methodology: build↔validate overlap + affected-stages-only re-run + parallel multi-device testing/recording + fan-out-subagents-always (research-derived, 2026-07-26)</w:t>
+        <w:t xml:space="preserve">§11.4.230 — Parallelized-pipeline methodology: build↔validate overlap + affected-stages-only re-run + parallel multi-device testing/recording + fan-out-subagents-always + incremental delivery granularity with a declared QA-build cadence + a quick visible first deliverable with a hardening status and ledger tracked to production readiness (research-derived, 2026-07-26; clause (D) added 2026-10-04; clause (E) added 2026-10-12)</w:t>
       </w:r>
     </w:p>
     <w:p>
@@ -5131,7 +5131,7 @@
         <w:pStyle w:val="FirstParagraph"/>
       </w:pPr>
       <w:r>
-        <w:t xml:space="preserve">Forensic motivation (genericised): the sequential pipeline shape — build FULLY completes → THEN validation begins → on ANY discovery, restart the WHOLE cycle from scratch → all devices tested one-at-a-time — serialises the operator's wall-clock onto build latency + one-device-at-a-time evidence gathering, so a multi-hour containerised build followed by serial per-device validation and a from-scratch restart-on-discovery makes time-to-a-manual-QA-capable-release a multiple of what the genuinely-parallel work requires. §11.4.58's PWU pipeline already overlaps Stage 1 of round N+1 with Stages 4–5 of round N; §11.4.89 already backgrounds long tests; §11.4.103 already mandates ≥3 auto-backfilled parallel streams; §11.4.119 already partitions shared hardware by single-owner; §11.4.128/§11.4.144 already mandate always-on recording + availability-following. §11.4.230 BINDS those into one operating discipline and adds the three invariants they did not each state on their own: (A) the build↔validate CONCURRENCY seam + affected-stages-only re-run-on-discovery, (B) all-devices-concurrent + worker-pool recording/processing, (C) fan-out-subagents as the standing default. It is the parallelization capstone the way §11.4.103 is the continuous-parallel-stream capstone — a strengthening bind, never a weakening.</w:t>
+        <w:t xml:space="preserve">Forensic motivation (genericised): the sequential pipeline shape — build FULLY completes → THEN validation begins → on ANY discovery, restart the WHOLE cycle from scratch → all devices tested one-at-a-time — serialises the operator's wall-clock onto build latency + one-device-at-a-time evidence gathering, so a multi-hour containerised build followed by serial per-device validation and a from-scratch restart-on-discovery makes time-to-a-manual-QA-capable-release a multiple of what the genuinely-parallel work requires. §11.4.58's PWU pipeline already overlaps Stage 1 of round N+1 with Stages 4–5 of round N; §11.4.89 already backgrounds long tests; §11.4.103 already mandates ≥3 auto-backfilled parallel streams; §11.4.119 already partitions shared hardware by single-owner; §11.4.128/§11.4.144 already mandate always-on recording + availability-following. §11.4.230 BINDS those into one operating discipline and adds the five invariants they did not each state on their own: (A) the build↔validate CONCURRENCY seam + affected-stages-only re-run-on-discovery, (B) all-devices-concurrent + worker-pool recording/processing, (C) fan-out-subagents as the standing default, (D) incremental delivery granularity + a declared QA-build cadence (added 2026-10-04), (E) a quick visible first deliverable ordered first on the critical path + a machine-computed per-deliverable hardening status and ledger tracked to production readiness (added 2026-10-12). It is the parallelization capstone the way §11.4.103 is the continuous-parallel-stream capstone — a strengthening bind, never a weakening.</w:t>
       </w:r>
     </w:p>
     <w:p>
@@ -5290,6 +5290,5045 @@
       </w:r>
       <w:r>
         <w:t xml:space="preserve">thread headroom; (4) §11.4.58 ≤6 concurrent-agent cap; (5) §11.4.119 single-resource-owner (two subagents may not both drive one exclusive device); (6) critical-state sequencing (commits/pushes/tags stay serial per §11.4.88/§11.4.113). The bar is maximum USEFUL parallel throughput, never agent count; fan-out that exceeds a host-safety ceiling or contends a single resource is a violation, not compliance.</w:t>
+      </w:r>
+    </w:p>
+    <w:p>
+      <w:pPr>
+        <w:pStyle w:val="BodyText"/>
+      </w:pPr>
+      <w:r>
+        <w:rPr>
+          <w:b/>
+          <w:bCs/>
+        </w:rPr>
+        <w:t xml:space="preserve">(D) INCREMENTAL DELIVERY GRANULARITY + DECLARED QA-BUILD CADENCE — a long-running spec/feature ships every already-proven-correct increment as it clears its own bar, never withholding delivery until the WHOLE spec/feature is done (operator mandate, 2026-10-04,</w:t>
+      </w:r>
+      <w:r>
+        <w:rPr>
+          <w:b/>
+          <w:bCs/>
+        </w:rPr>
+        <w:t xml:space="preserve"> </w:t>
+      </w:r>
+      <w:r>
+        <w:rPr>
+          <w:rStyle w:val="VerbatimChar"/>
+          <w:b/>
+          <w:bCs/>
+        </w:rPr>
+        <w:t xml:space="preserve">CRITICAL</w:t>
+      </w:r>
+      <w:r>
+        <w:rPr>
+          <w:b/>
+          <w:bCs/>
+        </w:rPr>
+        <w:t xml:space="preserve">; research-derived; added 2026-10-04).</w:t>
+      </w:r>
+      <w:r>
+        <w:t xml:space="preserve"> </w:t>
+      </w:r>
+      <w:r>
+        <w:t xml:space="preserve">Verbatim operator mandate (2026-10-04): "All work we do, especially SpecKit specs, gets incorporated right away. Fully deterministic validation/verification tests of all supported test types relying on machine-produced evidence get incorporated too, aiming to cover everything critical. All intensive testing (gates, checks, fixing, polishing) keeps running in BACKGROUND continuously until fully done. IN PARALLEL we keep building specs one by one, phase by phase, story by story, task by task. We get fast delivery results and AS SOON AS POSSIBLE builds that can be handed to QA teams for manual testing RIGHT AWAY, while in parallel all testing/fixing/polishing/improvement continues exactly as it would anyway. We do NOT wait for all of that to finish first — that can take days [...]. QA reports discovered issues; background agents keep working until everything is absolutely flawless. As background work progresses and fixes/improvements land in the main codebase, we keep producing REGULAR builds periodically delivered to QA teams for ongoing full manual testing. It is critical that background agents keep ALL workable items, documentation, and other materials in sync so nothing ever goes out of date." Forensic anchor (genericised, FACT): in one consuming project a multi-phase spec had RED tests drafted for every phase and many source slices independently reviewed to a source-correctness GO, yet nothing reached QA for days, because delivery was implicitly held at the WHOLE-SPEC boundary while ONE slice's iterate-to-GO review loop ran past forty rounds — the finished, proven work of every other slice sat undelivered. The GAP this clause closes, stated precisely so it is not restated elsewhere (§11.4.227): clause (A) overlaps validation with the build of ONE candidate; §11.4.235(A) makes a batch build-eligible on source-correctness alone; §11.4.235(D) makes that eligibility PER SLICE inside a batched review — but none of them obliges an ELIGIBLE increment to actually be DELIVERED before the rest of its spec completes, none sets a delivery CADENCE, none says how an incomplete spec stays safe to ship, and none binds the hand-off to tracker truth. Build-eligibility that is never exercised is the same withheld delivery under a different name. ALL of the following hold:</w:t>
+      </w:r>
+    </w:p>
+    <w:p>
+      <w:pPr>
+        <w:pStyle w:val="BodyText"/>
+      </w:pPr>
+      <w:r>
+        <w:rPr>
+          <w:b/>
+          <w:bCs/>
+        </w:rPr>
+        <w:t xml:space="preserve">(D.1) THE DELIVERY UNIT IS THE INCREMENT, NOT THE SPEC.</w:t>
+      </w:r>
+      <w:r>
+        <w:t xml:space="preserve"> </w:t>
+      </w:r>
+      <w:r>
+        <w:t xml:space="preserve">A spec / feature / epic decomposed into phases / stories / tasks (vertical, independently testable slices per the §11.4.148 SLICING extension — Small + Testable) MUST integrate each increment into its INTEGRATION BRANCH — the trunk for</w:t>
+      </w:r>
+      <w:r>
+        <w:t xml:space="preserve"> </w:t>
+      </w:r>
+      <w:r>
+        <w:rPr>
+          <w:rStyle w:val="VerbatimChar"/>
+        </w:rPr>
+        <w:t xml:space="preserve">main</w:t>
+      </w:r>
+      <w:r>
+        <w:t xml:space="preserve">-targeted work, or the</w:t>
+      </w:r>
+      <w:r>
+        <w:t xml:space="preserve"> </w:t>
+      </w:r>
+      <w:r>
+        <w:rPr>
+          <w:rStyle w:val="VerbatimChar"/>
+        </w:rPr>
+        <w:t xml:space="preserve">feat/</w:t>
+      </w:r>
+      <w:r>
+        <w:t xml:space="preserve"> </w:t>
+      </w:r>
+      <w:r>
+        <w:t xml:space="preserve">/</w:t>
+      </w:r>
+      <w:r>
+        <w:t xml:space="preserve"> </w:t>
+      </w:r>
+      <w:r>
+        <w:rPr>
+          <w:rStyle w:val="VerbatimChar"/>
+        </w:rPr>
+        <w:t xml:space="preserve">product/</w:t>
+      </w:r>
+      <w:r>
+        <w:t xml:space="preserve"> </w:t>
+      </w:r>
+      <w:r>
+        <w:t xml:space="preserve">/</w:t>
+      </w:r>
+      <w:r>
+        <w:t xml:space="preserve"> </w:t>
+      </w:r>
+      <w:r>
+        <w:rPr>
+          <w:rStyle w:val="VerbatimChar"/>
+        </w:rPr>
+        <w:t xml:space="preserve">flavor/</w:t>
+      </w:r>
+      <w:r>
+        <w:t xml:space="preserve"> </w:t>
+      </w:r>
+      <w:r>
+        <w:t xml:space="preserve">branch (§11.4.195) the increment actually lives on for branch-scoped work — and make it part of the next QA deliverable (D.3) cut from that branch, the moment THAT increment holds its OWN source-correctness GO per §11.4.235(A)/(D). When an increment exists on MULTIPLE coexisting integration branches — for example both a</w:t>
+      </w:r>
+      <w:r>
+        <w:t xml:space="preserve"> </w:t>
+      </w:r>
+      <w:r>
+        <w:rPr>
+          <w:rStyle w:val="VerbatimChar"/>
+        </w:rPr>
+        <w:t xml:space="preserve">product/*</w:t>
+      </w:r>
+      <w:r>
+        <w:t xml:space="preserve"> </w:t>
+      </w:r>
+      <w:r>
+        <w:t xml:space="preserve">AND a</w:t>
+      </w:r>
+      <w:r>
+        <w:t xml:space="preserve"> </w:t>
+      </w:r>
+      <w:r>
+        <w:rPr>
+          <w:rStyle w:val="VerbatimChar"/>
+        </w:rPr>
+        <w:t xml:space="preserve">flavor/*</w:t>
+      </w:r>
+      <w:r>
+        <w:t xml:space="preserve"> </w:t>
+      </w:r>
+      <w:r>
+        <w:t xml:space="preserve">branch per §11.4.195(A) — EACH branch is independently obligated under (D.3)'s own per-branch cadence: the increment's delivery obligation is evaluated separately per branch it lives on, never as a single ambiguous "the branch". A QA build MAY be cut from a</w:t>
+      </w:r>
+      <w:r>
+        <w:t xml:space="preserve"> </w:t>
+      </w:r>
+      <w:r>
+        <w:rPr>
+          <w:rStyle w:val="VerbatimChar"/>
+        </w:rPr>
+        <w:t xml:space="preserve">feat/</w:t>
+      </w:r>
+      <w:r>
+        <w:t xml:space="preserve"> </w:t>
+      </w:r>
+      <w:r>
+        <w:t xml:space="preserve">/</w:t>
+      </w:r>
+      <w:r>
+        <w:t xml:space="preserve"> </w:t>
+      </w:r>
+      <w:r>
+        <w:rPr>
+          <w:rStyle w:val="VerbatimChar"/>
+        </w:rPr>
+        <w:t xml:space="preserve">product/</w:t>
+      </w:r>
+      <w:r>
+        <w:t xml:space="preserve"> </w:t>
+      </w:r>
+      <w:r>
+        <w:t xml:space="preserve">/</w:t>
+      </w:r>
+      <w:r>
+        <w:t xml:space="preserve"> </w:t>
+      </w:r>
+      <w:r>
+        <w:rPr>
+          <w:rStyle w:val="VerbatimChar"/>
+        </w:rPr>
+        <w:t xml:space="preserve">flavor/</w:t>
+      </w:r>
+      <w:r>
+        <w:t xml:space="preserve"> </w:t>
+      </w:r>
+      <w:r>
+        <w:t xml:space="preserve">branch. For a</w:t>
+      </w:r>
+      <w:r>
+        <w:t xml:space="preserve"> </w:t>
+      </w:r>
+      <w:r>
+        <w:rPr>
+          <w:rStyle w:val="VerbatimChar"/>
+        </w:rPr>
+        <w:t xml:space="preserve">feat/</w:t>
+      </w:r>
+      <w:r>
+        <w:t xml:space="preserve"> </w:t>
+      </w:r>
+      <w:r>
+        <w:t xml:space="preserve">branch that QA build IS the live-manual-testing vehicle §11.4.195(B) requires BEFORE the branch may merge to trunk, so the feature-branch QA build is the PRECURSOR to trunk-landing, never a consequence of it; a</w:t>
+      </w:r>
+      <w:r>
+        <w:t xml:space="preserve"> </w:t>
+      </w:r>
+      <w:r>
+        <w:rPr>
+          <w:rStyle w:val="VerbatimChar"/>
+        </w:rPr>
+        <w:t xml:space="preserve">product/</w:t>
+      </w:r>
+      <w:r>
+        <w:t xml:space="preserve"> </w:t>
+      </w:r>
+      <w:r>
+        <w:t xml:space="preserve">/</w:t>
+      </w:r>
+      <w:r>
+        <w:t xml:space="preserve"> </w:t>
+      </w:r>
+      <w:r>
+        <w:rPr>
+          <w:rStyle w:val="VerbatimChar"/>
+        </w:rPr>
+        <w:t xml:space="preserve">flavor/</w:t>
+      </w:r>
+      <w:r>
+        <w:t xml:space="preserve"> </w:t>
+      </w:r>
+      <w:r>
+        <w:t xml:space="preserve">line, which never merges to trunk the standard way (§11.4.195(C)), receives its cadence builds from its own branch. Clause (D) relaxes neither §11.4.195(B) (no</w:t>
+      </w:r>
+      <w:r>
+        <w:t xml:space="preserve"> </w:t>
+      </w:r>
+      <w:r>
+        <w:rPr>
+          <w:rStyle w:val="VerbatimChar"/>
+        </w:rPr>
+        <w:t xml:space="preserve">feat/</w:t>
+      </w:r>
+      <w:r>
+        <w:t xml:space="preserve"> </w:t>
+      </w:r>
+      <w:r>
+        <w:t xml:space="preserve">merge to trunk before live manual QA) nor §11.4.195(C), and a later merge of the branch to trunk still follows §11.4.195 / §11.4.188. Withholding an already-build-eligible increment solely because OTHER increments of the same spec are unfinished, or because its own or another increment's</w:t>
+      </w:r>
+      <w:r>
+        <w:t xml:space="preserve"> </w:t>
+      </w:r>
+      <w:r>
+        <w:rPr>
+          <w:rStyle w:val="VerbatimChar"/>
+        </w:rPr>
+        <w:t xml:space="preserve">test-instrumentation</w:t>
+      </w:r>
+      <w:r>
+        <w:t xml:space="preserve"> </w:t>
+      </w:r>
+      <w:r>
+        <w:t xml:space="preserve">/</w:t>
+      </w:r>
+      <w:r>
+        <w:t xml:space="preserve"> </w:t>
+      </w:r>
+      <w:r>
+        <w:rPr>
+          <w:rStyle w:val="VerbatimChar"/>
+        </w:rPr>
+        <w:t xml:space="preserve">process-doc</w:t>
+      </w:r>
+      <w:r>
+        <w:t xml:space="preserve"> </w:t>
+      </w:r>
+      <w:r>
+        <w:t xml:space="preserve">loops (§11.4.235(D)) are still open, is a §11.4.230(D) violation. An increment WITHOUT its own source-correctness GO is not deliverable — incremental delivery is never a licence to ship unreviewed or unproven work.</w:t>
+      </w:r>
+    </w:p>
+    <w:p>
+      <w:pPr>
+        <w:pStyle w:val="BodyText"/>
+      </w:pPr>
+      <w:r>
+        <w:rPr>
+          <w:b/>
+          <w:bCs/>
+        </w:rPr>
+        <w:t xml:space="preserve">(D.2) INCOMPLETE-SPEC, SAFE DELIVERABLE.</w:t>
+      </w:r>
+      <w:r>
+        <w:t xml:space="preserve"> </w:t>
+      </w:r>
+      <w:r>
+        <w:t xml:space="preserve">Shipping an increment while its spec is incomplete MUST leave the deliverable correct on every path a user or QA tester can reach: EITHER the increment is a complete, independently valuable vertical slice, OR the unfinished surface is LATENT — unreachable by construction, behind a release toggle (P. Hodgson, "Feature Toggles", martinfowler.com, 2017: "Release Toggles allow incomplete and un-tested codepaths to be shipped to production as latent code which may never be turned on"), or behind branch-by-abstraction (trunkbaseddevelopment.com: a technique "to effect a 'longer to complete' change in the trunk"). A toggle is a PERMITTED mechanism, never a mandated one (consistent with §11.4.265's own statement that it mandates none), and it is inventory with a carrying cost (Hodgson: "Savvy teams view their Feature Toggles as inventory which comes with a carrying cost"): every release toggle carries a tracked §11.4.197 removal item and a consumer-declared expiry (§11.4.35), and a toggle past its expiry is a §11.4.261 finding. A toggle that needs to outlive its expiry — for example because its latent path's (D.4) hardening loop legitimately runs many rounds — is extended ONLY through a §11.4.271 waiver (rostered non-producer authoriser, a new unelapsed expiry, a named tracked item), never by a silent expiry edit, by enabling the still-unproven path, or by deleting finished work. A latent path is NOT an advertised capability (§11.4.266) until it is enabled and proven.</w:t>
+      </w:r>
+    </w:p>
+    <w:p>
+      <w:pPr>
+        <w:pStyle w:val="BodyText"/>
+      </w:pPr>
+      <w:r>
+        <w:rPr>
+          <w:b/>
+          <w:bCs/>
+        </w:rPr>
+        <w:t xml:space="preserve">(D.3) A DECLARED QA-BUILD CADENCE, NOT A ONE-SHOT.</w:t>
+      </w:r>
+      <w:r>
+        <w:t xml:space="preserve"> </w:t>
+      </w:r>
+      <w:r>
+        <w:t xml:space="preserve">Every project declares as DATA (§11.4.35) its QA-build trigger:</w:t>
+      </w:r>
+      <w:r>
+        <w:t xml:space="preserve"> </w:t>
+      </w:r>
+      <w:r>
+        <w:rPr>
+          <w:rStyle w:val="VerbatimChar"/>
+        </w:rPr>
+        <w:t xml:space="preserve">per-increment</w:t>
+      </w:r>
+      <w:r>
+        <w:t xml:space="preserve"> </w:t>
+      </w:r>
+      <w:r>
+        <w:t xml:space="preserve">(each build-eligible increment landing on its integration branch, D.1),</w:t>
+      </w:r>
+      <w:r>
+        <w:t xml:space="preserve"> </w:t>
+      </w:r>
+      <w:r>
+        <w:rPr>
+          <w:rStyle w:val="VerbatimChar"/>
+        </w:rPr>
+        <w:t xml:space="preserve">periodic</w:t>
+      </w:r>
+      <w:r>
+        <w:t xml:space="preserve"> </w:t>
+      </w:r>
+      <w:r>
+        <w:t xml:space="preserve">(a fixed interval — the release-train pattern; SAFe's "Develop on Cadence. Release on Demand" separates the development rhythm from the release decision), or</w:t>
+      </w:r>
+      <w:r>
+        <w:t xml:space="preserve"> </w:t>
+      </w:r>
+      <w:r>
+        <w:rPr>
+          <w:rStyle w:val="VerbatimChar"/>
+        </w:rPr>
+        <w:t xml:space="preserve">whichever-first</w:t>
+      </w:r>
+      <w:r>
+        <w:t xml:space="preserve">; a project that declares nothing gets</w:t>
+      </w:r>
+      <w:r>
+        <w:t xml:space="preserve"> </w:t>
+      </w:r>
+      <w:r>
+        <w:rPr>
+          <w:rStyle w:val="VerbatimChar"/>
+        </w:rPr>
+        <w:t xml:space="preserve">per-increment</w:t>
+      </w:r>
+      <w:r>
+        <w:t xml:space="preserve">, the safe default (§11.4.101). A</w:t>
+      </w:r>
+      <w:r>
+        <w:t xml:space="preserve"> </w:t>
+      </w:r>
+      <w:r>
+        <w:rPr>
+          <w:rStyle w:val="VerbatimChar"/>
+        </w:rPr>
+        <w:t xml:space="preserve">periodic</w:t>
+      </w:r>
+      <w:r>
+        <w:t xml:space="preserve"> </w:t>
+      </w:r>
+      <w:r>
+        <w:t xml:space="preserve">or</w:t>
+      </w:r>
+      <w:r>
+        <w:t xml:space="preserve"> </w:t>
+      </w:r>
+      <w:r>
+        <w:rPr>
+          <w:rStyle w:val="VerbatimChar"/>
+        </w:rPr>
+        <w:t xml:space="preserve">whichever-first</w:t>
+      </w:r>
+      <w:r>
+        <w:t xml:space="preserve"> </w:t>
+      </w:r>
+      <w:r>
+        <w:t xml:space="preserve">interval MUST be recorded as DATA together with its written justification (§11.4.35) and stated in every QA hand-off record (D.5), so an interval long enough to defeat this clause is visible rather than silent; this clause sets no numeric maximum — any such cap is an operator decision (§11.4.66). Whenever an integration branch (D.1) holds build-eligible content not yet in a QA build cut from that branch and the declared trigger has fired, a QA deliverable MUST be cut from that branch and handed to QA for ongoing manual testing (§11.4.185). Builds COALESCE: a QA build already in flight covers every increment that had landed on its branch before that build started, and increments landing WHILE it is in flight roll into the NEXT build rather than each demanding a fresh one — the obligation is that eligible content never waits past the next build, not one build per increment. A build that FAILS, or is REFUSED at §11.4.236, covers NOTHING — its increments roll into the next build. "Completed" in this clause and in its two amended gate contracts (D's recommended gates, below) means HANDED TO QA: a build provides coverage only once it has genuinely been handed to QA for manual testing, never merely once the build process itself exits successfully. Each such deliverable is a §11.4.235(B) cycle boundary with its own monotonic version increment (§11.4.151), passing §11.4.236 readiness on its own candidate fingerprint, and built once then promoted (§11.4.264). The §11.4.236 "mandated validation" for a cadence build is AT MINIMUM the source-correctness GO plus the pre/post-build gates of §11.4.235(A), PLUS every operator-declared blocker bound to the QA-deploy seam per §11.4.236 and any §11.4.239 critical-invariant scenarios the increment touches — NOT the open background-hardening backlog, which by §11.4.235(A) never gates a build. "Deliverable" is project-defined DATA (§11.4.35): a binary, a container, a device image — or, for a dev-tooling / governance feature, the feature's own demonstrable, testable state at a fingerprinted commit; no artifact form is implied by this clause.</w:t>
+      </w:r>
+    </w:p>
+    <w:p>
+      <w:pPr>
+        <w:pStyle w:val="BodyText"/>
+      </w:pPr>
+      <w:r>
+        <w:rPr>
+          <w:b/>
+          <w:bCs/>
+        </w:rPr>
+        <w:t xml:space="preserve">(D.4) CONTINUOUS BACKGROUND HARDENING THAT NEVER BLOCKS THE NEXT INCREMENT.</w:t>
+      </w:r>
+      <w:r>
+        <w:t xml:space="preserve"> </w:t>
+      </w:r>
+      <w:r>
+        <w:t xml:space="preserve">Test-instrumentation hardening, gate / check / mutation authoring, polishing, and the fixes for QA-reported findings on ALREADY-delivered increments run as standing background streams (§11.4.103 / §11.4.192 / clause (C)), each a tracked item (§11.4.197) driven to its own zero-finding GO (§11.4.134 — not relaxed), landing on its integration branch (D.1) as it reaches GO and riding the NEXT cadence build cut from that branch. They never gate a LATER increment's build-eligibility, with two exceptions that follow from existing anchors rather than relax them: an open</w:t>
+      </w:r>
+      <w:r>
+        <w:t xml:space="preserve"> </w:t>
+      </w:r>
+      <w:r>
+        <w:rPr>
+          <w:rStyle w:val="VerbatimChar"/>
+        </w:rPr>
+        <w:t xml:space="preserve">source-defect</w:t>
+      </w:r>
+      <w:r>
+        <w:t xml:space="preserve"> </w:t>
+      </w:r>
+      <w:r>
+        <w:t xml:space="preserve">finding (§11.4.235(D)) in code the later increment touches or depends on is a</w:t>
+      </w:r>
+      <w:r>
+        <w:t xml:space="preserve"> </w:t>
+      </w:r>
+      <w:r>
+        <w:rPr>
+          <w:rStyle w:val="VerbatimChar"/>
+        </w:rPr>
+        <w:t xml:space="preserve">source-defect</w:t>
+      </w:r>
+      <w:r>
+        <w:t xml:space="preserve"> </w:t>
+      </w:r>
+      <w:r>
+        <w:t xml:space="preserve">of that later increment too; and a huge blocker still triggers §11.4.129 STOP → fix-all → full restart.</w:t>
+      </w:r>
+    </w:p>
+    <w:p>
+      <w:pPr>
+        <w:pStyle w:val="BodyText"/>
+      </w:pPr>
+      <w:r>
+        <w:rPr>
+          <w:b/>
+          <w:bCs/>
+        </w:rPr>
+        <w:t xml:space="preserve">(D.5) NEVER-STALE TRACKING IS A PRECONDITION OF EVERY HAND-OFF, NOT AN AFTERTHOUGHT.</w:t>
+      </w:r>
+      <w:r>
+        <w:t xml:space="preserve"> </w:t>
+      </w:r>
+      <w:r>
+        <w:t xml:space="preserve">With many increments and many background streams in flight at once, the existing sync machinery — §11.4.106(F) write-seam doc/DB sync, §11.4.229 live tracker, §11.4.202 / §11.4.208 / §11.4.210 intake and request history, §11.4.148 item integrity, §11.4.197 completion — applies at EVERY increment landing and EVERY cadence build (cited, not restated). Each QA hand-off records the deliverable's fingerprint and the exact set of tracked items it contains; a hand-off whose tracker or documents disagree with the deliverable (an item marked done whose fix is not in that build, or a fix in the build that no item records) is a §11.4 PASS-bluff at the delivery layer.</w:t>
+      </w:r>
+    </w:p>
+    <w:p>
+      <w:pPr>
+        <w:pStyle w:val="BodyText"/>
+      </w:pPr>
+      <w:r>
+        <w:rPr>
+          <w:b/>
+          <w:bCs/>
+        </w:rPr>
+        <w:t xml:space="preserve">(D.6) QA FINDINGS ON EARLY INCREMENTS ARE STILL COVERAGE ESCAPES.</w:t>
+      </w:r>
+      <w:r>
+        <w:t xml:space="preserve"> </w:t>
+      </w:r>
+      <w:r>
+        <w:t xml:space="preserve">Earlier, more frequent QA builds surface defects earlier; they do NOT make manual QA the discovery mechanism. Every defect manual QA finds on an increment build triggers the §11.4.238(C) coverage-escape audit and a new automated check, exactly as for a release candidate.</w:t>
+      </w:r>
+    </w:p>
+    <w:p>
+      <w:pPr>
+        <w:pStyle w:val="BodyText"/>
+      </w:pPr>
+      <w:r>
+        <w:rPr>
+          <w:b/>
+          <w:bCs/>
+        </w:rPr>
+        <w:t xml:space="preserve">(D) honest boundary, research grounding, and gates.</w:t>
+      </w:r>
+      <w:r>
+        <w:t xml:space="preserve"> </w:t>
+      </w:r>
+      <w:r>
+        <w:t xml:space="preserve">Honest boundary (§11.4.6): clause (D) changes WHEN and HOW OFTEN proven-correct work reaches QA; it does NOT change what gates a release candidate. It does not weaken §11.4.129 (huge-blocker full restart), §11.4.40 (full-suite retest before a release TAG — a cadence QA build is not a tag), §11.4.185 (manual-QA-final terminal gate for a release), §11.4.236 (readiness verdict per candidate), §11.4.264 / §11.4.265 (build once and promote; progressive delivery), §11.4.134 (every finding of every layer still driven to GO), or §11.4.235(D)'s conservative-safe default (an unclassifiable finding is a</w:t>
+      </w:r>
+      <w:r>
+        <w:t xml:space="preserve"> </w:t>
+      </w:r>
+      <w:r>
+        <w:rPr>
+          <w:rStyle w:val="VerbatimChar"/>
+        </w:rPr>
+        <w:t xml:space="preserve">source-defect</w:t>
+      </w:r>
+      <w:r>
+        <w:t xml:space="preserve"> </w:t>
+      </w:r>
+      <w:r>
+        <w:t xml:space="preserve">and does block). It does not prove any increment correct — that stays §11.4.108 / §11.4.235. Research grounding, stated honestly: DORA's "Working in small batches" capability (dora.dev) — "break them down into work units that can be completed independently and in short timeframes", with dark launching / feature toggles named as the way to deploy incomplete features hidden from users; Hodgson's toggle taxonomy and toggle-as-inventory discipline (quoted in D.2); branch-by-abstraction (quoted in D.2); SAFe's "Develop on Cadence. Release on Demand" (D.3); and GitHub Next's 2026 "Continuous AI" / Agentic Workflows technical preview, which its principal researcher calls "the agentic evolution of continuous integration" — scheduled or event-triggered agent loops for recurring work such as CI-failure investigation and documentation-drift fixing, cited here only as industry direction for (D.4)/(D.5), not as an adopted mechanism. No single published methodology was found that combines per-increment QA delivery with continuously running agent hardening streams; that composition is this clause's own synthesis, not a claim of prior art. Classification: universal (§11.4.17) — consumers supply the cadence trigger, interval, toggle mechanism and expiry policy, and the deliverable form as DATA per §11.4.35. Composes §11.4.101 / §11.4.103 / §11.4.106(F) / §11.4.129 / §11.4.134 / §11.4.148 / §11.4.151 / §11.4.185 / §11.4.188 / §11.4.192 / §11.4.195 / §11.4.197 / §11.4.202 / §11.4.208 / §11.4.210 / §11.4.229 / §11.4.235(A)(B)(D) / §11.4.236 / §11.4.238 / §11.4.239 / §11.4.261 / §11.4.264 / §11.4.265 / §11.4.266 / §11.4.271. Recommended gates</w:t>
+      </w:r>
+      <w:r>
+        <w:t xml:space="preserve"> </w:t>
+      </w:r>
+      <w:r>
+        <w:rPr>
+          <w:rStyle w:val="VerbatimChar"/>
+        </w:rPr>
+        <w:t xml:space="preserve">CM-INCREMENT-DELIVERED-NOT-SPEC-WITHHELD</w:t>
+      </w:r>
+      <w:r>
+        <w:t xml:space="preserve"> </w:t>
+      </w:r>
+      <w:r>
+        <w:t xml:space="preserve">(FAIL: an increment holding its source-correctness GO is absent from every completed-and-handed-to-QA or in-flight QA build from its integration branch (D.1) after the declared trigger fired while no build from that branch is in flight — coalescing per (D.3) so an increment waiting on an in-flight build's successor is never a FAIL, and a build that FAILED or was REFUSED at §11.4.236 counts as NEITHER completed NOR in-flight so it provides no coverage and the increment rolls to the next build; FAIL, the §11.4.201(1) dual guard: an increment WITHOUT that GO appears in a QA build) +</w:t>
+      </w:r>
+      <w:r>
+        <w:t xml:space="preserve"> </w:t>
+      </w:r>
+      <w:r>
+        <w:rPr>
+          <w:rStyle w:val="VerbatimChar"/>
+        </w:rPr>
+        <w:t xml:space="preserve">CM-QA-BUILD-CADENCE-DECLARED</w:t>
+      </w:r>
+      <w:r>
+        <w:t xml:space="preserve"> </w:t>
+      </w:r>
+      <w:r>
+        <w:t xml:space="preserve">(FAIL: an integration branch (D.1) holds build-eligible content that no completed-and-handed-to-QA or in-flight QA build from that branch covers, the declared trigger has fired, and no QA build from that branch is in flight; coalescing per (D.3) — a build in flight covers every increment that landed before it started and later increments roll into the NEXT build, so an in-flight build is never a FAIL and the gate never demands one build per increment; a build that FAILED or was REFUSED at §11.4.236 covers NOTHING and does not satisfy this gate; FAIL also: a</w:t>
+      </w:r>
+      <w:r>
+        <w:t xml:space="preserve"> </w:t>
+      </w:r>
+      <w:r>
+        <w:rPr>
+          <w:rStyle w:val="VerbatimChar"/>
+        </w:rPr>
+        <w:t xml:space="preserve">periodic</w:t>
+      </w:r>
+      <w:r>
+        <w:t xml:space="preserve"> </w:t>
+      </w:r>
+      <w:r>
+        <w:t xml:space="preserve">/</w:t>
+      </w:r>
+      <w:r>
+        <w:t xml:space="preserve"> </w:t>
+      </w:r>
+      <w:r>
+        <w:rPr>
+          <w:rStyle w:val="VerbatimChar"/>
+        </w:rPr>
+        <w:t xml:space="preserve">whichever-first</w:t>
+      </w:r>
+      <w:r>
+        <w:t xml:space="preserve"> </w:t>
+      </w:r>
+      <w:r>
+        <w:t xml:space="preserve">interval with no recorded justification; an absent declaration resolves to</w:t>
+      </w:r>
+      <w:r>
+        <w:t xml:space="preserve"> </w:t>
+      </w:r>
+      <w:r>
+        <w:rPr>
+          <w:rStyle w:val="VerbatimChar"/>
+        </w:rPr>
+        <w:t xml:space="preserve">per-increment</w:t>
+      </w:r>
+      <w:r>
+        <w:t xml:space="preserve">, never to "no cadence") +</w:t>
+      </w:r>
+      <w:r>
+        <w:t xml:space="preserve"> </w:t>
+      </w:r>
+      <w:r>
+        <w:rPr>
+          <w:rStyle w:val="VerbatimChar"/>
+        </w:rPr>
+        <w:t xml:space="preserve">CM-RELEASE-TOGGLE-TRACKED-EXPIRY</w:t>
+      </w:r>
+      <w:r>
+        <w:t xml:space="preserve"> </w:t>
+      </w:r>
+      <w:r>
+        <w:t xml:space="preserve">(FAIL: a release toggle with no tracked removal item or no expiry, or past its expiry) +</w:t>
+      </w:r>
+      <w:r>
+        <w:t xml:space="preserve"> </w:t>
+      </w:r>
+      <w:r>
+        <w:rPr>
+          <w:rStyle w:val="VerbatimChar"/>
+        </w:rPr>
+        <w:t xml:space="preserve">CM-QA-HANDOFF-TRACKER-IN-SYNC</w:t>
+      </w:r>
+      <w:r>
+        <w:t xml:space="preserve"> </w:t>
+      </w:r>
+      <w:r>
+        <w:t xml:space="preserve">(FAIL: a hand-off record whose item set disagrees with the deliverable's contents) + paired §1.1 mutations (withhold an eligible increment until spec completion; ship an increment lacking its GO; delete the cadence declaration and assert a "no cadence" reading; add a toggle with no expiry; mark an item done whose fix is absent from the build → each gate MUST FAIL; golden-FALSE: an increment shipped on the first trigger after its GO, behind a tracked unexpired toggle, with a matching hand-off record → none fires). Gate-code = separate work item, NOT claimed shipped (§11.4.6 / §11.4.227); the four gates are registered as tracked deferrals in</w:t>
+      </w:r>
+      <w:r>
+        <w:t xml:space="preserve"> </w:t>
+      </w:r>
+      <w:r>
+        <w:rPr>
+          <w:rStyle w:val="VerbatimChar"/>
+        </w:rPr>
+        <w:t xml:space="preserve">constitution/scripts/gates/gate_ledger_deferrals.tsv</w:t>
+      </w:r>
+      <w:r>
+        <w:t xml:space="preserve">. No escape hatch — no</w:t>
+      </w:r>
+      <w:r>
+        <w:t xml:space="preserve"> </w:t>
+      </w:r>
+      <w:r>
+        <w:rPr>
+          <w:rStyle w:val="VerbatimChar"/>
+        </w:rPr>
+        <w:t xml:space="preserve">--withhold-until-spec-complete</w:t>
+      </w:r>
+      <w:r>
+        <w:t xml:space="preserve">,</w:t>
+      </w:r>
+      <w:r>
+        <w:t xml:space="preserve"> </w:t>
+      </w:r>
+      <w:r>
+        <w:rPr>
+          <w:rStyle w:val="VerbatimChar"/>
+        </w:rPr>
+        <w:t xml:space="preserve">--hardening-gates-next-increment</w:t>
+      </w:r>
+      <w:r>
+        <w:t xml:space="preserve">,</w:t>
+      </w:r>
+      <w:r>
+        <w:t xml:space="preserve"> </w:t>
+      </w:r>
+      <w:r>
+        <w:rPr>
+          <w:rStyle w:val="VerbatimChar"/>
+        </w:rPr>
+        <w:t xml:space="preserve">--no-qa-cadence</w:t>
+      </w:r>
+      <w:r>
+        <w:t xml:space="preserve">,</w:t>
+      </w:r>
+      <w:r>
+        <w:t xml:space="preserve"> </w:t>
+      </w:r>
+      <w:r>
+        <w:rPr>
+          <w:rStyle w:val="VerbatimChar"/>
+        </w:rPr>
+        <w:t xml:space="preserve">--untracked-release-toggle</w:t>
+      </w:r>
+      <w:r>
+        <w:t xml:space="preserve">,</w:t>
+      </w:r>
+      <w:r>
+        <w:t xml:space="preserve"> </w:t>
+      </w:r>
+      <w:r>
+        <w:rPr>
+          <w:rStyle w:val="VerbatimChar"/>
+        </w:rPr>
+        <w:t xml:space="preserve">--stale-tracker-at-handoff</w:t>
+      </w:r>
+      <w:r>
+        <w:t xml:space="preserve">,</w:t>
+      </w:r>
+      <w:r>
+        <w:t xml:space="preserve"> </w:t>
+      </w:r>
+      <w:r>
+        <w:rPr>
+          <w:rStyle w:val="VerbatimChar"/>
+        </w:rPr>
+        <w:t xml:space="preserve">--manual-qa-as-discovery</w:t>
+      </w:r>
+      <w:r>
+        <w:t xml:space="preserve"> </w:t>
+      </w:r>
+      <w:r>
+        <w:t xml:space="preserve">flag.</w:t>
+      </w:r>
+    </w:p>
+    <w:p>
+      <w:pPr>
+        <w:pStyle w:val="BodyText"/>
+      </w:pPr>
+      <w:r>
+        <w:rPr>
+          <w:b/>
+          <w:bCs/>
+        </w:rPr>
+        <w:t xml:space="preserve">(E) QUICK VISIBLE FIRST DELIVERABLE, THEN HARDENING TRACKED TO PRODUCTION READINESS — A FAST DELIVERABLE IS ALWAYS LABELLED AS FAST, NEVER PASSED OFF AS FINISHED, AND NEVER BOUGHT WITH WEAKER EVIDENCE (operator mandate, 2026-10-12,</w:t>
+      </w:r>
+      <w:r>
+        <w:rPr>
+          <w:b/>
+          <w:bCs/>
+        </w:rPr>
+        <w:t xml:space="preserve"> </w:t>
+      </w:r>
+      <w:r>
+        <w:rPr>
+          <w:rStyle w:val="VerbatimChar"/>
+          <w:b/>
+          <w:bCs/>
+        </w:rPr>
+        <w:t xml:space="preserve">CRITICAL</w:t>
+      </w:r>
+      <w:r>
+        <w:rPr>
+          <w:b/>
+          <w:bCs/>
+        </w:rPr>
+        <w:t xml:space="preserve">; added 2026-10-12).</w:t>
+      </w:r>
+      <w:r>
+        <w:t xml:space="preserve"> </w:t>
+      </w:r>
+      <w:r>
+        <w:t xml:space="preserve">Verbatim EXCERPT of the operator mandate (2026-10-12,</w:t>
+      </w:r>
+      <w:r>
+        <w:t xml:space="preserve"> </w:t>
+      </w:r>
+      <w:r>
+        <w:rPr>
+          <w:rStyle w:val="VerbatimChar"/>
+        </w:rPr>
+        <w:t xml:space="preserve">CRITICAL</w:t>
+      </w:r>
+      <w:r>
+        <w:t xml:space="preserve">): the closing part of operator request R-2026-10-12-195857, quoted exactly as typed, every spelling error preserved uncorrected [sic]. The earlier part of the same message sets unrelated bug-fix priorities; the whole message is recorded under that id in the consuming project's §11.4.208 operator-request ledger (in the reference project,</w:t>
+      </w:r>
+      <w:r>
+        <w:t xml:space="preserve"> </w:t>
+      </w:r>
+      <w:r>
+        <w:rPr>
+          <w:rStyle w:val="VerbatimChar"/>
+        </w:rPr>
+        <w:t xml:space="preserve">docs/requests/history.md</w:t>
+      </w:r>
+      <w:r>
+        <w:t xml:space="preserve">). The excerpt: "Follow our main development rule: do it all first, build and deploy images, keep testing in background!!! It is ABSOLUTELY critical do create, generate, fix and polish it all and deliver flashing imases fastest possible and then keep testing, fixing and polishing in parallel everything further! We MUST ALWAYS HAVE QUICK VISIBLE RESUTLS!!! This MUST BE part of the constitution (root constiotution Submopdule) and properly added! After quick delivery then in parallel we MUST properly track progress on testing, fixing and polishing until we get to full production readiness!!! Maximall paralelization and use of agents / subagents is mandatory so we can deliver fastest and best results! Do additional in depth analisys and planning in order for this method to work flawlessly for this cutting-edge enterprise project! All checks, validation, verification and testing MUST BE done ALWAYS fully deterministically, with no false or faulty results and with no bluff or AI slop of any kind!" Typos as typed, reproduced uncorrected [sic]:</w:t>
+      </w:r>
+      <w:r>
+        <w:t xml:space="preserve"> </w:t>
+      </w:r>
+      <w:r>
+        <w:rPr>
+          <w:rStyle w:val="VerbatimChar"/>
+        </w:rPr>
+        <w:t xml:space="preserve">imases</w:t>
+      </w:r>
+      <w:r>
+        <w:t xml:space="preserve">,</w:t>
+      </w:r>
+      <w:r>
+        <w:t xml:space="preserve"> </w:t>
+      </w:r>
+      <w:r>
+        <w:rPr>
+          <w:rStyle w:val="VerbatimChar"/>
+        </w:rPr>
+        <w:t xml:space="preserve">RESUTLS</w:t>
+      </w:r>
+      <w:r>
+        <w:t xml:space="preserve">,</w:t>
+      </w:r>
+      <w:r>
+        <w:t xml:space="preserve"> </w:t>
+      </w:r>
+      <w:r>
+        <w:rPr>
+          <w:rStyle w:val="VerbatimChar"/>
+        </w:rPr>
+        <w:t xml:space="preserve">constiotution</w:t>
+      </w:r>
+      <w:r>
+        <w:t xml:space="preserve">,</w:t>
+      </w:r>
+      <w:r>
+        <w:t xml:space="preserve"> </w:t>
+      </w:r>
+      <w:r>
+        <w:rPr>
+          <w:rStyle w:val="VerbatimChar"/>
+        </w:rPr>
+        <w:t xml:space="preserve">Submopdule</w:t>
+      </w:r>
+      <w:r>
+        <w:t xml:space="preserve">,</w:t>
+      </w:r>
+      <w:r>
+        <w:t xml:space="preserve"> </w:t>
+      </w:r>
+      <w:r>
+        <w:rPr>
+          <w:rStyle w:val="VerbatimChar"/>
+        </w:rPr>
+        <w:t xml:space="preserve">Maximall</w:t>
+      </w:r>
+      <w:r>
+        <w:t xml:space="preserve">,</w:t>
+      </w:r>
+      <w:r>
+        <w:t xml:space="preserve"> </w:t>
+      </w:r>
+      <w:r>
+        <w:rPr>
+          <w:rStyle w:val="VerbatimChar"/>
+        </w:rPr>
+        <w:t xml:space="preserve">paralelization</w:t>
+      </w:r>
+      <w:r>
+        <w:t xml:space="preserve">,</w:t>
+      </w:r>
+      <w:r>
+        <w:t xml:space="preserve"> </w:t>
+      </w:r>
+      <w:r>
+        <w:rPr>
+          <w:rStyle w:val="VerbatimChar"/>
+        </w:rPr>
+        <w:t xml:space="preserve">analisys</w:t>
+      </w:r>
+      <w:r>
+        <w:t xml:space="preserve">. Normalised reading (an aid only, never a substitute for the verbatim text): deliver flashable images as fast as possible, keep testing, fixing and polishing in parallel; quick visible results always; record this in the root constitution submodule; after the quick delivery, track the progress of testing, fixing and polishing in parallel until full production readiness; maximal parallelisation and use of agents and subagents; in-depth analysis and planning; every check, validation, verification and test fully deterministic, with no false or faulty result and no bluff. (The project nouns in the quote are the operator's own example; the rule below is generic and consumers supply those nouns as DATA per §11.4.35.) The GAP this clause closes, stated precisely so it is not restated elsewhere (§11.4.227): clause (D) makes every source-proven increment deliverable on a declared cadence and keeps the tracker true at hand-off (D.5); clause (C) and §11.4.183 make fan-out the default; §11.4.235(A)/(E) build, flash and live-verify a GO'd group; §11.4.236 refuses a hand-off without a candidate-fingerprinted verdict — but none of them (i) orders a new scope's critical path so that its FIRST deliverable is not queued behind deliverable-independent work, (ii) records HOW HARDENED a delivered build is, (iii) joins the hardening debt still open against a delivered fingerprint into one ledger, (iv) tracks that debt's trajectory to production readiness with a direction rule, a stall rule and a starvation rule, or (v) defines what "quick" means as a measurement (measured 2026-10-12 with a control-needled census of the canonical file: zero hits for</w:t>
+      </w:r>
+      <w:r>
+        <w:t xml:space="preserve"> </w:t>
+      </w:r>
+      <w:r>
+        <w:rPr>
+          <w:rStyle w:val="VerbatimChar"/>
+        </w:rPr>
+        <w:t xml:space="preserve">delivered-unhardened</w:t>
+      </w:r>
+      <w:r>
+        <w:t xml:space="preserve"> </w:t>
+      </w:r>
+      <w:r>
+        <w:t xml:space="preserve">and</w:t>
+      </w:r>
+      <w:r>
+        <w:t xml:space="preserve"> </w:t>
+      </w:r>
+      <w:r>
+        <w:rPr>
+          <w:rStyle w:val="VerbatimChar"/>
+        </w:rPr>
+        <w:t xml:space="preserve">hardening ledger</w:t>
+      </w:r>
+      <w:r>
+        <w:t xml:space="preserve"> </w:t>
+      </w:r>
+      <w:r>
+        <w:t xml:space="preserve">(the single bare</w:t>
+      </w:r>
+      <w:r>
+        <w:t xml:space="preserve"> </w:t>
+      </w:r>
+      <w:r>
+        <w:rPr>
+          <w:rStyle w:val="VerbatimChar"/>
+        </w:rPr>
+        <w:t xml:space="preserve">unhardened</w:t>
+      </w:r>
+      <w:r>
+        <w:t xml:space="preserve"> </w:t>
+      </w:r>
+      <w:r>
+        <w:t xml:space="preserve">hit is an unrelated §11.4.276 forensic carrier); positive control</w:t>
+      </w:r>
+      <w:r>
+        <w:t xml:space="preserve"> </w:t>
+      </w:r>
+      <w:r>
+        <w:rPr>
+          <w:rStyle w:val="VerbatimChar"/>
+        </w:rPr>
+        <w:t xml:space="preserve">incremental delivery</w:t>
+      </w:r>
+      <w:r>
+        <w:t xml:space="preserve"> </w:t>
+      </w:r>
+      <w:r>
+        <w:t xml:space="preserve">hits inside clause (D); negative control, a fabricated token, zero). A fast deliverable whose record cannot be told apart from a finished one is a §11.4 PASS-bluff at the delivery-status layer; a fast deliverable that skipped any seam is a §11.4 PASS-bluff at the evidence layer. ALL of the following hold:</w:t>
+      </w:r>
+    </w:p>
+    <w:p>
+      <w:pPr>
+        <w:pStyle w:val="BodyText"/>
+      </w:pPr>
+      <w:r>
+        <w:rPr>
+          <w:b/>
+          <w:bCs/>
+        </w:rPr>
+        <w:t xml:space="preserve">(E.1) FIRST-DELIVERABLE CRITICAL PATH, SCHEDULED FIRST.</w:t>
+      </w:r>
+      <w:r>
+        <w:t xml:space="preserve"> </w:t>
+      </w:r>
+      <w:r>
+        <w:t xml:space="preserve">When a scope starts (a spec, a declared group of tracked items, or any consumer-declared delivery scope — DATA per §11.4.35), the work that makes its FIRST increment build-eligible and deliverable is the CRITICAL PATH and is scheduled FIRST: the increment's source fix; its source-correctness review to GO (§11.4.235(A)/(D), on the §11.4.209 substrate, bounded by §11.4.276); the pre/post-build gates and every operator-declared QA-deploy blocker §11.4.236 requires for that candidate; the build; the flash; and the §11.4.235(E) live sanity and per-item verdicts. Deliverable-independent work — every entry class of the (E.3)(b) ledger that the seams of (E.2) do not require for a QA build — MUST NOT be placed ahead of that path. It STARTS IN PARALLEL from the first moment of the scope (clause (C), §11.4.103, §11.4.183, §11.4.192) as background streams that never sit on the critical path. "Quick" therefore re-orders WHEN hardening COMPLETES relative to the first deliverable; it never decides WHETHER hardening runs and never makes hardening wait to START. The first deliverable MUST contain at least one increment holding its own source-correctness GO (D.1) and MUST exercise a user-visible behaviour of that increment on the target (the "visible" in the mandate) — an empty, trivial or no-behaviour-change build delivered only to stop a clock is a §11.4.6 fabrication. A consumer's own stricter precondition on building (for example a mandatory specification-and-review workflow that must reach GO before any build) still applies in full and is part of the critical path, never shortened by this clause.</w:t>
+      </w:r>
+    </w:p>
+    <w:p>
+      <w:pPr>
+        <w:pStyle w:val="BodyText"/>
+      </w:pPr>
+      <w:r>
+        <w:rPr>
+          <w:b/>
+          <w:bCs/>
+        </w:rPr>
+        <w:t xml:space="preserve">(E.2) EVIDENCE IS NEVER TRADED FOR SPEED — QUICK IS NEVER UNVERIFIED.</w:t>
+      </w:r>
+      <w:r>
+        <w:t xml:space="preserve"> </w:t>
+      </w:r>
+      <w:r>
+        <w:t xml:space="preserve">A quick deliverable passes EXACTLY the same seams, with the same strength of evidence, as any other QA build; all of these bind unchanged and are cited, not restated: the source-correctness GO (§11.4.235(A)/(D), §11.4.209, §11.4.134, §11.4.276); §11.4.108 artifact-layer and runtime-on-clean-target-layer evidence for the delivered fingerprint; §11.4.236 readiness; the §11.4.235(E) per-device live sanity and per-item verdicts; §11.4.5 / §11.4.262 machine-created evidence; §11.4.50 exactly as that anchor states it — "Every test that PASSes MUST have been executed N times (default N=3, N=10 for cycle-validation suites) against the same firmware MD5 + same device + same topology and produced IDENTICAL PASS in every iteration." — and §11.4.201(6)-(12) / §11.4.273 control-needled nulls. Nothing in this clause lowers, skips, defers, samples or narrates any of these. A deliverable that reached QA by weakening one of them is not a quick deliverable — it is a §11.4 PASS-bluff, and §11.4.236 refuses it. What a quick deliverable MAY still lack is EXACTLY the set of entries the (E.3)(b) ledger can hold — the ledger's entry classes are the one and only list of permitted gaps, so the two lists are identical by construction — except that a seam above is never a gap: a contained item with neither a live verdict nor an honest per-item SKIP-with-reason blocks the hand-off itself, and an (L1) entry is</w:t>
+      </w:r>
+      <w:r>
+        <w:t xml:space="preserve"> </w:t>
+      </w:r>
+      <w:r>
+        <w:rPr>
+          <w:rStyle w:val="VerbatimChar"/>
+        </w:rPr>
+        <w:t xml:space="preserve">open</w:t>
+      </w:r>
+      <w:r>
+        <w:t xml:space="preserve"> </w:t>
+      </w:r>
+      <w:r>
+        <w:t xml:space="preserve">in a delivered ledger only when a later live FAIL reopens it. Every permitted gap is LABELLED in the deliverable's status and ledger per (E.3), never silently absent.</w:t>
+      </w:r>
+    </w:p>
+    <w:p>
+      <w:pPr>
+        <w:pStyle w:val="BodyText"/>
+      </w:pPr>
+      <w:r>
+        <w:rPr>
+          <w:b/>
+          <w:bCs/>
+        </w:rPr>
+        <w:t xml:space="preserve">(E.3) EVERY DELIVERABLE CARRIES A MACHINE-COMPUTED HARDENING STATUS, ITS OPEN HARDENING LEDGER, AND THE EVENT RECORDS BOTH ARE COMPUTED FROM.</w:t>
+      </w:r>
+      <w:r>
+        <w:t xml:space="preserve"> </w:t>
+      </w:r>
+      <w:r>
+        <w:t xml:space="preserve">Every QA hand-off record (clause (D.5)) MUST carry, for the delivered fingerprint, (a) the HARDENING STATUS, computed from (b) the OPEN HARDENING LEDGER and (c) the EVENT RECORDS defined below. (b) THE LEDGER is a READ-ONLY JOIN over the stores that already own each fact, NEVER a new parallel or hand-maintained store (§11.4.227, §11.4.233(F) reuse). Its entry classes form a CLOSED list: (L1) each contained item with no passing §11.4.235(E.3) live verdict on this fingerprint; (L2) per contained item, the tests still owed — the §11.4.4(b) four layers, the §11.4.27 / §11.4.169 test types and the paired §1.1 mutations (future-regression instrumentation, additional test types, mutation hardening); (L3) each open §11.4.235(D)</w:t>
+      </w:r>
+      <w:r>
+        <w:t xml:space="preserve"> </w:t>
+      </w:r>
+      <w:r>
+        <w:rPr>
+          <w:rStyle w:val="VerbatimChar"/>
+        </w:rPr>
+        <w:t xml:space="preserve">test-instrumentation</w:t>
+      </w:r>
+      <w:r>
+        <w:t xml:space="preserve"> </w:t>
+      </w:r>
+      <w:r>
+        <w:t xml:space="preserve">/</w:t>
+      </w:r>
+      <w:r>
+        <w:t xml:space="preserve"> </w:t>
+      </w:r>
+      <w:r>
+        <w:rPr>
+          <w:rStyle w:val="VerbatimChar"/>
+        </w:rPr>
+        <w:t xml:space="preserve">process-doc</w:t>
+      </w:r>
+      <w:r>
+        <w:t xml:space="preserve"> </w:t>
+      </w:r>
+      <w:r>
+        <w:t xml:space="preserve">finding against contained code; (L4) each open §11.4.261 finding touching contained code; (L5) each tracked polish item recorded against a contained item; (L6) the §11.4.40 full-suite retest, until it has passed on this fingerprint; (L7) each §11.4.260 production-readiness invariant that is not green for a contained component; (L8) each §11.4.271 waiver covering contained code. Every entry carries its own tracked §11.4.197 item id (§11.4.54) — an entry with no tracked id is itself a §11.4.261 finding — and exactly one DISPOSITION from the CLOSED set {</w:t>
+      </w:r>
+      <w:r>
+        <w:rPr>
+          <w:rStyle w:val="VerbatimChar"/>
+        </w:rPr>
+        <w:t xml:space="preserve">open</w:t>
+      </w:r>
+      <w:r>
+        <w:t xml:space="preserve"> </w:t>
+      </w:r>
+      <w:r>
+        <w:t xml:space="preserve">|</w:t>
+      </w:r>
+      <w:r>
+        <w:t xml:space="preserve"> </w:t>
+      </w:r>
+      <w:r>
+        <w:rPr>
+          <w:rStyle w:val="VerbatimChar"/>
+        </w:rPr>
+        <w:t xml:space="preserve">closed</w:t>
+      </w:r>
+      <w:r>
+        <w:t xml:space="preserve"> </w:t>
+      </w:r>
+      <w:r>
+        <w:t xml:space="preserve">|</w:t>
+      </w:r>
+      <w:r>
+        <w:t xml:space="preserve"> </w:t>
+      </w:r>
+      <w:r>
+        <w:rPr>
+          <w:rStyle w:val="VerbatimChar"/>
+        </w:rPr>
+        <w:t xml:space="preserve">skipped</w:t>
+      </w:r>
+      <w:r>
+        <w:t xml:space="preserve"> </w:t>
+      </w:r>
+      <w:r>
+        <w:t xml:space="preserve">|</w:t>
+      </w:r>
+      <w:r>
+        <w:t xml:space="preserve"> </w:t>
+      </w:r>
+      <w:r>
+        <w:rPr>
+          <w:rStyle w:val="VerbatimChar"/>
+        </w:rPr>
+        <w:t xml:space="preserve">not-applicable</w:t>
+      </w:r>
+      <w:r>
+        <w:t xml:space="preserve"> </w:t>
+      </w:r>
+      <w:r>
+        <w:t xml:space="preserve">|</w:t>
+      </w:r>
+      <w:r>
+        <w:t xml:space="preserve"> </w:t>
+      </w:r>
+      <w:r>
+        <w:rPr>
+          <w:rStyle w:val="VerbatimChar"/>
+        </w:rPr>
+        <w:t xml:space="preserve">waived</w:t>
+      </w:r>
+      <w:r>
+        <w:t xml:space="preserve">}:</w:t>
+      </w:r>
+      <w:r>
+        <w:t xml:space="preserve"> </w:t>
+      </w:r>
+      <w:r>
+        <w:rPr>
+          <w:rStyle w:val="VerbatimChar"/>
+        </w:rPr>
+        <w:t xml:space="preserve">closed</w:t>
+      </w:r>
+      <w:r>
+        <w:t xml:space="preserve"> </w:t>
+      </w:r>
+      <w:r>
+        <w:t xml:space="preserve">— the entry's own closing evidence exists for this fingerprint;</w:t>
+      </w:r>
+      <w:r>
+        <w:t xml:space="preserve"> </w:t>
+      </w:r>
+      <w:r>
+        <w:rPr>
+          <w:rStyle w:val="VerbatimChar"/>
+        </w:rPr>
+        <w:t xml:space="preserve">skipped</w:t>
+      </w:r>
+      <w:r>
+        <w:t xml:space="preserve"> </w:t>
+      </w:r>
+      <w:r>
+        <w:t xml:space="preserve">— an honest per-item SKIP-with-reason whose code is one of the two TOPOLOGY-ABSENT codes of the consumer's §11.4.69 closed reason set,</w:t>
+      </w:r>
+      <w:r>
+        <w:t xml:space="preserve"> </w:t>
+      </w:r>
+      <w:r>
+        <w:rPr>
+          <w:rStyle w:val="VerbatimChar"/>
+        </w:rPr>
+        <w:t xml:space="preserve">hardware_not_present</w:t>
+      </w:r>
+      <w:r>
+        <w:t xml:space="preserve"> </w:t>
+      </w:r>
+      <w:r>
+        <w:t xml:space="preserve">or</w:t>
+      </w:r>
+      <w:r>
+        <w:t xml:space="preserve"> </w:t>
+      </w:r>
+      <w:r>
+        <w:rPr>
+          <w:rStyle w:val="VerbatimChar"/>
+        </w:rPr>
+        <w:t xml:space="preserve">topology_unsupported</w:t>
+      </w:r>
+      <w:r>
+        <w:t xml:space="preserve">, never invented (§11.4.3);</w:t>
+      </w:r>
+      <w:r>
+        <w:t xml:space="preserve"> </w:t>
+      </w:r>
+      <w:r>
+        <w:rPr>
+          <w:rStyle w:val="VerbatimChar"/>
+        </w:rPr>
+        <w:t xml:space="preserve">not-applicable</w:t>
+      </w:r>
+      <w:r>
+        <w:t xml:space="preserve"> </w:t>
+      </w:r>
+      <w:r>
+        <w:t xml:space="preserve">— the consumer has no tier for that entry, recorded with the §11.4.69 code</w:t>
+      </w:r>
+      <w:r>
+        <w:t xml:space="preserve"> </w:t>
+      </w:r>
+      <w:r>
+        <w:rPr>
+          <w:rStyle w:val="VerbatimChar"/>
+        </w:rPr>
+        <w:t xml:space="preserve">feature_disabled_by_config</w:t>
+      </w:r>
+      <w:r>
+        <w:t xml:space="preserve"> </w:t>
+      </w:r>
+      <w:r>
+        <w:t xml:space="preserve">(for (L1) this is exactly the §11.4.235(E.4) N/A consumer with no device-targeted flash/deploy entry point and no bound deploy ledger);</w:t>
+      </w:r>
+      <w:r>
+        <w:t xml:space="preserve"> </w:t>
+      </w:r>
+      <w:r>
+        <w:rPr>
+          <w:rStyle w:val="VerbatimChar"/>
+        </w:rPr>
+        <w:t xml:space="preserve">waived</w:t>
+      </w:r>
+      <w:r>
+        <w:t xml:space="preserve"> </w:t>
+      </w:r>
+      <w:r>
+        <w:t xml:space="preserve">— covered by a waiver that is valid under §11.4.271 at computation time (an elapsed or invalid waiver makes the entry</w:t>
+      </w:r>
+      <w:r>
+        <w:t xml:space="preserve"> </w:t>
+      </w:r>
+      <w:r>
+        <w:rPr>
+          <w:rStyle w:val="VerbatimChar"/>
+        </w:rPr>
+        <w:t xml:space="preserve">open</w:t>
+      </w:r>
+      <w:r>
+        <w:t xml:space="preserve">);</w:t>
+      </w:r>
+      <w:r>
+        <w:t xml:space="preserve"> </w:t>
+      </w:r>
+      <w:r>
+        <w:rPr>
+          <w:rStyle w:val="VerbatimChar"/>
+        </w:rPr>
+        <w:t xml:space="preserve">open</w:t>
+      </w:r>
+      <w:r>
+        <w:t xml:space="preserve"> </w:t>
+      </w:r>
+      <w:r>
+        <w:t xml:space="preserve">— every other case, and every case whose input cannot be resolved. PERMITTED DISPOSITIONS PER CLASS — a closed table; a disposition outside its class's row is INVALID: (L1)</w:t>
+      </w:r>
+      <w:r>
+        <w:t xml:space="preserve"> </w:t>
+      </w:r>
+      <w:r>
+        <w:rPr>
+          <w:rStyle w:val="VerbatimChar"/>
+        </w:rPr>
+        <w:t xml:space="preserve">open</w:t>
+      </w:r>
+      <w:r>
+        <w:t xml:space="preserve"> </w:t>
+      </w:r>
+      <w:r>
+        <w:t xml:space="preserve">|</w:t>
+      </w:r>
+      <w:r>
+        <w:t xml:space="preserve"> </w:t>
+      </w:r>
+      <w:r>
+        <w:rPr>
+          <w:rStyle w:val="VerbatimChar"/>
+        </w:rPr>
+        <w:t xml:space="preserve">closed</w:t>
+      </w:r>
+      <w:r>
+        <w:t xml:space="preserve"> </w:t>
+      </w:r>
+      <w:r>
+        <w:t xml:space="preserve">|</w:t>
+      </w:r>
+      <w:r>
+        <w:t xml:space="preserve"> </w:t>
+      </w:r>
+      <w:r>
+        <w:rPr>
+          <w:rStyle w:val="VerbatimChar"/>
+        </w:rPr>
+        <w:t xml:space="preserve">skipped</w:t>
+      </w:r>
+      <w:r>
+        <w:t xml:space="preserve"> </w:t>
+      </w:r>
+      <w:r>
+        <w:t xml:space="preserve">|</w:t>
+      </w:r>
+      <w:r>
+        <w:t xml:space="preserve"> </w:t>
+      </w:r>
+      <w:r>
+        <w:rPr>
+          <w:rStyle w:val="VerbatimChar"/>
+        </w:rPr>
+        <w:t xml:space="preserve">not-applicable</w:t>
+      </w:r>
+      <w:r>
+        <w:t xml:space="preserve"> </w:t>
+      </w:r>
+      <w:r>
+        <w:t xml:space="preserve">— a live verdict is an (E.2) seam and is never waived; (L2)</w:t>
+      </w:r>
+      <w:r>
+        <w:t xml:space="preserve"> </w:t>
+      </w:r>
+      <w:r>
+        <w:rPr>
+          <w:rStyle w:val="VerbatimChar"/>
+        </w:rPr>
+        <w:t xml:space="preserve">open</w:t>
+      </w:r>
+      <w:r>
+        <w:t xml:space="preserve"> </w:t>
+      </w:r>
+      <w:r>
+        <w:t xml:space="preserve">|</w:t>
+      </w:r>
+      <w:r>
+        <w:t xml:space="preserve"> </w:t>
+      </w:r>
+      <w:r>
+        <w:rPr>
+          <w:rStyle w:val="VerbatimChar"/>
+        </w:rPr>
+        <w:t xml:space="preserve">closed</w:t>
+      </w:r>
+      <w:r>
+        <w:t xml:space="preserve"> </w:t>
+      </w:r>
+      <w:r>
+        <w:t xml:space="preserve">|</w:t>
+      </w:r>
+      <w:r>
+        <w:t xml:space="preserve"> </w:t>
+      </w:r>
+      <w:r>
+        <w:rPr>
+          <w:rStyle w:val="VerbatimChar"/>
+        </w:rPr>
+        <w:t xml:space="preserve">skipped</w:t>
+      </w:r>
+      <w:r>
+        <w:t xml:space="preserve"> </w:t>
+      </w:r>
+      <w:r>
+        <w:t xml:space="preserve">|</w:t>
+      </w:r>
+      <w:r>
+        <w:t xml:space="preserve"> </w:t>
+      </w:r>
+      <w:r>
+        <w:rPr>
+          <w:rStyle w:val="VerbatimChar"/>
+        </w:rPr>
+        <w:t xml:space="preserve">not-applicable</w:t>
+      </w:r>
+      <w:r>
+        <w:t xml:space="preserve"> </w:t>
+      </w:r>
+      <w:r>
+        <w:t xml:space="preserve">|</w:t>
+      </w:r>
+      <w:r>
+        <w:t xml:space="preserve"> </w:t>
+      </w:r>
+      <w:r>
+        <w:rPr>
+          <w:rStyle w:val="VerbatimChar"/>
+        </w:rPr>
+        <w:t xml:space="preserve">waived</w:t>
+      </w:r>
+      <w:r>
+        <w:t xml:space="preserve">; (L3), (L4) and (L5)</w:t>
+      </w:r>
+      <w:r>
+        <w:t xml:space="preserve"> </w:t>
+      </w:r>
+      <w:r>
+        <w:rPr>
+          <w:rStyle w:val="VerbatimChar"/>
+        </w:rPr>
+        <w:t xml:space="preserve">open</w:t>
+      </w:r>
+      <w:r>
+        <w:t xml:space="preserve"> </w:t>
+      </w:r>
+      <w:r>
+        <w:t xml:space="preserve">|</w:t>
+      </w:r>
+      <w:r>
+        <w:t xml:space="preserve"> </w:t>
+      </w:r>
+      <w:r>
+        <w:rPr>
+          <w:rStyle w:val="VerbatimChar"/>
+        </w:rPr>
+        <w:t xml:space="preserve">closed</w:t>
+      </w:r>
+      <w:r>
+        <w:t xml:space="preserve"> </w:t>
+      </w:r>
+      <w:r>
+        <w:t xml:space="preserve">|</w:t>
+      </w:r>
+      <w:r>
+        <w:t xml:space="preserve"> </w:t>
+      </w:r>
+      <w:r>
+        <w:rPr>
+          <w:rStyle w:val="VerbatimChar"/>
+        </w:rPr>
+        <w:t xml:space="preserve">waived</w:t>
+      </w:r>
+      <w:r>
+        <w:t xml:space="preserve"> </w:t>
+      </w:r>
+      <w:r>
+        <w:t xml:space="preserve">— a finding or a polish item never disappears as absent topology; (L6)</w:t>
+      </w:r>
+      <w:r>
+        <w:t xml:space="preserve"> </w:t>
+      </w:r>
+      <w:r>
+        <w:rPr>
+          <w:rStyle w:val="VerbatimChar"/>
+        </w:rPr>
+        <w:t xml:space="preserve">open</w:t>
+      </w:r>
+      <w:r>
+        <w:t xml:space="preserve"> </w:t>
+      </w:r>
+      <w:r>
+        <w:t xml:space="preserve">|</w:t>
+      </w:r>
+      <w:r>
+        <w:t xml:space="preserve"> </w:t>
+      </w:r>
+      <w:r>
+        <w:rPr>
+          <w:rStyle w:val="VerbatimChar"/>
+        </w:rPr>
+        <w:t xml:space="preserve">closed</w:t>
+      </w:r>
+      <w:r>
+        <w:t xml:space="preserve"> </w:t>
+      </w:r>
+      <w:r>
+        <w:t xml:space="preserve">|</w:t>
+      </w:r>
+      <w:r>
+        <w:t xml:space="preserve"> </w:t>
+      </w:r>
+      <w:r>
+        <w:rPr>
+          <w:rStyle w:val="VerbatimChar"/>
+        </w:rPr>
+        <w:t xml:space="preserve">not-applicable</w:t>
+      </w:r>
+      <w:r>
+        <w:t xml:space="preserve"> </w:t>
+      </w:r>
+      <w:r>
+        <w:t xml:space="preserve">— the §11.4.40 retest is never skipped and never waived; (L7)</w:t>
+      </w:r>
+      <w:r>
+        <w:t xml:space="preserve"> </w:t>
+      </w:r>
+      <w:r>
+        <w:rPr>
+          <w:rStyle w:val="VerbatimChar"/>
+        </w:rPr>
+        <w:t xml:space="preserve">open</w:t>
+      </w:r>
+      <w:r>
+        <w:t xml:space="preserve"> </w:t>
+      </w:r>
+      <w:r>
+        <w:t xml:space="preserve">|</w:t>
+      </w:r>
+      <w:r>
+        <w:t xml:space="preserve"> </w:t>
+      </w:r>
+      <w:r>
+        <w:rPr>
+          <w:rStyle w:val="VerbatimChar"/>
+        </w:rPr>
+        <w:t xml:space="preserve">closed</w:t>
+      </w:r>
+      <w:r>
+        <w:t xml:space="preserve"> </w:t>
+      </w:r>
+      <w:r>
+        <w:t xml:space="preserve">|</w:t>
+      </w:r>
+      <w:r>
+        <w:t xml:space="preserve"> </w:t>
+      </w:r>
+      <w:r>
+        <w:rPr>
+          <w:rStyle w:val="VerbatimChar"/>
+        </w:rPr>
+        <w:t xml:space="preserve">not-applicable</w:t>
+      </w:r>
+      <w:r>
+        <w:t xml:space="preserve"> </w:t>
+      </w:r>
+      <w:r>
+        <w:t xml:space="preserve">— an unmet §11.4.260 invariant blocks release and is never skipped or waived, and</w:t>
+      </w:r>
+      <w:r>
+        <w:t xml:space="preserve"> </w:t>
+      </w:r>
+      <w:r>
+        <w:rPr>
+          <w:rStyle w:val="VerbatimChar"/>
+        </w:rPr>
+        <w:t xml:space="preserve">not-applicable</w:t>
+      </w:r>
+      <w:r>
+        <w:t xml:space="preserve"> </w:t>
+      </w:r>
+      <w:r>
+        <w:t xml:space="preserve">means only that the invariant has no subject in that component; (L8)</w:t>
+      </w:r>
+      <w:r>
+        <w:t xml:space="preserve"> </w:t>
+      </w:r>
+      <w:r>
+        <w:rPr>
+          <w:rStyle w:val="VerbatimChar"/>
+        </w:rPr>
+        <w:t xml:space="preserve">open</w:t>
+      </w:r>
+      <w:r>
+        <w:t xml:space="preserve"> </w:t>
+      </w:r>
+      <w:r>
+        <w:t xml:space="preserve">|</w:t>
+      </w:r>
+      <w:r>
+        <w:t xml:space="preserve"> </w:t>
+      </w:r>
+      <w:r>
+        <w:rPr>
+          <w:rStyle w:val="VerbatimChar"/>
+        </w:rPr>
+        <w:t xml:space="preserve">closed</w:t>
+      </w:r>
+      <w:r>
+        <w:t xml:space="preserve"> </w:t>
+      </w:r>
+      <w:r>
+        <w:t xml:space="preserve">|</w:t>
+      </w:r>
+      <w:r>
+        <w:t xml:space="preserve"> </w:t>
+      </w:r>
+      <w:r>
+        <w:rPr>
+          <w:rStyle w:val="VerbatimChar"/>
+        </w:rPr>
+        <w:t xml:space="preserve">waived</w:t>
+      </w:r>
+      <w:r>
+        <w:t xml:space="preserve"> </w:t>
+      </w:r>
+      <w:r>
+        <w:t xml:space="preserve">—</w:t>
+      </w:r>
+      <w:r>
+        <w:t xml:space="preserve"> </w:t>
+      </w:r>
+      <w:r>
+        <w:rPr>
+          <w:rStyle w:val="VerbatimChar"/>
+        </w:rPr>
+        <w:t xml:space="preserve">closed</w:t>
+      </w:r>
+      <w:r>
+        <w:t xml:space="preserve"> </w:t>
+      </w:r>
+      <w:r>
+        <w:t xml:space="preserve">once the waived debt is paid and the waiver retired.</w:t>
+      </w:r>
+      <w:r>
+        <w:t xml:space="preserve"> </w:t>
+      </w:r>
+      <w:r>
+        <w:rPr>
+          <w:rStyle w:val="VerbatimChar"/>
+        </w:rPr>
+        <w:t xml:space="preserve">skipped</w:t>
+      </w:r>
+      <w:r>
+        <w:t xml:space="preserve">,</w:t>
+      </w:r>
+      <w:r>
+        <w:t xml:space="preserve"> </w:t>
+      </w:r>
+      <w:r>
+        <w:rPr>
+          <w:rStyle w:val="VerbatimChar"/>
+        </w:rPr>
+        <w:t xml:space="preserve">not-applicable</w:t>
+      </w:r>
+      <w:r>
+        <w:t xml:space="preserve"> </w:t>
+      </w:r>
+      <w:r>
+        <w:t xml:space="preserve">and</w:t>
+      </w:r>
+      <w:r>
+        <w:t xml:space="preserve"> </w:t>
+      </w:r>
+      <w:r>
+        <w:rPr>
+          <w:rStyle w:val="VerbatimChar"/>
+        </w:rPr>
+        <w:t xml:space="preserve">waived</w:t>
+      </w:r>
+      <w:r>
+        <w:t xml:space="preserve"> </w:t>
+      </w:r>
+      <w:r>
+        <w:t xml:space="preserve">entries count as resolved for the status but are NEVER hidden: they are listed with their reason and tracked id, counted per class in every announcement, and enumerated as honest gaps in the release notes (§11.4.135, §11.4.118). (c) THE EVENT RECORDS. Every fact the status reads is an EVENT RECORD in the existing append-only event stream (§11.4.116 — reused, never a second store), carrying: the fingerprint; a SEQUENCE NUMBER assigned by the stream's single writer at append time and strictly increasing within the stream; the wall-clock write time, recorded for audit and NEVER used for ordering, because clocks skew (§11.4.6); the WRITER ROLE, stamped by the seam that performs the write and never supplied by the writer itself (§11.4.240(B), capability not instruction); the record KIND from the closed set {</w:t>
+      </w:r>
+      <w:r>
+        <w:rPr>
+          <w:rStyle w:val="VerbatimChar"/>
+        </w:rPr>
+        <w:t xml:space="preserve">disposition</w:t>
+      </w:r>
+      <w:r>
+        <w:t xml:space="preserve"> </w:t>
+      </w:r>
+      <w:r>
+        <w:t xml:space="preserve">(an entry id, a disposition, a reason code and an evidence reference; a class label, if the record carries one, is informational only),</w:t>
+      </w:r>
+      <w:r>
+        <w:t xml:space="preserve"> </w:t>
+      </w:r>
+      <w:r>
+        <w:rPr>
+          <w:rStyle w:val="VerbatimChar"/>
+        </w:rPr>
+        <w:t xml:space="preserve">qa-confirmation</w:t>
+      </w:r>
+      <w:r>
+        <w:t xml:space="preserve"> </w:t>
+      </w:r>
+      <w:r>
+        <w:t xml:space="preserve">(the §11.4.185 act),</w:t>
+      </w:r>
+      <w:r>
+        <w:t xml:space="preserve"> </w:t>
+      </w:r>
+      <w:r>
+        <w:rPr>
+          <w:rStyle w:val="VerbatimChar"/>
+        </w:rPr>
+        <w:t xml:space="preserve">release-seam-pass</w:t>
+      </w:r>
+      <w:r>
+        <w:t xml:space="preserve">}; and its payload. Every write to an owning store — creating a row, changing an entry's disposition, deleting a row — is recorded in that store's WRITE-SEAM LOG (§11.4.106(F)), and the seam mirrors at the same write, as a</w:t>
+      </w:r>
+      <w:r>
+        <w:t xml:space="preserve"> </w:t>
+      </w:r>
+      <w:r>
+        <w:rPr>
+          <w:rStyle w:val="VerbatimChar"/>
+        </w:rPr>
+        <w:t xml:space="preserve">disposition</w:t>
+      </w:r>
+      <w:r>
+        <w:t xml:space="preserve"> </w:t>
+      </w:r>
+      <w:r>
+        <w:t xml:space="preserve">record, every write that creates an entry's row or changes its disposition: a creation is mirrored as an</w:t>
+      </w:r>
+      <w:r>
+        <w:t xml:space="preserve"> </w:t>
+      </w:r>
+      <w:r>
+        <w:rPr>
+          <w:rStyle w:val="VerbatimChar"/>
+        </w:rPr>
+        <w:t xml:space="preserve">open</w:t>
+      </w:r>
+      <w:r>
+        <w:t xml:space="preserve"> </w:t>
+      </w:r>
+      <w:r>
+        <w:t xml:space="preserve">BIRTH record with reason code</w:t>
+      </w:r>
+      <w:r>
+        <w:t xml:space="preserve"> </w:t>
+      </w:r>
+      <w:r>
+        <w:rPr>
+          <w:rStyle w:val="VerbatimChar"/>
+        </w:rPr>
+        <w:t xml:space="preserve">open-debt</w:t>
+      </w:r>
+      <w:r>
+        <w:t xml:space="preserve">, so every entry is named by a record from birth and a later deletion of its row never removes it from the entry set (V5). The log entry of each mirrored write names the stream position of its mirror record (F7.4). A record carries exactly ONE fingerprint and is never inherited by another fingerprint: a write to a FINGERPRINT-KEYED store is mirrored once, for that fingerprint; a write to a SCOPE-KEYED store is mirrored once per already-delivered fingerprint whose hand-off record (D.5) names a contained item or code path that the written row matches, at the moment of the write, so a later re-close reaches every older fingerprint it matches; a fingerprint delivered AFTER that write acquires no record from it — instead, at that fingerprint's hand-off, the delivering seam writes an</w:t>
+      </w:r>
+      <w:r>
+        <w:t xml:space="preserve"> </w:t>
+      </w:r>
+      <w:r>
+        <w:rPr>
+          <w:rStyle w:val="VerbatimChar"/>
+        </w:rPr>
+        <w:t xml:space="preserve">open</w:t>
+      </w:r>
+      <w:r>
+        <w:t xml:space="preserve"> </w:t>
+      </w:r>
+      <w:r>
+        <w:t xml:space="preserve">BIRTH record for that fingerprint for every row the join matches at that moment (logged as a</w:t>
+      </w:r>
+      <w:r>
+        <w:t xml:space="preserve"> </w:t>
+      </w:r>
+      <w:r>
+        <w:rPr>
+          <w:rStyle w:val="VerbatimChar"/>
+        </w:rPr>
+        <w:t xml:space="preserve">birth</w:t>
+      </w:r>
+      <w:r>
+        <w:t xml:space="preserve"> </w:t>
+      </w:r>
+      <w:r>
+        <w:t xml:space="preserve">write, (F7.3)), so its matching rows are named from delivery and stay</w:t>
+      </w:r>
+      <w:r>
+        <w:t xml:space="preserve"> </w:t>
+      </w:r>
+      <w:r>
+        <w:rPr>
+          <w:rStyle w:val="VerbatimChar"/>
+        </w:rPr>
+        <w:t xml:space="preserve">open</w:t>
+      </w:r>
+      <w:r>
+        <w:t xml:space="preserve"> </w:t>
+      </w:r>
+      <w:r>
+        <w:t xml:space="preserve">until the verifier seam re-checks their closing evidence against that fingerprint and writes a record for it. WRITER ROLES form the closed set {</w:t>
+      </w:r>
+      <w:r>
+        <w:rPr>
+          <w:rStyle w:val="VerbatimChar"/>
+        </w:rPr>
+        <w:t xml:space="preserve">verifier-seam</w:t>
+      </w:r>
+      <w:r>
+        <w:t xml:space="preserve"> </w:t>
+      </w:r>
+      <w:r>
+        <w:t xml:space="preserve">|</w:t>
+      </w:r>
+      <w:r>
+        <w:t xml:space="preserve"> </w:t>
+      </w:r>
+      <w:r>
+        <w:rPr>
+          <w:rStyle w:val="VerbatimChar"/>
+        </w:rPr>
+        <w:t xml:space="preserve">qa-confirmer</w:t>
+      </w:r>
+      <w:r>
+        <w:t xml:space="preserve"> </w:t>
+      </w:r>
+      <w:r>
+        <w:t xml:space="preserve">|</w:t>
+      </w:r>
+      <w:r>
+        <w:t xml:space="preserve"> </w:t>
+      </w:r>
+      <w:r>
+        <w:rPr>
+          <w:rStyle w:val="VerbatimChar"/>
+        </w:rPr>
+        <w:t xml:space="preserve">release-seam</w:t>
+      </w:r>
+      <w:r>
+        <w:t xml:space="preserve"> </w:t>
+      </w:r>
+      <w:r>
+        <w:t xml:space="preserve">|</w:t>
+      </w:r>
+      <w:r>
+        <w:t xml:space="preserve"> </w:t>
+      </w:r>
+      <w:r>
+        <w:rPr>
+          <w:rStyle w:val="VerbatimChar"/>
+        </w:rPr>
+        <w:t xml:space="preserve">producer</w:t>
+      </w:r>
+      <w:r>
+        <w:t xml:space="preserve">}, and the ALLOWED WRITERS are: a</w:t>
+      </w:r>
+      <w:r>
+        <w:t xml:space="preserve"> </w:t>
+      </w:r>
+      <w:r>
+        <w:rPr>
+          <w:rStyle w:val="VerbatimChar"/>
+        </w:rPr>
+        <w:t xml:space="preserve">disposition</w:t>
+      </w:r>
+      <w:r>
+        <w:t xml:space="preserve"> </w:t>
+      </w:r>
+      <w:r>
+        <w:t xml:space="preserve">record setting</w:t>
+      </w:r>
+      <w:r>
+        <w:t xml:space="preserve"> </w:t>
+      </w:r>
+      <w:r>
+        <w:rPr>
+          <w:rStyle w:val="VerbatimChar"/>
+        </w:rPr>
+        <w:t xml:space="preserve">open</w:t>
+      </w:r>
+      <w:r>
+        <w:t xml:space="preserve"> </w:t>
+      </w:r>
+      <w:r>
+        <w:t xml:space="preserve">— any role, because a downward write is always safe (§11.4.201(4)); a</w:t>
+      </w:r>
+      <w:r>
+        <w:t xml:space="preserve"> </w:t>
+      </w:r>
+      <w:r>
+        <w:rPr>
+          <w:rStyle w:val="VerbatimChar"/>
+        </w:rPr>
+        <w:t xml:space="preserve">disposition</w:t>
+      </w:r>
+      <w:r>
+        <w:t xml:space="preserve"> </w:t>
+      </w:r>
+      <w:r>
+        <w:t xml:space="preserve">record setting any other disposition — the</w:t>
+      </w:r>
+      <w:r>
+        <w:t xml:space="preserve"> </w:t>
+      </w:r>
+      <w:r>
+        <w:rPr>
+          <w:rStyle w:val="VerbatimChar"/>
+        </w:rPr>
+        <w:t xml:space="preserve">verifier-seam</w:t>
+      </w:r>
+      <w:r>
+        <w:t xml:space="preserve"> </w:t>
+      </w:r>
+      <w:r>
+        <w:t xml:space="preserve">only, never the producer of the contained work (§11.4.240, §11.4.249); a</w:t>
+      </w:r>
+      <w:r>
+        <w:t xml:space="preserve"> </w:t>
+      </w:r>
+      <w:r>
+        <w:rPr>
+          <w:rStyle w:val="VerbatimChar"/>
+        </w:rPr>
+        <w:t xml:space="preserve">qa-confirmation</w:t>
+      </w:r>
+      <w:r>
+        <w:t xml:space="preserve"> </w:t>
+      </w:r>
+      <w:r>
+        <w:t xml:space="preserve">record — the</w:t>
+      </w:r>
+      <w:r>
+        <w:t xml:space="preserve"> </w:t>
+      </w:r>
+      <w:r>
+        <w:rPr>
+          <w:rStyle w:val="VerbatimChar"/>
+        </w:rPr>
+        <w:t xml:space="preserve">qa-confirmer</w:t>
+      </w:r>
+      <w:r>
+        <w:t xml:space="preserve"> </w:t>
+      </w:r>
+      <w:r>
+        <w:t xml:space="preserve">only; a</w:t>
+      </w:r>
+      <w:r>
+        <w:t xml:space="preserve"> </w:t>
+      </w:r>
+      <w:r>
+        <w:rPr>
+          <w:rStyle w:val="VerbatimChar"/>
+        </w:rPr>
+        <w:t xml:space="preserve">release-seam-pass</w:t>
+      </w:r>
+      <w:r>
+        <w:t xml:space="preserve"> </w:t>
+      </w:r>
+      <w:r>
+        <w:t xml:space="preserve">record — the</w:t>
+      </w:r>
+      <w:r>
+        <w:t xml:space="preserve"> </w:t>
+      </w:r>
+      <w:r>
+        <w:rPr>
+          <w:rStyle w:val="VerbatimChar"/>
+        </w:rPr>
+        <w:t xml:space="preserve">release-seam</w:t>
+      </w:r>
+      <w:r>
+        <w:t xml:space="preserve"> </w:t>
+      </w:r>
+      <w:r>
+        <w:t xml:space="preserve">only. FIELD TABLE — the status reads exactly the fields below and nothing else. The table is the field-by-field projection of the status function's ONE typed input record: every value the function reads is a named field of that record or of a record nested in it, every field below is read, and each carries five columns — SOURCE, the one place its value comes from; VALID, what makes it usable; ABSENT, what happens when it is missing, unreadable or outside its set; ORDER, whether it orders anything; IDENTITY, how one instance is told from another. An implementation conforms only when its own input record projects to this table byte for byte. No unlisted fact — the order in which stores are declared or read, the order in which records are stored, a wall-clock time other than (F10), or a label on a record other than the comparison of (F6.10) — ever decides a status, so a tie this table does not resolve is never broken: it is X. (F1)</w:t>
+      </w:r>
+      <w:r>
+        <w:t xml:space="preserve"> </w:t>
+      </w:r>
+      <w:r>
+        <w:rPr>
+          <w:rStyle w:val="VerbatimChar"/>
+        </w:rPr>
+        <w:t xml:space="preserve">fingerprint</w:t>
+      </w:r>
+      <w:r>
+        <w:t xml:space="preserve"> </w:t>
+      </w:r>
+      <w:r>
+        <w:t xml:space="preserve">— SOURCE: the hand-off record (D.5): the delivered fingerprint; VALID: non-empty; ABSENT: X; ORDER: none; IDENTITY: exact equality; a record or row is in scope only when its own fingerprint equals it. (F2)</w:t>
+      </w:r>
+      <w:r>
+        <w:t xml:space="preserve"> </w:t>
+      </w:r>
+      <w:r>
+        <w:rPr>
+          <w:rStyle w:val="VerbatimChar"/>
+        </w:rPr>
+        <w:t xml:space="preserve">contained_items</w:t>
+      </w:r>
+      <w:r>
+        <w:t xml:space="preserve"> </w:t>
+      </w:r>
+      <w:r>
+        <w:t xml:space="preserve">— SOURCE: the hand-off record (D.5): the contained tracked §11.4.197 item ids; VALID: a set, possibly empty; ABSENT: X; ORDER: none — a set; IDENTITY: the item id. (F3)</w:t>
+      </w:r>
+      <w:r>
+        <w:t xml:space="preserve"> </w:t>
+      </w:r>
+      <w:r>
+        <w:rPr>
+          <w:rStyle w:val="VerbatimChar"/>
+        </w:rPr>
+        <w:t xml:space="preserve">contained_paths</w:t>
+      </w:r>
+      <w:r>
+        <w:t xml:space="preserve"> </w:t>
+      </w:r>
+      <w:r>
+        <w:t xml:space="preserve">— SOURCE: the hand-off record (D.5): the contained code paths; VALID: a set, possibly empty, of repository-relative code paths, each of which normalises (V3a); ABSENT: X; a contained path that does not normalise (V3a) is X; ORDER: none — a set; IDENTITY: the normalised path (V3a): two paths are one path exactly when their normalised forms are equal. (F4)</w:t>
+      </w:r>
+      <w:r>
+        <w:t xml:space="preserve"> </w:t>
+      </w:r>
+      <w:r>
+        <w:rPr>
+          <w:rStyle w:val="VerbatimChar"/>
+        </w:rPr>
+        <w:t xml:space="preserve">store_decls</w:t>
+      </w:r>
+      <w:r>
+        <w:t xml:space="preserve"> </w:t>
+      </w:r>
+      <w:r>
+        <w:t xml:space="preserve">— SOURCE: the consumer's owning-store declaration (§11.4.35), one declaration per store; VALID: at least one declaration; store names unique; ABSENT: X; no declaration at all, or two declarations of one store, is X; ORDER: none — declaration order carries no meaning; IDENTITY: the store name (F4.1). (F4.1)</w:t>
+      </w:r>
+      <w:r>
+        <w:t xml:space="preserve"> </w:t>
+      </w:r>
+      <w:r>
+        <w:rPr>
+          <w:rStyle w:val="VerbatimChar"/>
+        </w:rPr>
+        <w:t xml:space="preserve">store_decls[].decl_store</w:t>
+      </w:r>
+      <w:r>
+        <w:t xml:space="preserve"> </w:t>
+      </w:r>
+      <w:r>
+        <w:t xml:space="preserve">— SOURCE: the declaration; VALID: non-empty; ABSENT: X; ORDER: none; IDENTITY: the store's name, unique among the declarations. (F4.2)</w:t>
+      </w:r>
+      <w:r>
+        <w:t xml:space="preserve"> </w:t>
+      </w:r>
+      <w:r>
+        <w:rPr>
+          <w:rStyle w:val="VerbatimChar"/>
+        </w:rPr>
+        <w:t xml:space="preserve">store_decls[].required</w:t>
+      </w:r>
+      <w:r>
+        <w:t xml:space="preserve"> </w:t>
+      </w:r>
+      <w:r>
+        <w:t xml:space="preserve">— SOURCE: the declaration; VALID: true or false; ABSENT: X; ORDER: none; IDENTITY: belongs to its declaration. (F4.3)</w:t>
+      </w:r>
+      <w:r>
+        <w:t xml:space="preserve"> </w:t>
+      </w:r>
+      <w:r>
+        <w:rPr>
+          <w:rStyle w:val="VerbatimChar"/>
+        </w:rPr>
+        <w:t xml:space="preserve">store_decls[].keying</w:t>
+      </w:r>
+      <w:r>
+        <w:t xml:space="preserve"> </w:t>
+      </w:r>
+      <w:r>
+        <w:t xml:space="preserve">— SOURCE: the declaration; VALID: exactly one of</w:t>
+      </w:r>
+      <w:r>
+        <w:t xml:space="preserve"> </w:t>
+      </w:r>
+      <w:r>
+        <w:rPr>
+          <w:rStyle w:val="VerbatimChar"/>
+        </w:rPr>
+        <w:t xml:space="preserve">fingerprint-keyed</w:t>
+      </w:r>
+      <w:r>
+        <w:t xml:space="preserve">,</w:t>
+      </w:r>
+      <w:r>
+        <w:t xml:space="preserve"> </w:t>
+      </w:r>
+      <w:r>
+        <w:rPr>
+          <w:rStyle w:val="VerbatimChar"/>
+        </w:rPr>
+        <w:t xml:space="preserve">scope-keyed</w:t>
+      </w:r>
+      <w:r>
+        <w:t xml:space="preserve">,</w:t>
+      </w:r>
+      <w:r>
+        <w:t xml:space="preserve"> </w:t>
+      </w:r>
+      <w:r>
+        <w:rPr>
+          <w:rStyle w:val="VerbatimChar"/>
+        </w:rPr>
+        <w:t xml:space="preserve">not-fingerprint-bound</w:t>
+      </w:r>
+      <w:r>
+        <w:t xml:space="preserve">; ABSENT: X, and a value outside that set is X; ORDER: none; IDENTITY: belongs to its declaration. (F5)</w:t>
+      </w:r>
+      <w:r>
+        <w:t xml:space="preserve"> </w:t>
+      </w:r>
+      <w:r>
+        <w:rPr>
+          <w:rStyle w:val="VerbatimChar"/>
+        </w:rPr>
+        <w:t xml:space="preserve">store_reads</w:t>
+      </w:r>
+      <w:r>
+        <w:t xml:space="preserve"> </w:t>
+      </w:r>
+      <w:r>
+        <w:t xml:space="preserve">— SOURCE: the read of each declared store performed at computation time — a runtime fact, never the declaration; VALID: exactly one read per declared store; ABSENT: a declared store with no read, or a read of an undeclared store, is X; ORDER: none — read order carries no meaning; IDENTITY: the store name (F5.1). (F5.1)</w:t>
+      </w:r>
+      <w:r>
+        <w:t xml:space="preserve"> </w:t>
+      </w:r>
+      <w:r>
+        <w:rPr>
+          <w:rStyle w:val="VerbatimChar"/>
+        </w:rPr>
+        <w:t xml:space="preserve">store_reads[].read_store</w:t>
+      </w:r>
+      <w:r>
+        <w:t xml:space="preserve"> </w:t>
+      </w:r>
+      <w:r>
+        <w:t xml:space="preserve">— SOURCE: the read; VALID: names a declared store; ABSENT: X; ORDER: none; IDENTITY: matches (F4.1). (F5.2)</w:t>
+      </w:r>
+      <w:r>
+        <w:t xml:space="preserve"> </w:t>
+      </w:r>
+      <w:r>
+        <w:rPr>
+          <w:rStyle w:val="VerbatimChar"/>
+        </w:rPr>
+        <w:t xml:space="preserve">store_reads[].readable</w:t>
+      </w:r>
+      <w:r>
+        <w:t xml:space="preserve"> </w:t>
+      </w:r>
+      <w:r>
+        <w:t xml:space="preserve">— SOURCE: the read itself, shown with a §11.4.273 control needle that the store answered; VALID: true only when the needle was found; ABSENT: false, or no needle result, is X; ORDER: none; IDENTITY: belongs to its read. (F5.3)</w:t>
+      </w:r>
+      <w:r>
+        <w:t xml:space="preserve"> </w:t>
+      </w:r>
+      <w:r>
+        <w:rPr>
+          <w:rStyle w:val="VerbatimChar"/>
+        </w:rPr>
+        <w:t xml:space="preserve">store_reads[].rows</w:t>
+      </w:r>
+      <w:r>
+        <w:t xml:space="preserve"> </w:t>
+      </w:r>
+      <w:r>
+        <w:t xml:space="preserve">— SOURCE: the rows the read returned; VALID: each row carries (F5.3.1)–(F5.3.3); ABSENT: a readable store may return none and then contributes no entry, unless it is required (X); ORDER: none — row order carries no meaning; IDENTITY: the row key (F5.3.1). (F5.3.1)</w:t>
+      </w:r>
+      <w:r>
+        <w:t xml:space="preserve"> </w:t>
+      </w:r>
+      <w:r>
+        <w:rPr>
+          <w:rStyle w:val="VerbatimChar"/>
+        </w:rPr>
+        <w:t xml:space="preserve">store_reads[].rows[].key</w:t>
+      </w:r>
+      <w:r>
+        <w:t xml:space="preserve"> </w:t>
+      </w:r>
+      <w:r>
+        <w:t xml:space="preserve">— SOURCE: the row; VALID: matched in at most one row across every declared store (V4); ABSENT: X; ORDER: none; IDENTITY: the entry id: the tracked §11.4.197 item id for (L1), (L2), (L5), (L6) and (L7), the finding id for (L3) and (L4), the waiver id for (L8). (F5.3.2)</w:t>
+      </w:r>
+      <w:r>
+        <w:t xml:space="preserve"> </w:t>
+      </w:r>
+      <w:r>
+        <w:rPr>
+          <w:rStyle w:val="VerbatimChar"/>
+        </w:rPr>
+        <w:t xml:space="preserve">store_reads[].rows[].cls</w:t>
+      </w:r>
+      <w:r>
+        <w:t xml:space="preserve"> </w:t>
+      </w:r>
+      <w:r>
+        <w:t xml:space="preserve">— SOURCE: the row; VALID: exactly one of (L1)–(L8); ABSENT: X, and a value outside that set is X; ORDER: none; IDENTITY: the entry's class; never taken from a record. (F5.3.3)</w:t>
+      </w:r>
+      <w:r>
+        <w:t xml:space="preserve"> </w:t>
+      </w:r>
+      <w:r>
+        <w:rPr>
+          <w:rStyle w:val="VerbatimChar"/>
+        </w:rPr>
+        <w:t xml:space="preserve">store_reads[].rows[].scope</w:t>
+      </w:r>
+      <w:r>
+        <w:t xml:space="preserve"> </w:t>
+      </w:r>
+      <w:r>
+        <w:t xml:space="preserve">— SOURCE: the row; VALID: a fingerprint in a fingerprint-keyed store; in any other store, a tracked item id or a repository-relative code path; ABSENT: X; in a scope-keyed or not-fingerprint-bound store, a scope that is not an item id in (F2) and does not normalise (V3a) is UNRESOLVABLE: X, never silently left out of the join; ORDER: none; IDENTITY: decides whether the row is matched for the fingerprint (V3). (F6)</w:t>
+      </w:r>
+      <w:r>
+        <w:t xml:space="preserve"> </w:t>
+      </w:r>
+      <w:r>
+        <w:rPr>
+          <w:rStyle w:val="VerbatimChar"/>
+        </w:rPr>
+        <w:t xml:space="preserve">records</w:t>
+      </w:r>
+      <w:r>
+        <w:t xml:space="preserve"> </w:t>
+      </w:r>
+      <w:r>
+        <w:t xml:space="preserve">— SOURCE: the existing §11.4.116 append-only event stream, read at computation time; VALID: readable; ABSENT: X; ORDER: none of its own — only (F6.2) orders, never storage order; IDENTITY: the stream position (F6.1). (F6.1)</w:t>
+      </w:r>
+      <w:r>
+        <w:t xml:space="preserve"> </w:t>
+      </w:r>
+      <w:r>
+        <w:rPr>
+          <w:rStyle w:val="VerbatimChar"/>
+        </w:rPr>
+        <w:t xml:space="preserve">records[].rid</w:t>
+      </w:r>
+      <w:r>
+        <w:t xml:space="preserve"> </w:t>
+      </w:r>
+      <w:r>
+        <w:t xml:space="preserve">— SOURCE: the stream, assigned on append; VALID: unique in the stream; ABSENT: missing, or shared by two records: a SEQUENCE DEFECT (V2); ORDER: none — a position never orders; IDENTITY: the record's identity, named by write-log mirrors (F7.4) and repairs (F9.1). (F6.2)</w:t>
+      </w:r>
+      <w:r>
+        <w:t xml:space="preserve"> </w:t>
+      </w:r>
+      <w:r>
+        <w:rPr>
+          <w:rStyle w:val="VerbatimChar"/>
+        </w:rPr>
+        <w:t xml:space="preserve">records[].seq</w:t>
+      </w:r>
+      <w:r>
+        <w:t xml:space="preserve"> </w:t>
+      </w:r>
+      <w:r>
+        <w:t xml:space="preserve">— SOURCE: the stream's single writer, assigned on append; VALID: an integer, unique in the stream; ABSENT: missing or shared: a SEQUENCE DEFECT (V2); ORDER: the ONLY ordering key; IDENTITY: none. (F6.3)</w:t>
+      </w:r>
+      <w:r>
+        <w:t xml:space="preserve"> </w:t>
+      </w:r>
+      <w:r>
+        <w:rPr>
+          <w:rStyle w:val="VerbatimChar"/>
+        </w:rPr>
+        <w:t xml:space="preserve">records[].kind</w:t>
+      </w:r>
+      <w:r>
+        <w:t xml:space="preserve"> </w:t>
+      </w:r>
+      <w:r>
+        <w:t xml:space="preserve">— SOURCE: the record; VALID:</w:t>
+      </w:r>
+      <w:r>
+        <w:t xml:space="preserve"> </w:t>
+      </w:r>
+      <w:r>
+        <w:rPr>
+          <w:rStyle w:val="VerbatimChar"/>
+        </w:rPr>
+        <w:t xml:space="preserve">disposition</w:t>
+      </w:r>
+      <w:r>
+        <w:t xml:space="preserve">,</w:t>
+      </w:r>
+      <w:r>
+        <w:t xml:space="preserve"> </w:t>
+      </w:r>
+      <w:r>
+        <w:rPr>
+          <w:rStyle w:val="VerbatimChar"/>
+        </w:rPr>
+        <w:t xml:space="preserve">qa-confirmation</w:t>
+      </w:r>
+      <w:r>
+        <w:t xml:space="preserve"> </w:t>
+      </w:r>
+      <w:r>
+        <w:t xml:space="preserve">or</w:t>
+      </w:r>
+      <w:r>
+        <w:t xml:space="preserve"> </w:t>
+      </w:r>
+      <w:r>
+        <w:rPr>
+          <w:rStyle w:val="VerbatimChar"/>
+        </w:rPr>
+        <w:t xml:space="preserve">release-seam-pass</w:t>
+      </w:r>
+      <w:r>
+        <w:t xml:space="preserve">; ABSENT: any other value: the record is never valid and decides nothing; ORDER: none; IDENTITY: none. (F6.4)</w:t>
+      </w:r>
+      <w:r>
+        <w:t xml:space="preserve"> </w:t>
+      </w:r>
+      <w:r>
+        <w:rPr>
+          <w:rStyle w:val="VerbatimChar"/>
+        </w:rPr>
+        <w:t xml:space="preserve">records[].role</w:t>
+      </w:r>
+      <w:r>
+        <w:t xml:space="preserve"> </w:t>
+      </w:r>
+      <w:r>
+        <w:t xml:space="preserve">— SOURCE: the stamp of the seam that performed the write, never the writer; VALID:</w:t>
+      </w:r>
+      <w:r>
+        <w:t xml:space="preserve"> </w:t>
+      </w:r>
+      <w:r>
+        <w:rPr>
+          <w:rStyle w:val="VerbatimChar"/>
+        </w:rPr>
+        <w:t xml:space="preserve">verifier-seam</w:t>
+      </w:r>
+      <w:r>
+        <w:t xml:space="preserve">,</w:t>
+      </w:r>
+      <w:r>
+        <w:t xml:space="preserve"> </w:t>
+      </w:r>
+      <w:r>
+        <w:rPr>
+          <w:rStyle w:val="VerbatimChar"/>
+        </w:rPr>
+        <w:t xml:space="preserve">qa-confirmer</w:t>
+      </w:r>
+      <w:r>
+        <w:t xml:space="preserve">,</w:t>
+      </w:r>
+      <w:r>
+        <w:t xml:space="preserve"> </w:t>
+      </w:r>
+      <w:r>
+        <w:rPr>
+          <w:rStyle w:val="VerbatimChar"/>
+        </w:rPr>
+        <w:t xml:space="preserve">release-seam</w:t>
+      </w:r>
+      <w:r>
+        <w:t xml:space="preserve"> </w:t>
+      </w:r>
+      <w:r>
+        <w:t xml:space="preserve">or</w:t>
+      </w:r>
+      <w:r>
+        <w:t xml:space="preserve"> </w:t>
+      </w:r>
+      <w:r>
+        <w:rPr>
+          <w:rStyle w:val="VerbatimChar"/>
+        </w:rPr>
+        <w:t xml:space="preserve">producer</w:t>
+      </w:r>
+      <w:r>
+        <w:t xml:space="preserve">; ABSENT: any other value: the record is not valid; ORDER: none; IDENTITY: none. (F6.5)</w:t>
+      </w:r>
+      <w:r>
+        <w:t xml:space="preserve"> </w:t>
+      </w:r>
+      <w:r>
+        <w:rPr>
+          <w:rStyle w:val="VerbatimChar"/>
+        </w:rPr>
+        <w:t xml:space="preserve">records[].fp</w:t>
+      </w:r>
+      <w:r>
+        <w:t xml:space="preserve"> </w:t>
+      </w:r>
+      <w:r>
+        <w:t xml:space="preserve">— SOURCE: the record; VALID: exactly one fingerprint; ABSENT: missing, empty or unreadable: a SEQUENCE DEFECT for every fingerprint (V2); ORDER: none; IDENTITY: the record is in scope only when equal to (F1), and is never inherited by another fingerprint. (F6.6)</w:t>
+      </w:r>
+      <w:r>
+        <w:t xml:space="preserve"> </w:t>
+      </w:r>
+      <w:r>
+        <w:rPr>
+          <w:rStyle w:val="VerbatimChar"/>
+        </w:rPr>
+        <w:t xml:space="preserve">records[].entry</w:t>
+      </w:r>
+      <w:r>
+        <w:t xml:space="preserve"> </w:t>
+      </w:r>
+      <w:r>
+        <w:t xml:space="preserve">— SOURCE: the record (</w:t>
+      </w:r>
+      <w:r>
+        <w:rPr>
+          <w:rStyle w:val="VerbatimChar"/>
+        </w:rPr>
+        <w:t xml:space="preserve">disposition</w:t>
+      </w:r>
+      <w:r>
+        <w:t xml:space="preserve"> </w:t>
+      </w:r>
+      <w:r>
+        <w:t xml:space="preserve">only); VALID: matches exactly one matched row (V4); ABSENT: the record is not valid; ORDER: none; IDENTITY: names the entry by its row key (F5.3.1). (F6.7)</w:t>
+      </w:r>
+      <w:r>
+        <w:t xml:space="preserve"> </w:t>
+      </w:r>
+      <w:r>
+        <w:rPr>
+          <w:rStyle w:val="VerbatimChar"/>
+        </w:rPr>
+        <w:t xml:space="preserve">records[].disp</w:t>
+      </w:r>
+      <w:r>
+        <w:t xml:space="preserve"> </w:t>
+      </w:r>
+      <w:r>
+        <w:t xml:space="preserve">— SOURCE: the record (</w:t>
+      </w:r>
+      <w:r>
+        <w:rPr>
+          <w:rStyle w:val="VerbatimChar"/>
+        </w:rPr>
+        <w:t xml:space="preserve">disposition</w:t>
+      </w:r>
+      <w:r>
+        <w:t xml:space="preserve"> </w:t>
+      </w:r>
+      <w:r>
+        <w:t xml:space="preserve">only); VALID: in the closed disposition set and in its class's permitted row; ABSENT: the record is not valid; ORDER: none; IDENTITY: none. (F6.8)</w:t>
+      </w:r>
+      <w:r>
+        <w:t xml:space="preserve"> </w:t>
+      </w:r>
+      <w:r>
+        <w:rPr>
+          <w:rStyle w:val="VerbatimChar"/>
+        </w:rPr>
+        <w:t xml:space="preserve">records[].code</w:t>
+      </w:r>
+      <w:r>
+        <w:t xml:space="preserve"> </w:t>
+      </w:r>
+      <w:r>
+        <w:t xml:space="preserve">— SOURCE: the record (</w:t>
+      </w:r>
+      <w:r>
+        <w:rPr>
+          <w:rStyle w:val="VerbatimChar"/>
+        </w:rPr>
+        <w:t xml:space="preserve">disposition</w:t>
+      </w:r>
+      <w:r>
+        <w:t xml:space="preserve"> </w:t>
+      </w:r>
+      <w:r>
+        <w:t xml:space="preserve">only); VALID: in its disposition's permitted reason-code row; ABSENT: the record is not valid; ORDER: none; IDENTITY: none. (F6.9)</w:t>
+      </w:r>
+      <w:r>
+        <w:t xml:space="preserve"> </w:t>
+      </w:r>
+      <w:r>
+        <w:rPr>
+          <w:rStyle w:val="VerbatimChar"/>
+        </w:rPr>
+        <w:t xml:space="preserve">records[].ref</w:t>
+      </w:r>
+      <w:r>
+        <w:t xml:space="preserve"> </w:t>
+      </w:r>
+      <w:r>
+        <w:t xml:space="preserve">— SOURCE: the record (</w:t>
+      </w:r>
+      <w:r>
+        <w:rPr>
+          <w:rStyle w:val="VerbatimChar"/>
+        </w:rPr>
+        <w:t xml:space="preserve">disposition</w:t>
+      </w:r>
+      <w:r>
+        <w:t xml:space="preserve"> </w:t>
+      </w:r>
+      <w:r>
+        <w:t xml:space="preserve">only); VALID: present when the code requires it; for</w:t>
+      </w:r>
+      <w:r>
+        <w:t xml:space="preserve"> </w:t>
+      </w:r>
+      <w:r>
+        <w:rPr>
+          <w:rStyle w:val="VerbatimChar"/>
+        </w:rPr>
+        <w:t xml:space="preserve">waived</w:t>
+      </w:r>
+      <w:r>
+        <w:t xml:space="preserve"> </w:t>
+      </w:r>
+      <w:r>
+        <w:t xml:space="preserve">it names the waiver (F8.1); ABSENT: the record is not valid when its code requires it; ORDER: none; IDENTITY: none. (F6.10)</w:t>
+      </w:r>
+      <w:r>
+        <w:t xml:space="preserve"> </w:t>
+      </w:r>
+      <w:r>
+        <w:rPr>
+          <w:rStyle w:val="VerbatimChar"/>
+        </w:rPr>
+        <w:t xml:space="preserve">records[].label</w:t>
+      </w:r>
+      <w:r>
+        <w:t xml:space="preserve"> </w:t>
+      </w:r>
+      <w:r>
+        <w:t xml:space="preserve">— SOURCE: the record; VALID: informational; only compared with the entry's class (V6); ABSENT: nothing — a record need not carry one; ORDER: none; IDENTITY: never a source of class; a label that differs from the class makes the record not valid. (F7)</w:t>
+      </w:r>
+      <w:r>
+        <w:t xml:space="preserve"> </w:t>
+      </w:r>
+      <w:r>
+        <w:rPr>
+          <w:rStyle w:val="VerbatimChar"/>
+        </w:rPr>
+        <w:t xml:space="preserve">write_log</w:t>
+      </w:r>
+      <w:r>
+        <w:t xml:space="preserve"> </w:t>
+      </w:r>
+      <w:r>
+        <w:t xml:space="preserve">— SOURCE: each owning store's write-seam log (§11.4.106(F)), which records every mirroring obligation the seam creates; VALID: readable; ABSENT: X; ORDER: none; IDENTITY: (F7.1) and (F7.2). (F7.1)</w:t>
+      </w:r>
+      <w:r>
+        <w:t xml:space="preserve"> </w:t>
+      </w:r>
+      <w:r>
+        <w:rPr>
+          <w:rStyle w:val="VerbatimChar"/>
+        </w:rPr>
+        <w:t xml:space="preserve">write_log[].w_fp</w:t>
+      </w:r>
+      <w:r>
+        <w:t xml:space="preserve"> </w:t>
+      </w:r>
+      <w:r>
+        <w:t xml:space="preserve">— SOURCE: the log entry; VALID: a non-empty fingerprint; ABSENT: missing, empty or unreadable: X; ORDER: none; IDENTITY: an entry is in scope only when equal to (F1); an entry with no readable fingerprint is X. (F7.2)</w:t>
+      </w:r>
+      <w:r>
+        <w:t xml:space="preserve"> </w:t>
+      </w:r>
+      <w:r>
+        <w:rPr>
+          <w:rStyle w:val="VerbatimChar"/>
+        </w:rPr>
+        <w:t xml:space="preserve">write_log[].w_key</w:t>
+      </w:r>
+      <w:r>
+        <w:t xml:space="preserve"> </w:t>
+      </w:r>
+      <w:r>
+        <w:t xml:space="preserve">— SOURCE: the log entry; VALID: an entry id; ABSENT: X for an in-scope entry (F7.1); ORDER: none; IDENTITY: the entry the write concerns. (F7.3)</w:t>
+      </w:r>
+      <w:r>
+        <w:t xml:space="preserve"> </w:t>
+      </w:r>
+      <w:r>
+        <w:rPr>
+          <w:rStyle w:val="VerbatimChar"/>
+        </w:rPr>
+        <w:t xml:space="preserve">write_log[].op</w:t>
+      </w:r>
+      <w:r>
+        <w:t xml:space="preserve"> </w:t>
+      </w:r>
+      <w:r>
+        <w:t xml:space="preserve">— SOURCE: the log entry; VALID:</w:t>
+      </w:r>
+      <w:r>
+        <w:t xml:space="preserve"> </w:t>
+      </w:r>
+      <w:r>
+        <w:rPr>
+          <w:rStyle w:val="VerbatimChar"/>
+        </w:rPr>
+        <w:t xml:space="preserve">birth</w:t>
+      </w:r>
+      <w:r>
+        <w:t xml:space="preserve"> </w:t>
+      </w:r>
+      <w:r>
+        <w:t xml:space="preserve">(the entry's row matched at hand-off or created after it) or</w:t>
+      </w:r>
+      <w:r>
+        <w:t xml:space="preserve"> </w:t>
+      </w:r>
+      <w:r>
+        <w:rPr>
+          <w:rStyle w:val="VerbatimChar"/>
+        </w:rPr>
+        <w:t xml:space="preserve">disposition</w:t>
+      </w:r>
+      <w:r>
+        <w:t xml:space="preserve"> </w:t>
+      </w:r>
+      <w:r>
+        <w:t xml:space="preserve">(a change of its disposition); ABSENT: X for an in-scope entry (F7.1); ORDER: none; IDENTITY: none. (F7.4)</w:t>
+      </w:r>
+      <w:r>
+        <w:t xml:space="preserve"> </w:t>
+      </w:r>
+      <w:r>
+        <w:rPr>
+          <w:rStyle w:val="VerbatimChar"/>
+        </w:rPr>
+        <w:t xml:space="preserve">write_log[].mirror</w:t>
+      </w:r>
+      <w:r>
+        <w:t xml:space="preserve"> </w:t>
+      </w:r>
+      <w:r>
+        <w:t xml:space="preserve">— SOURCE: the log entry, written by the seam that appended the mirror record; VALID: the stream position (F6.1) of an in-scope</w:t>
+      </w:r>
+      <w:r>
+        <w:t xml:space="preserve"> </w:t>
+      </w:r>
+      <w:r>
+        <w:rPr>
+          <w:rStyle w:val="VerbatimChar"/>
+        </w:rPr>
+        <w:t xml:space="preserve">disposition</w:t>
+      </w:r>
+      <w:r>
+        <w:t xml:space="preserve"> </w:t>
+      </w:r>
+      <w:r>
+        <w:t xml:space="preserve">record naming (F7.2), with disposition</w:t>
+      </w:r>
+      <w:r>
+        <w:t xml:space="preserve"> </w:t>
+      </w:r>
+      <w:r>
+        <w:rPr>
+          <w:rStyle w:val="VerbatimChar"/>
+        </w:rPr>
+        <w:t xml:space="preserve">open</w:t>
+      </w:r>
+      <w:r>
+        <w:t xml:space="preserve"> </w:t>
+      </w:r>
+      <w:r>
+        <w:t xml:space="preserve">for a birth; ABSENT: missing or not matching, for an in-scope entry (F7.1): X; ORDER: none; IDENTITY: points at (F6.1). (F8)</w:t>
+      </w:r>
+      <w:r>
+        <w:t xml:space="preserve"> </w:t>
+      </w:r>
+      <w:r>
+        <w:rPr>
+          <w:rStyle w:val="VerbatimChar"/>
+        </w:rPr>
+        <w:t xml:space="preserve">waivers</w:t>
+      </w:r>
+      <w:r>
+        <w:t xml:space="preserve"> </w:t>
+      </w:r>
+      <w:r>
+        <w:t xml:space="preserve">— SOURCE: the §11.4.271 waiver register, read at computation time; VALID: readable; ABSENT: X; ORDER: none; IDENTITY: (F8.1). (F8.1)</w:t>
+      </w:r>
+      <w:r>
+        <w:t xml:space="preserve"> </w:t>
+      </w:r>
+      <w:r>
+        <w:rPr>
+          <w:rStyle w:val="VerbatimChar"/>
+        </w:rPr>
+        <w:t xml:space="preserve">waivers[].wid</w:t>
+      </w:r>
+      <w:r>
+        <w:t xml:space="preserve"> </w:t>
+      </w:r>
+      <w:r>
+        <w:t xml:space="preserve">— SOURCE: the waiver register; VALID: unique in the register; ABSENT: X; ORDER: none; IDENTITY: named by a</w:t>
+      </w:r>
+      <w:r>
+        <w:t xml:space="preserve"> </w:t>
+      </w:r>
+      <w:r>
+        <w:rPr>
+          <w:rStyle w:val="VerbatimChar"/>
+        </w:rPr>
+        <w:t xml:space="preserve">waived</w:t>
+      </w:r>
+      <w:r>
+        <w:t xml:space="preserve"> </w:t>
+      </w:r>
+      <w:r>
+        <w:t xml:space="preserve">record's evidence reference (F6.9). (F8.2)</w:t>
+      </w:r>
+      <w:r>
+        <w:t xml:space="preserve"> </w:t>
+      </w:r>
+      <w:r>
+        <w:rPr>
+          <w:rStyle w:val="VerbatimChar"/>
+        </w:rPr>
+        <w:t xml:space="preserve">waivers[].authorised</w:t>
+      </w:r>
+      <w:r>
+        <w:t xml:space="preserve"> </w:t>
+      </w:r>
+      <w:r>
+        <w:t xml:space="preserve">— SOURCE: §11.4.271 evaluation of the waiver (rostered non-producer authoriser, tracked item); VALID: true or false; ABSENT: not authorised; ORDER: none; IDENTITY: belongs to its waiver. (F8.3)</w:t>
+      </w:r>
+      <w:r>
+        <w:t xml:space="preserve"> </w:t>
+      </w:r>
+      <w:r>
+        <w:rPr>
+          <w:rStyle w:val="VerbatimChar"/>
+        </w:rPr>
+        <w:t xml:space="preserve">waivers[].expiry</w:t>
+      </w:r>
+      <w:r>
+        <w:t xml:space="preserve"> </w:t>
+      </w:r>
+      <w:r>
+        <w:t xml:space="preserve">— SOURCE: the waiver; VALID: a time; ABSENT: the waiver is not valid (§11.4.271 requires an expiry); ORDER: compared only with (F10); never orders records; IDENTITY: belongs to its waiver. (F9)</w:t>
+      </w:r>
+      <w:r>
+        <w:t xml:space="preserve"> </w:t>
+      </w:r>
+      <w:r>
+        <w:rPr>
+          <w:rStyle w:val="VerbatimChar"/>
+        </w:rPr>
+        <w:t xml:space="preserve">repairs</w:t>
+      </w:r>
+      <w:r>
+        <w:t xml:space="preserve"> </w:t>
+      </w:r>
+      <w:r>
+        <w:t xml:space="preserve">— SOURCE: the §11.4.268 stream-integrity repair records; VALID: readable; an empty list means no repair; ABSENT: X; ORDER: none; IDENTITY: none. (F9.1)</w:t>
+      </w:r>
+      <w:r>
+        <w:t xml:space="preserve"> </w:t>
+      </w:r>
+      <w:r>
+        <w:rPr>
+          <w:rStyle w:val="VerbatimChar"/>
+        </w:rPr>
+        <w:t xml:space="preserve">repairs[].rids</w:t>
+      </w:r>
+      <w:r>
+        <w:t xml:space="preserve"> </w:t>
+      </w:r>
+      <w:r>
+        <w:t xml:space="preserve">— SOURCE: the repair record; VALID: stream positions (F6.1); ABSENT: the repair quarantines nothing; ORDER: none; IDENTITY: names records by (F6.1). (F9.2)</w:t>
+      </w:r>
+      <w:r>
+        <w:t xml:space="preserve"> </w:t>
+      </w:r>
+      <w:r>
+        <w:rPr>
+          <w:rStyle w:val="VerbatimChar"/>
+        </w:rPr>
+        <w:t xml:space="preserve">repairs[].decision</w:t>
+      </w:r>
+      <w:r>
+        <w:t xml:space="preserve"> </w:t>
+      </w:r>
+      <w:r>
+        <w:t xml:space="preserve">— SOURCE: the repair record: a reference to its recorded §11.4.66 operator decision; VALID: present; ABSENT: the repair quarantines nothing; ORDER: none; IDENTITY: none. (F10)</w:t>
+      </w:r>
+      <w:r>
+        <w:t xml:space="preserve"> </w:t>
+      </w:r>
+      <w:r>
+        <w:rPr>
+          <w:rStyle w:val="VerbatimChar"/>
+        </w:rPr>
+        <w:t xml:space="preserve">now</w:t>
+      </w:r>
+      <w:r>
+        <w:t xml:space="preserve"> </w:t>
+      </w:r>
+      <w:r>
+        <w:t xml:space="preserve">— SOURCE: the computing seam's clock at computation time; VALID: a time; ABSENT: X; ORDER: compared only with (F8.3); never orders records; IDENTITY: none. DERIVED VALUES — rules over the fields above, never inputs of their own. (V1) RECORD SCOPE — the IN-SCOPE records are the records not quarantined by a repair (V2) whose fingerprint (F6.5) equals (F1); a record carrying any other fingerprint is an input to nothing except the sequence check (V2). (V2) SEQUENCE CHECK AND REPAIR — a SEQUENCE DEFECT is a record that is not quarantined and has no sequence number or no stream position, shares its sequence number or its stream position with another record that is not quarantined, or has a missing, empty or unreadable fingerprint; it is X for every fingerprint carried by a record involved in it (for a missing, empty or unreadable fingerprint, for every fingerprint) and for no other fingerprint, so a malformed record of one fingerprint never holds another. RECOVERY: a §11.4.268 stream-integrity repair record carrying a reference to its recorded §11.4.66 operator decision QUARANTINES the records it names (F9.1); a quarantined record is an input to nothing, and a repair with no decision reference quarantines nothing. Because a quarantine removes a record from every rule, it can raise a status; that is why it needs the recorded decision, and every quarantine is listed in every announcement. (V3) JOIN — a row is MATCHED for the fingerprint when its store is fingerprint-keyed and its scope (F5.3.3) equals (F1), or its store is scope-keyed or not-fingerprint-bound and its scope either equals an item id in (F2) or, normalised (V3a), equals, is an ancestor of, or is a descendant of a normalised path in (F3), so a finding recorded against a directory joins every contained path below it and a finding recorded against a file joins the contained directory that holds it. (V3a) PATH NORMALISATION — one textual rule for every code path, in (F3) and in a row's scope alike, and never a file-system lookup, so a symbolic link is never resolved: split the path on</w:t>
+      </w:r>
+      <w:r>
+        <w:t xml:space="preserve"> </w:t>
+      </w:r>
+      <w:r>
+        <w:rPr>
+          <w:rStyle w:val="VerbatimChar"/>
+        </w:rPr>
+        <w:t xml:space="preserve">/</w:t>
+      </w:r>
+      <w:r>
+        <w:t xml:space="preserve">; drop every empty segment and every</w:t>
+      </w:r>
+      <w:r>
+        <w:t xml:space="preserve"> </w:t>
+      </w:r>
+      <w:r>
+        <w:rPr>
+          <w:rStyle w:val="VerbatimChar"/>
+        </w:rPr>
+        <w:t xml:space="preserve">.</w:t>
+      </w:r>
+      <w:r>
+        <w:t xml:space="preserve"> </w:t>
+      </w:r>
+      <w:r>
+        <w:t xml:space="preserve">segment; a</w:t>
+      </w:r>
+      <w:r>
+        <w:t xml:space="preserve"> </w:t>
+      </w:r>
+      <w:r>
+        <w:rPr>
+          <w:rStyle w:val="VerbatimChar"/>
+        </w:rPr>
+        <w:t xml:space="preserve">..</w:t>
+      </w:r>
+      <w:r>
+        <w:t xml:space="preserve"> </w:t>
+      </w:r>
+      <w:r>
+        <w:t xml:space="preserve">segment removes the segment before it; the normalised path is the remaining segments joined by</w:t>
+      </w:r>
+      <w:r>
+        <w:t xml:space="preserve"> </w:t>
+      </w:r>
+      <w:r>
+        <w:rPr>
+          <w:rStyle w:val="VerbatimChar"/>
+        </w:rPr>
+        <w:t xml:space="preserve">/</w:t>
+      </w:r>
+      <w:r>
+        <w:t xml:space="preserve">, and a path with no segment left (</w:t>
+      </w:r>
+      <w:r>
+        <w:rPr>
+          <w:rStyle w:val="VerbatimChar"/>
+        </w:rPr>
+        <w:t xml:space="preserve">.</w:t>
+      </w:r>
+      <w:r>
+        <w:t xml:space="preserve"> </w:t>
+      </w:r>
+      <w:r>
+        <w:t xml:space="preserve">or</w:t>
+      </w:r>
+      <w:r>
+        <w:t xml:space="preserve"> </w:t>
+      </w:r>
+      <w:r>
+        <w:rPr>
+          <w:rStyle w:val="VerbatimChar"/>
+        </w:rPr>
+        <w:t xml:space="preserve">./</w:t>
+      </w:r>
+      <w:r>
+        <w:t xml:space="preserve">) is the repository root, an ancestor of every path. A path that is empty, starts with</w:t>
+      </w:r>
+      <w:r>
+        <w:t xml:space="preserve"> </w:t>
+      </w:r>
+      <w:r>
+        <w:rPr>
+          <w:rStyle w:val="VerbatimChar"/>
+        </w:rPr>
+        <w:t xml:space="preserve">/</w:t>
+      </w:r>
+      <w:r>
+        <w:t xml:space="preserve">, or has a</w:t>
+      </w:r>
+      <w:r>
+        <w:t xml:space="preserve"> </w:t>
+      </w:r>
+      <w:r>
+        <w:rPr>
+          <w:rStyle w:val="VerbatimChar"/>
+        </w:rPr>
+        <w:t xml:space="preserve">..</w:t>
+      </w:r>
+      <w:r>
+        <w:t xml:space="preserve"> </w:t>
+      </w:r>
+      <w:r>
+        <w:t xml:space="preserve">segment with no segment before it does not normalise and is UNRESOLVABLE. Comparison is exact and case-sensitive, segment by segment:</w:t>
+      </w:r>
+      <w:r>
+        <w:t xml:space="preserve"> </w:t>
+      </w:r>
+      <w:r>
+        <w:rPr>
+          <w:rStyle w:val="VerbatimChar"/>
+        </w:rPr>
+        <w:t xml:space="preserve">src/a</w:t>
+      </w:r>
+      <w:r>
+        <w:t xml:space="preserve"> </w:t>
+      </w:r>
+      <w:r>
+        <w:t xml:space="preserve">is an ancestor of</w:t>
+      </w:r>
+      <w:r>
+        <w:t xml:space="preserve"> </w:t>
+      </w:r>
+      <w:r>
+        <w:rPr>
+          <w:rStyle w:val="VerbatimChar"/>
+        </w:rPr>
+        <w:t xml:space="preserve">src/a/b</w:t>
+      </w:r>
+      <w:r>
+        <w:t xml:space="preserve"> </w:t>
+      </w:r>
+      <w:r>
+        <w:t xml:space="preserve">but not of</w:t>
+      </w:r>
+      <w:r>
+        <w:t xml:space="preserve"> </w:t>
+      </w:r>
+      <w:r>
+        <w:rPr>
+          <w:rStyle w:val="VerbatimChar"/>
+        </w:rPr>
+        <w:t xml:space="preserve">src/ab</w:t>
+      </w:r>
+      <w:r>
+        <w:t xml:space="preserve"> </w:t>
+      </w:r>
+      <w:r>
+        <w:t xml:space="preserve">and not of</w:t>
+      </w:r>
+      <w:r>
+        <w:t xml:space="preserve"> </w:t>
+      </w:r>
+      <w:r>
+        <w:rPr>
+          <w:rStyle w:val="VerbatimChar"/>
+        </w:rPr>
+        <w:t xml:space="preserve">SRC/a/b</w:t>
+      </w:r>
+      <w:r>
+        <w:t xml:space="preserve">, and</w:t>
+      </w:r>
+      <w:r>
+        <w:t xml:space="preserve"> </w:t>
+      </w:r>
+      <w:r>
+        <w:rPr>
+          <w:rStyle w:val="VerbatimChar"/>
+        </w:rPr>
+        <w:t xml:space="preserve">\</w:t>
+      </w:r>
+      <w:r>
+        <w:t xml:space="preserve"> </w:t>
+      </w:r>
+      <w:r>
+        <w:t xml:space="preserve">is an ordinary character. A row in a scope-keyed or not-fingerprint-bound store whose scope is not an item id in (F2) and does not normalise is X, never silently left out of the join; a contained path that does not normalise is X. (V4) ENTRY IDENTITY — an entry is identified by its row key and has exactly ONE matched row, which carries its class: for an entry defined by the ABSENCE of a fact ((L1), (L2), (L6), (L7)) and for a polish item ((L5)) that row is its tracked §11.4.197 item row (§11.4.54) in the consumer's tracked-item store, created when the join first matches the entry and never removed; for (L3) and (L4) it is the finding's row in its findings store; for (L8) it is the waiver's row in its waiver store. A key matched in more than one row — in one store or in several, with equal or different classes — is X, so row keys MUST be unique across every declared owning store (the tracked §11.4.197 item id is such a key). (V5) ENTRY SET — the closed union of every matched row's key and every entry id named by any in-scope</w:t>
+      </w:r>
+      <w:r>
+        <w:t xml:space="preserve"> </w:t>
+      </w:r>
+      <w:r>
+        <w:rPr>
+          <w:rStyle w:val="VerbatimChar"/>
+        </w:rPr>
+        <w:t xml:space="preserve">disposition</w:t>
+      </w:r>
+      <w:r>
+        <w:t xml:space="preserve"> </w:t>
+      </w:r>
+      <w:r>
+        <w:t xml:space="preserve">record, valid or not; removing a row from an owning store is never a resolution — only a valid record is — and because every entry is named by its birth record, a deleted row never removes its entry. (V6) CLASS — read from the entry's one matched row (V4), never from a label on a record; an entry named by a record but with no matched row has no class, so no record for it is valid and it is</w:t>
+      </w:r>
+      <w:r>
+        <w:t xml:space="preserve"> </w:t>
+      </w:r>
+      <w:r>
+        <w:rPr>
+          <w:rStyle w:val="VerbatimChar"/>
+        </w:rPr>
+        <w:t xml:space="preserve">open</w:t>
+      </w:r>
+      <w:r>
+        <w:t xml:space="preserve">. (V7) LATEST RECORD of an entry — its in-scope</w:t>
+      </w:r>
+      <w:r>
+        <w:t xml:space="preserve"> </w:t>
+      </w:r>
+      <w:r>
+        <w:rPr>
+          <w:rStyle w:val="VerbatimChar"/>
+        </w:rPr>
+        <w:t xml:space="preserve">disposition</w:t>
+      </w:r>
+      <w:r>
+        <w:t xml:space="preserve"> </w:t>
+      </w:r>
+      <w:r>
+        <w:t xml:space="preserve">record with the highest sequence number. (V8) WAIVER VALIDITY — a waiver (F8) is valid when it is authorised under §11.4.271 (F8.2) and the computation time (F10) is before its expiry (F8.3). (V9) VALID-UNTIL — the earliest expiry (F8.3) among the waivers named by the latest valid</w:t>
+      </w:r>
+      <w:r>
+        <w:t xml:space="preserve"> </w:t>
+      </w:r>
+      <w:r>
+        <w:rPr>
+          <w:rStyle w:val="VerbatimChar"/>
+        </w:rPr>
+        <w:t xml:space="preserve">waived</w:t>
+      </w:r>
+      <w:r>
+        <w:t xml:space="preserve"> </w:t>
+      </w:r>
+      <w:r>
+        <w:t xml:space="preserve">records the status counts as resolving an entry; none when it counts none. PERMITTED REASON CODES PER DISPOSITION — a closed table; a code outside its disposition's row is INVALID, and free text never sits in the code, only in the evidence reference:</w:t>
+      </w:r>
+      <w:r>
+        <w:t xml:space="preserve"> </w:t>
+      </w:r>
+      <w:r>
+        <w:rPr>
+          <w:rStyle w:val="VerbatimChar"/>
+        </w:rPr>
+        <w:t xml:space="preserve">open</w:t>
+      </w:r>
+      <w:r>
+        <w:t xml:space="preserve"> </w:t>
+      </w:r>
+      <w:r>
+        <w:t xml:space="preserve">—</w:t>
+      </w:r>
+      <w:r>
+        <w:t xml:space="preserve"> </w:t>
+      </w:r>
+      <w:r>
+        <w:rPr>
+          <w:rStyle w:val="VerbatimChar"/>
+        </w:rPr>
+        <w:t xml:space="preserve">open-debt</w:t>
+      </w:r>
+      <w:r>
+        <w:t xml:space="preserve"> </w:t>
+      </w:r>
+      <w:r>
+        <w:t xml:space="preserve">(also for a reopen);</w:t>
+      </w:r>
+      <w:r>
+        <w:t xml:space="preserve"> </w:t>
+      </w:r>
+      <w:r>
+        <w:rPr>
+          <w:rStyle w:val="VerbatimChar"/>
+        </w:rPr>
+        <w:t xml:space="preserve">closed</w:t>
+      </w:r>
+      <w:r>
+        <w:t xml:space="preserve"> </w:t>
+      </w:r>
+      <w:r>
+        <w:t xml:space="preserve">—</w:t>
+      </w:r>
+      <w:r>
+        <w:t xml:space="preserve"> </w:t>
+      </w:r>
+      <w:r>
+        <w:rPr>
+          <w:rStyle w:val="VerbatimChar"/>
+        </w:rPr>
+        <w:t xml:space="preserve">closing-evidence</w:t>
+      </w:r>
+      <w:r>
+        <w:t xml:space="preserve">, with an evidence reference naming the entry's own closing evidence for this fingerprint;</w:t>
+      </w:r>
+      <w:r>
+        <w:t xml:space="preserve"> </w:t>
+      </w:r>
+      <w:r>
+        <w:rPr>
+          <w:rStyle w:val="VerbatimChar"/>
+        </w:rPr>
+        <w:t xml:space="preserve">skipped</w:t>
+      </w:r>
+      <w:r>
+        <w:t xml:space="preserve"> </w:t>
+      </w:r>
+      <w:r>
+        <w:t xml:space="preserve">—</w:t>
+      </w:r>
+      <w:r>
+        <w:t xml:space="preserve"> </w:t>
+      </w:r>
+      <w:r>
+        <w:rPr>
+          <w:rStyle w:val="VerbatimChar"/>
+        </w:rPr>
+        <w:t xml:space="preserve">hardware_not_present</w:t>
+      </w:r>
+      <w:r>
+        <w:t xml:space="preserve"> </w:t>
+      </w:r>
+      <w:r>
+        <w:t xml:space="preserve">|</w:t>
+      </w:r>
+      <w:r>
+        <w:t xml:space="preserve"> </w:t>
+      </w:r>
+      <w:r>
+        <w:rPr>
+          <w:rStyle w:val="VerbatimChar"/>
+        </w:rPr>
+        <w:t xml:space="preserve">topology_unsupported</w:t>
+      </w:r>
+      <w:r>
+        <w:t xml:space="preserve">;</w:t>
+      </w:r>
+      <w:r>
+        <w:t xml:space="preserve"> </w:t>
+      </w:r>
+      <w:r>
+        <w:rPr>
+          <w:rStyle w:val="VerbatimChar"/>
+        </w:rPr>
+        <w:t xml:space="preserve">not-applicable</w:t>
+      </w:r>
+      <w:r>
+        <w:t xml:space="preserve"> </w:t>
+      </w:r>
+      <w:r>
+        <w:t xml:space="preserve">—</w:t>
+      </w:r>
+      <w:r>
+        <w:t xml:space="preserve"> </w:t>
+      </w:r>
+      <w:r>
+        <w:rPr>
+          <w:rStyle w:val="VerbatimChar"/>
+        </w:rPr>
+        <w:t xml:space="preserve">feature_disabled_by_config</w:t>
+      </w:r>
+      <w:r>
+        <w:t xml:space="preserve">;</w:t>
+      </w:r>
+      <w:r>
+        <w:t xml:space="preserve"> </w:t>
+      </w:r>
+      <w:r>
+        <w:rPr>
+          <w:rStyle w:val="VerbatimChar"/>
+        </w:rPr>
+        <w:t xml:space="preserve">waived</w:t>
+      </w:r>
+      <w:r>
+        <w:t xml:space="preserve"> </w:t>
+      </w:r>
+      <w:r>
+        <w:t xml:space="preserve">—</w:t>
+      </w:r>
+      <w:r>
+        <w:t xml:space="preserve"> </w:t>
+      </w:r>
+      <w:r>
+        <w:rPr>
+          <w:rStyle w:val="VerbatimChar"/>
+        </w:rPr>
+        <w:t xml:space="preserve">waiver</w:t>
+      </w:r>
+      <w:r>
+        <w:t xml:space="preserve">, with an evidence reference naming the §11.4.271 waiver. A</w:t>
+      </w:r>
+      <w:r>
+        <w:t xml:space="preserve"> </w:t>
+      </w:r>
+      <w:r>
+        <w:rPr>
+          <w:rStyle w:val="VerbatimChar"/>
+        </w:rPr>
+        <w:t xml:space="preserve">disposition</w:t>
+      </w:r>
+      <w:r>
+        <w:t xml:space="preserve"> </w:t>
+      </w:r>
+      <w:r>
+        <w:t xml:space="preserve">record is VALID only when it is in scope (V1), its entry id matches exactly one matched row (V4) and so has a class (V6), any class label it carries equals that class, its writer role is allowed for its disposition, its disposition is permitted for that class, its reason code is permitted for its disposition, it carries the evidence reference its code requires, and, for</w:t>
+      </w:r>
+      <w:r>
+        <w:t xml:space="preserve"> </w:t>
+      </w:r>
+      <w:r>
+        <w:rPr>
+          <w:rStyle w:val="VerbatimChar"/>
+        </w:rPr>
+        <w:t xml:space="preserve">waived</w:t>
+      </w:r>
+      <w:r>
+        <w:t xml:space="preserve">, the waiver its evidence reference names is valid (V8). A</w:t>
+      </w:r>
+      <w:r>
+        <w:t xml:space="preserve"> </w:t>
+      </w:r>
+      <w:r>
+        <w:rPr>
+          <w:rStyle w:val="VerbatimChar"/>
+        </w:rPr>
+        <w:t xml:space="preserve">qa-confirmation</w:t>
+      </w:r>
+      <w:r>
+        <w:t xml:space="preserve"> </w:t>
+      </w:r>
+      <w:r>
+        <w:t xml:space="preserve">record is VALID exactly when it is in scope, its writer role is</w:t>
+      </w:r>
+      <w:r>
+        <w:t xml:space="preserve"> </w:t>
+      </w:r>
+      <w:r>
+        <w:rPr>
+          <w:rStyle w:val="VerbatimChar"/>
+        </w:rPr>
+        <w:t xml:space="preserve">qa-confirmer</w:t>
+      </w:r>
+      <w:r>
+        <w:t xml:space="preserve">, and its sequence number is greater than L (below). A</w:t>
+      </w:r>
+      <w:r>
+        <w:t xml:space="preserve"> </w:t>
+      </w:r>
+      <w:r>
+        <w:rPr>
+          <w:rStyle w:val="VerbatimChar"/>
+        </w:rPr>
+        <w:t xml:space="preserve">release-seam-pass</w:t>
+      </w:r>
+      <w:r>
+        <w:t xml:space="preserve"> </w:t>
+      </w:r>
+      <w:r>
+        <w:t xml:space="preserve">record is VALID exactly when it is in scope, its writer role is</w:t>
+      </w:r>
+      <w:r>
+        <w:t xml:space="preserve"> </w:t>
+      </w:r>
+      <w:r>
+        <w:rPr>
+          <w:rStyle w:val="VerbatimChar"/>
+        </w:rPr>
+        <w:t xml:space="preserve">release-seam</w:t>
+      </w:r>
+      <w:r>
+        <w:t xml:space="preserve">, and its sequence number is greater than that of the latest in-scope</w:t>
+      </w:r>
+      <w:r>
+        <w:t xml:space="preserve"> </w:t>
+      </w:r>
+      <w:r>
+        <w:rPr>
+          <w:rStyle w:val="VerbatimChar"/>
+        </w:rPr>
+        <w:t xml:space="preserve">qa-confirmation</w:t>
+      </w:r>
+      <w:r>
+        <w:t xml:space="preserve"> </w:t>
+      </w:r>
+      <w:r>
+        <w:t xml:space="preserve">record. A record of any other kind is never valid. A record that is not valid is never silently dropped: it is shown, it is a §11.4.261 finding, and a</w:t>
+      </w:r>
+      <w:r>
+        <w:t xml:space="preserve"> </w:t>
+      </w:r>
+      <w:r>
+        <w:rPr>
+          <w:rStyle w:val="VerbatimChar"/>
+        </w:rPr>
+        <w:t xml:space="preserve">disposition</w:t>
+      </w:r>
+      <w:r>
+        <w:t xml:space="preserve"> </w:t>
+      </w:r>
+      <w:r>
+        <w:t xml:space="preserve">record that is not valid makes its entry</w:t>
+      </w:r>
+      <w:r>
+        <w:t xml:space="preserve"> </w:t>
+      </w:r>
+      <w:r>
+        <w:rPr>
+          <w:rStyle w:val="VerbatimChar"/>
+        </w:rPr>
+        <w:t xml:space="preserve">open</w:t>
+      </w:r>
+      <w:r>
+        <w:t xml:space="preserve"> </w:t>
+      </w:r>
+      <w:r>
+        <w:t xml:space="preserve">when it is the entry's latest record (V7; below); an earlier invalid record decides nothing. (a) THE STATUS takes exactly one value from the CLOSED set {</w:t>
+      </w:r>
+      <w:r>
+        <w:rPr>
+          <w:rStyle w:val="VerbatimChar"/>
+        </w:rPr>
+        <w:t xml:space="preserve">delivered-unhardened</w:t>
+      </w:r>
+      <w:r>
+        <w:t xml:space="preserve"> </w:t>
+      </w:r>
+      <w:r>
+        <w:t xml:space="preserve">|</w:t>
+      </w:r>
+      <w:r>
+        <w:t xml:space="preserve"> </w:t>
+      </w:r>
+      <w:r>
+        <w:rPr>
+          <w:rStyle w:val="VerbatimChar"/>
+        </w:rPr>
+        <w:t xml:space="preserve">delivered-hardened-awaiting-qa</w:t>
+      </w:r>
+      <w:r>
+        <w:t xml:space="preserve"> </w:t>
+      </w:r>
+      <w:r>
+        <w:t xml:space="preserve">|</w:t>
+      </w:r>
+      <w:r>
+        <w:t xml:space="preserve"> </w:t>
+      </w:r>
+      <w:r>
+        <w:rPr>
+          <w:rStyle w:val="VerbatimChar"/>
+        </w:rPr>
+        <w:t xml:space="preserve">production-ready</w:t>
+      </w:r>
+      <w:r>
+        <w:t xml:space="preserve">}. It is a PURE FUNCTION of the FIELD TABLE's fields and of nothing else: never typed or chosen by hand (§11.4.6, §11.4.262), and never dependent on the order in which records are stored, nor on wall-clock time except through §11.4.271 waiver expiry, which can only lower it. It carries its VALID-UNTIL (V9) and a</w:t>
+      </w:r>
+      <w:r>
+        <w:t xml:space="preserve"> </w:t>
+      </w:r>
+      <w:r>
+        <w:rPr>
+          <w:rStyle w:val="VerbatimChar"/>
+        </w:rPr>
+        <w:t xml:space="preserve">pending</w:t>
+      </w:r>
+      <w:r>
+        <w:t xml:space="preserve"> </w:t>
+      </w:r>
+      <w:r>
+        <w:t xml:space="preserve">field naming what still holds it below</w:t>
+      </w:r>
+      <w:r>
+        <w:t xml:space="preserve"> </w:t>
+      </w:r>
+      <w:r>
+        <w:rPr>
+          <w:rStyle w:val="VerbatimChar"/>
+        </w:rPr>
+        <w:t xml:space="preserve">production-ready</w:t>
+      </w:r>
+      <w:r>
+        <w:t xml:space="preserve">, drawn from the closed set {</w:t>
+      </w:r>
+      <w:r>
+        <w:rPr>
+          <w:rStyle w:val="VerbatimChar"/>
+        </w:rPr>
+        <w:t xml:space="preserve">ledger</w:t>
+      </w:r>
+      <w:r>
+        <w:t xml:space="preserve">,</w:t>
+      </w:r>
+      <w:r>
+        <w:t xml:space="preserve"> </w:t>
+      </w:r>
+      <w:r>
+        <w:rPr>
+          <w:rStyle w:val="VerbatimChar"/>
+        </w:rPr>
+        <w:t xml:space="preserve">manual-qa</w:t>
+      </w:r>
+      <w:r>
+        <w:t xml:space="preserve">,</w:t>
+      </w:r>
+      <w:r>
+        <w:t xml:space="preserve"> </w:t>
+      </w:r>
+      <w:r>
+        <w:rPr>
+          <w:rStyle w:val="VerbatimChar"/>
+        </w:rPr>
+        <w:t xml:space="preserve">release-seam</w:t>
+      </w:r>
+      <w:r>
+        <w:t xml:space="preserve">,</w:t>
+      </w:r>
+      <w:r>
+        <w:t xml:space="preserve"> </w:t>
+      </w:r>
+      <w:r>
+        <w:rPr>
+          <w:rStyle w:val="VerbatimChar"/>
+        </w:rPr>
+        <w:t xml:space="preserve">not-fingerprint-bound</w:t>
+      </w:r>
+      <w:r>
+        <w:t xml:space="preserve">,</w:t>
+      </w:r>
+      <w:r>
+        <w:t xml:space="preserve"> </w:t>
+      </w:r>
+      <w:r>
+        <w:rPr>
+          <w:rStyle w:val="VerbatimChar"/>
+        </w:rPr>
+        <w:t xml:space="preserve">unresolvable-input</w:t>
+      </w:r>
+      <w:r>
+        <w:t xml:space="preserve">}. Its inputs are derived from the records as follows. X = at least one input cannot be resolved: a field whose ABSENT column says X is missing, unreadable or outside its set — in particular a missing delivered fingerprint, contained-item set or contained-path set, a contained path that does not normalise (V3a), no store declaration or two declarations of one store, a declared store with no read or with an unreadable read (F5.2) whether it is required or not, a read of an undeclared store, or an unreadable event stream, write-seam log, waiver register or repair list; an owning store that the consumer declares REQUIRED holds no matched row for this fingerprint (a store that is not required, such as a waiver store that may legitimately be empty, contributes zero entries when it is readable and empty, and its readability is shown with a control needle per §11.4.273); a SEQUENCE DEFECT involving this fingerprint (V2); a key matched in more than one row (V4); a row in a scope-keyed or not-fingerprint-bound store whose scope is not an item id in (F2) and does not normalise (V3a); a write-log entry for this fingerprint whose mirror (F7.4) is not an in-scope</w:t>
+      </w:r>
+      <w:r>
+        <w:t xml:space="preserve"> </w:t>
+      </w:r>
+      <w:r>
+        <w:rPr>
+          <w:rStyle w:val="VerbatimChar"/>
+        </w:rPr>
+        <w:t xml:space="preserve">disposition</w:t>
+      </w:r>
+      <w:r>
+        <w:t xml:space="preserve"> </w:t>
+      </w:r>
+      <w:r>
+        <w:t xml:space="preserve">record naming that entry (with disposition</w:t>
+      </w:r>
+      <w:r>
+        <w:t xml:space="preserve"> </w:t>
+      </w:r>
+      <w:r>
+        <w:rPr>
+          <w:rStyle w:val="VerbatimChar"/>
+        </w:rPr>
+        <w:t xml:space="preserve">open</w:t>
+      </w:r>
+      <w:r>
+        <w:t xml:space="preserve"> </w:t>
+      </w:r>
+      <w:r>
+        <w:t xml:space="preserve">for a birth); or a matched row with no</w:t>
+      </w:r>
+      <w:r>
+        <w:t xml:space="preserve"> </w:t>
+      </w:r>
+      <w:r>
+        <w:rPr>
+          <w:rStyle w:val="VerbatimChar"/>
+        </w:rPr>
+        <w:t xml:space="preserve">birth</w:t>
+      </w:r>
+      <w:r>
+        <w:t xml:space="preserve"> </w:t>
+      </w:r>
+      <w:r>
+        <w:t xml:space="preserve">write-log entry for this fingerprint. The DISPOSITION of an entry is the disposition of its LATEST</w:t>
+      </w:r>
+      <w:r>
+        <w:t xml:space="preserve"> </w:t>
+      </w:r>
+      <w:r>
+        <w:rPr>
+          <w:rStyle w:val="VerbatimChar"/>
+        </w:rPr>
+        <w:t xml:space="preserve">disposition</w:t>
+      </w:r>
+      <w:r>
+        <w:t xml:space="preserve"> </w:t>
+      </w:r>
+      <w:r>
+        <w:t xml:space="preserve">record (V7) when that record is valid, and</w:t>
+      </w:r>
+      <w:r>
+        <w:t xml:space="preserve"> </w:t>
+      </w:r>
+      <w:r>
+        <w:rPr>
+          <w:rStyle w:val="VerbatimChar"/>
+        </w:rPr>
+        <w:t xml:space="preserve">open</w:t>
+      </w:r>
+      <w:r>
+        <w:t xml:space="preserve"> </w:t>
+      </w:r>
+      <w:r>
+        <w:t xml:space="preserve">when it is not valid or when the entry has no record. L = the highest sequence number of any in-scope</w:t>
+      </w:r>
+      <w:r>
+        <w:t xml:space="preserve"> </w:t>
+      </w:r>
+      <w:r>
+        <w:rPr>
+          <w:rStyle w:val="VerbatimChar"/>
+        </w:rPr>
+        <w:t xml:space="preserve">disposition</w:t>
+      </w:r>
+      <w:r>
+        <w:t xml:space="preserve"> </w:t>
+      </w:r>
+      <w:r>
+        <w:t xml:space="preserve">record (V1), valid or not, or 0 when there is none. O = the number of entries in the ENTRY SET (V5) whose disposition is</w:t>
+      </w:r>
+      <w:r>
+        <w:t xml:space="preserve"> </w:t>
+      </w:r>
+      <w:r>
+        <w:rPr>
+          <w:rStyle w:val="VerbatimChar"/>
+        </w:rPr>
+        <w:t xml:space="preserve">open</w:t>
+      </w:r>
+      <w:r>
+        <w:t xml:space="preserve">. Q = the LATEST in-scope</w:t>
+      </w:r>
+      <w:r>
+        <w:t xml:space="preserve"> </w:t>
+      </w:r>
+      <w:r>
+        <w:rPr>
+          <w:rStyle w:val="VerbatimChar"/>
+        </w:rPr>
+        <w:t xml:space="preserve">qa-confirmation</w:t>
+      </w:r>
+      <w:r>
+        <w:t xml:space="preserve"> </w:t>
+      </w:r>
+      <w:r>
+        <w:t xml:space="preserve">record (V1) is valid, so its sequence number is greater than L. Hence ANY ledger record written after a confirmation — a reopen, and equally the later re-close of that reopen — VOIDS the confirmation, and a new §11.4.185 confirmation is required after the ledger's final record. S = Q holds and a valid</w:t>
+      </w:r>
+      <w:r>
+        <w:t xml:space="preserve"> </w:t>
+      </w:r>
+      <w:r>
+        <w:rPr>
+          <w:rStyle w:val="VerbatimChar"/>
+        </w:rPr>
+        <w:t xml:space="preserve">release-seam-pass</w:t>
+      </w:r>
+      <w:r>
+        <w:t xml:space="preserve"> </w:t>
+      </w:r>
+      <w:r>
+        <w:t xml:space="preserve">record exists, so its sequence number is greater than that of the latest</w:t>
+      </w:r>
+      <w:r>
+        <w:t xml:space="preserve"> </w:t>
+      </w:r>
+      <w:r>
+        <w:rPr>
+          <w:rStyle w:val="VerbatimChar"/>
+        </w:rPr>
+        <w:t xml:space="preserve">qa-confirmation</w:t>
+      </w:r>
+      <w:r>
+        <w:t xml:space="preserve"> </w:t>
+      </w:r>
+      <w:r>
+        <w:t xml:space="preserve">record. Hence voiding the confirmation voids every seam record that relied on it. The release seam MUST refuse to write the record unless O = 0, Q holds and B does not. B = at least one owning store is labelled not-fingerprint-bound (a consumer declaration, below). TRANSITION TABLE, evaluated top to bottom, first matching row wins, so it is total and deterministic over every combination of X, O, Q, S, B: row 1 — X →</w:t>
+      </w:r>
+      <w:r>
+        <w:t xml:space="preserve"> </w:t>
+      </w:r>
+      <w:r>
+        <w:rPr>
+          <w:rStyle w:val="VerbatimChar"/>
+        </w:rPr>
+        <w:t xml:space="preserve">delivered-unhardened</w:t>
+      </w:r>
+      <w:r>
+        <w:t xml:space="preserve">, pending</w:t>
+      </w:r>
+      <w:r>
+        <w:t xml:space="preserve"> </w:t>
+      </w:r>
+      <w:r>
+        <w:rPr>
+          <w:rStyle w:val="VerbatimChar"/>
+        </w:rPr>
+        <w:t xml:space="preserve">unresolvable-input</w:t>
+      </w:r>
+      <w:r>
+        <w:t xml:space="preserve"> </w:t>
+      </w:r>
+      <w:r>
+        <w:t xml:space="preserve">(§11.4.201(4) conservative-safe default, never upward); row 2 — O &gt; 0 →</w:t>
+      </w:r>
+      <w:r>
+        <w:t xml:space="preserve"> </w:t>
+      </w:r>
+      <w:r>
+        <w:rPr>
+          <w:rStyle w:val="VerbatimChar"/>
+        </w:rPr>
+        <w:t xml:space="preserve">delivered-unhardened</w:t>
+      </w:r>
+      <w:r>
+        <w:t xml:space="preserve">, pending</w:t>
+      </w:r>
+      <w:r>
+        <w:t xml:space="preserve"> </w:t>
+      </w:r>
+      <w:r>
+        <w:rPr>
+          <w:rStyle w:val="VerbatimChar"/>
+        </w:rPr>
+        <w:t xml:space="preserve">ledger</w:t>
+      </w:r>
+      <w:r>
+        <w:t xml:space="preserve">; row 3 — O = 0 and not Q →</w:t>
+      </w:r>
+      <w:r>
+        <w:t xml:space="preserve"> </w:t>
+      </w:r>
+      <w:r>
+        <w:rPr>
+          <w:rStyle w:val="VerbatimChar"/>
+        </w:rPr>
+        <w:t xml:space="preserve">delivered-hardened-awaiting-qa</w:t>
+      </w:r>
+      <w:r>
+        <w:t xml:space="preserve">, pending</w:t>
+      </w:r>
+      <w:r>
+        <w:t xml:space="preserve"> </w:t>
+      </w:r>
+      <w:r>
+        <w:rPr>
+          <w:rStyle w:val="VerbatimChar"/>
+        </w:rPr>
+        <w:t xml:space="preserve">manual-qa</w:t>
+      </w:r>
+      <w:r>
+        <w:t xml:space="preserve">; row 4 — O = 0, Q, and (not S or B) →</w:t>
+      </w:r>
+      <w:r>
+        <w:t xml:space="preserve"> </w:t>
+      </w:r>
+      <w:r>
+        <w:rPr>
+          <w:rStyle w:val="VerbatimChar"/>
+        </w:rPr>
+        <w:t xml:space="preserve">delivered-hardened-awaiting-qa</w:t>
+      </w:r>
+      <w:r>
+        <w:t xml:space="preserve">, with pending containing</w:t>
+      </w:r>
+      <w:r>
+        <w:t xml:space="preserve"> </w:t>
+      </w:r>
+      <w:r>
+        <w:rPr>
+          <w:rStyle w:val="VerbatimChar"/>
+        </w:rPr>
+        <w:t xml:space="preserve">release-seam</w:t>
+      </w:r>
+      <w:r>
+        <w:t xml:space="preserve"> </w:t>
+      </w:r>
+      <w:r>
+        <w:t xml:space="preserve">exactly when S does not hold and</w:t>
+      </w:r>
+      <w:r>
+        <w:t xml:space="preserve"> </w:t>
+      </w:r>
+      <w:r>
+        <w:rPr>
+          <w:rStyle w:val="VerbatimChar"/>
+        </w:rPr>
+        <w:t xml:space="preserve">not-fingerprint-bound</w:t>
+      </w:r>
+      <w:r>
+        <w:t xml:space="preserve"> </w:t>
+      </w:r>
+      <w:r>
+        <w:t xml:space="preserve">exactly when B holds; row 5 — O = 0, Q, S and not B →</w:t>
+      </w:r>
+      <w:r>
+        <w:t xml:space="preserve"> </w:t>
+      </w:r>
+      <w:r>
+        <w:rPr>
+          <w:rStyle w:val="VerbatimChar"/>
+        </w:rPr>
+        <w:t xml:space="preserve">production-ready</w:t>
+      </w:r>
+      <w:r>
+        <w:t xml:space="preserve">, pending empty. Hence</w:t>
+      </w:r>
+      <w:r>
+        <w:t xml:space="preserve"> </w:t>
+      </w:r>
+      <w:r>
+        <w:rPr>
+          <w:rStyle w:val="VerbatimChar"/>
+        </w:rPr>
+        <w:t xml:space="preserve">delivered-hardened-awaiting-qa</w:t>
+      </w:r>
+      <w:r>
+        <w:t xml:space="preserve"> </w:t>
+      </w:r>
+      <w:r>
+        <w:t xml:space="preserve">means exactly that every automated and hardening entry is resolved by a valid record and only human or release acts remain, and</w:t>
+      </w:r>
+      <w:r>
+        <w:t xml:space="preserve"> </w:t>
+      </w:r>
+      <w:r>
+        <w:rPr>
+          <w:rStyle w:val="VerbatimChar"/>
+        </w:rPr>
+        <w:t xml:space="preserve">production-ready</w:t>
+      </w:r>
+      <w:r>
+        <w:t xml:space="preserve"> </w:t>
+      </w:r>
+      <w:r>
+        <w:t xml:space="preserve">is reachable only after a §11.4.185 confirmation that postdates the ledger's final record and a release-seam record that postdates that confirmation, both for the same fingerprint. A later record that reopens an entry, or changes any disposition at all, recomputes the status downward by the same table, and the status stays below</w:t>
+      </w:r>
+      <w:r>
+        <w:t xml:space="preserve"> </w:t>
+      </w:r>
+      <w:r>
+        <w:rPr>
+          <w:rStyle w:val="VerbatimChar"/>
+        </w:rPr>
+        <w:t xml:space="preserve">production-ready</w:t>
+      </w:r>
+      <w:r>
+        <w:t xml:space="preserve"> </w:t>
+      </w:r>
+      <w:r>
+        <w:t xml:space="preserve">until a new confirmation and a new seam record follow; no status is ever sticky. FRESHNESS: every owning store is one of (i) FINGERPRINT-KEYED — its facts are keyed by the candidate fingerprint (verdict stores, live-verdict records); (ii) SCOPE-KEYED — its facts are keyed by tracked item id or code path and carry a per-record write time (the workable-items database, the §11.4.261 findings ledger), joined through the contained-item set and contained code paths that the hand-off record (D.5) names; or (iii) NOT-FINGERPRINT-BOUND — it can supply neither, and it MUST carry that label explicitly in the consumer's store declaration (§11.4.35). A status is FRESH only while its ledger snapshot includes — by sequence number, never by wall-clock time — the latest event record for every matching record of every owning store (for a fingerprint-keyed store, every record for this fingerprint; for a scope-keyed store, every record for the contained items and code paths). It is recomputed at every announcement, at every write to an owning store (§11.4.106(F) write-seam discipline, §11.4.229), and at its VALID-UNTIL (V9), because a waiver that expires is not an event record: a status is FRESH only while the time is before its VALID-UNTIL, so an expired waiver lowers it on time instead of leaving the older value announced. A status announced from an older snapshot, a different fingerprint, or at or after its VALID-UNTIL is STALE and is itself a §11.4.261 finding. A not-fingerprint-bound store can never be proven fresh for a fingerprint, so it holds the status below</w:t>
+      </w:r>
+      <w:r>
+        <w:t xml:space="preserve"> </w:t>
+      </w:r>
+      <w:r>
+        <w:rPr>
+          <w:rStyle w:val="VerbatimChar"/>
+        </w:rPr>
+        <w:t xml:space="preserve">production-ready</w:t>
+      </w:r>
+      <w:r>
+        <w:t xml:space="preserve"> </w:t>
+      </w:r>
+      <w:r>
+        <w:t xml:space="preserve">(row 4) until the store is bound; its entries are still joined and shown. ANNOUNCEMENT: the status, its</w:t>
+      </w:r>
+      <w:r>
+        <w:t xml:space="preserve"> </w:t>
+      </w:r>
+      <w:r>
+        <w:rPr>
+          <w:rStyle w:val="VerbatimChar"/>
+        </w:rPr>
+        <w:t xml:space="preserve">pending</w:t>
+      </w:r>
+      <w:r>
+        <w:t xml:space="preserve"> </w:t>
+      </w:r>
+      <w:r>
+        <w:t xml:space="preserve">field and the per-class, per-disposition ledger counts MUST be shown wherever the deliverable is announced — the hand-off record, the release or deploy notes, the §11.4.97 progress report, and the §11.4.259 README badge row — and every announced status carries the fingerprint, the ledger-snapshot time it was computed from, its VALID-UNTIL, and every quarantine (V2) it relied on. While the newest deliverable of any open scope is</w:t>
+      </w:r>
+      <w:r>
+        <w:t xml:space="preserve"> </w:t>
+      </w:r>
+      <w:r>
+        <w:rPr>
+          <w:rStyle w:val="VerbatimChar"/>
+        </w:rPr>
+        <w:t xml:space="preserve">delivered-unhardened</w:t>
+      </w:r>
+      <w:r>
+        <w:t xml:space="preserve">, or its status is stale or unknown, the §11.4.259 production-readiness gauge MUST NOT read GREEN. "Quick" is never presented as "production ready" (§11.4.6, §11.4.259).</w:t>
+      </w:r>
+    </w:p>
+    <w:p>
+      <w:pPr>
+        <w:pStyle w:val="BodyText"/>
+      </w:pPr>
+      <w:r>
+        <w:rPr>
+          <w:b/>
+          <w:bCs/>
+        </w:rPr>
+        <w:t xml:space="preserve">(E.4) TRACKED CONVERGENCE TO PRODUCTION READINESS — DIRECTION, STALL, STARVATION AND THE LOOP.</w:t>
+      </w:r>
+      <w:r>
+        <w:t xml:space="preserve"> </w:t>
+      </w:r>
+      <w:r>
+        <w:t xml:space="preserve">For every open scope each cadence build appends a convergence record to the existing append-only event stream and snapshot (§11.4.116 — reused, not reinvented) carrying the fingerprint, the computed status and</w:t>
+      </w:r>
+      <w:r>
+        <w:t xml:space="preserve"> </w:t>
+      </w:r>
+      <w:r>
+        <w:rPr>
+          <w:rStyle w:val="VerbatimChar"/>
+        </w:rPr>
+        <w:t xml:space="preserve">pending</w:t>
+      </w:r>
+      <w:r>
+        <w:t xml:space="preserve"> </w:t>
+      </w:r>
+      <w:r>
+        <w:t xml:space="preserve">field, the ledger counts per class and disposition from (E.3)(b), and the delta against the previous deliverable of the same scope; the trajectory is reported in every §11.4.97 progress report. DIRECTION RULE — a scope's</w:t>
+      </w:r>
+      <w:r>
+        <w:t xml:space="preserve"> </w:t>
+      </w:r>
+      <w:r>
+        <w:rPr>
+          <w:rStyle w:val="VerbatimChar"/>
+        </w:rPr>
+        <w:t xml:space="preserve">open</w:t>
+      </w:r>
+      <w:r>
+        <w:t xml:space="preserve"> </w:t>
+      </w:r>
+      <w:r>
+        <w:t xml:space="preserve">count MUST NOT grow between consecutive deliverables except by entries that NEW increments brought in; growth with no new increment means hardening is going backwards and is surfaced as a §11.4.261 finding. STALL RULE — the</w:t>
+      </w:r>
+      <w:r>
+        <w:t xml:space="preserve"> </w:t>
+      </w:r>
+      <w:r>
+        <w:rPr>
+          <w:rStyle w:val="VerbatimChar"/>
+        </w:rPr>
+        <w:t xml:space="preserve">open</w:t>
+      </w:r>
+      <w:r>
+        <w:t xml:space="preserve"> </w:t>
+      </w:r>
+      <w:r>
+        <w:t xml:space="preserve">count failing to decrease across N consecutive deliverables that brought in no new increment is a STALL under §11.4.267(D), escalated, re-tiered under §11.4.231, or routed to a recorded §11.4.66 decision, never left as a silent background stream; N is consumer DATA (§11.4.35, §11.4.267(E)) and never a constitutional literal (§11.4.267(E) admits only an operator-mandated ceiling recorded in its own anchor), this N is distinct from every other N the constitution leaves to consumers (for example the §11.4.235(E.2) consecutive-DEFERRED bound), and a scope bound by this clause with no declared N is a CONFIG ERROR reported as such, never a silently unbounded stall window. STARVATION RULE — a scope with O &gt; 0 MUST have at least one live hardening stream dispatched against it (§11.4.232(A) registry row, §11.4.147 agent registry) whenever host headroom exists under clause (C)'s bounds; O &gt; 0 with zero live hardening streams while headroom exists is STARVATION and a §11.4.94 / §11.4.97 zero-idle violation, never an acceptable "the deliverable is out, hardening can wait" state. Background hardening keeps running under clauses (C)/(D.4), §11.4.126, §11.4.183 and §11.4.192 until the scope reaches</w:t>
+      </w:r>
+      <w:r>
+        <w:t xml:space="preserve"> </w:t>
+      </w:r>
+      <w:r>
+        <w:rPr>
+          <w:rStyle w:val="VerbatimChar"/>
+        </w:rPr>
+        <w:t xml:space="preserve">production-ready</w:t>
+      </w:r>
+      <w:r>
+        <w:t xml:space="preserve">. LOOP DONE-CONDITION: the §11.4.126 done-condition is NOT satisfied while any delivered scope of the current release has O &gt; 0 (unless every open entry is itself blocked on a recorded external dependency under §11.4.101 / §11.4.21). A scope at</w:t>
+      </w:r>
+      <w:r>
+        <w:t xml:space="preserve"> </w:t>
+      </w:r>
+      <w:r>
+        <w:rPr>
+          <w:rStyle w:val="VerbatimChar"/>
+        </w:rPr>
+        <w:t xml:space="preserve">delivered-hardened-awaiting-qa</w:t>
+      </w:r>
+      <w:r>
+        <w:t xml:space="preserve"> </w:t>
+      </w:r>
+      <w:r>
+        <w:t xml:space="preserve">— O = 0, so only the §11.4.185 human confirmation or the release-seam record remains — IS a recorded external block for that scope's done-condition, because those acts are the operator's and the release seam's by design (§11.4.185, §11.4.40); for a non-release scope (§11.4.126(B)), which has no release seam, reaching that status with</w:t>
+      </w:r>
+      <w:r>
+        <w:t xml:space="preserve"> </w:t>
+      </w:r>
+      <w:r>
+        <w:rPr>
+          <w:rStyle w:val="VerbatimChar"/>
+        </w:rPr>
+        <w:t xml:space="preserve">pending</w:t>
+      </w:r>
+      <w:r>
+        <w:t xml:space="preserve"> </w:t>
+      </w:r>
+      <w:r>
+        <w:t xml:space="preserve">naming only</w:t>
+      </w:r>
+      <w:r>
+        <w:t xml:space="preserve"> </w:t>
+      </w:r>
+      <w:r>
+        <w:rPr>
+          <w:rStyle w:val="VerbatimChar"/>
+        </w:rPr>
+        <w:t xml:space="preserve">manual-qa</w:t>
+      </w:r>
+      <w:r>
+        <w:t xml:space="preserve"> </w:t>
+      </w:r>
+      <w:r>
+        <w:t xml:space="preserve">or</w:t>
+      </w:r>
+      <w:r>
+        <w:t xml:space="preserve"> </w:t>
+      </w:r>
+      <w:r>
+        <w:rPr>
+          <w:rStyle w:val="VerbatimChar"/>
+        </w:rPr>
+        <w:t xml:space="preserve">release-seam</w:t>
+      </w:r>
+      <w:r>
+        <w:t xml:space="preserve"> </w:t>
+      </w:r>
+      <w:r>
+        <w:t xml:space="preserve">satisfies the scope's done-condition. An external block NEVER idles the loop: the loop keeps progressing every other actionable item, the pending human act is surfaced in every §11.4.97 report until it is recorded, and the status recomputes the moment it is (§11.4.94, §11.4.97, §11.4.101).</w:t>
+      </w:r>
+    </w:p>
+    <w:p>
+      <w:pPr>
+        <w:pStyle w:val="BodyText"/>
+      </w:pPr>
+      <w:r>
+        <w:rPr>
+          <w:b/>
+          <w:bCs/>
+        </w:rPr>
+        <w:t xml:space="preserve">(E.5) PARALLELISM IS MAXIMAL AND BOUNDED.</w:t>
+      </w:r>
+      <w:r>
+        <w:t xml:space="preserve"> </w:t>
+      </w:r>
+      <w:r>
+        <w:t xml:space="preserve">The critical path of (E.1) and the hardening streams of (E.4) run concurrently by default under clause (C) and §11.4.183, inside clause (C)'s own honest boundary, which is cited here, unchanged and not restated. The one rule this clause adds: where the critical path and a hardening stream contend for one exclusive resource (§11.4.119 / §11.4.176), the critical path holds it until the first deliverable is handed off, and contention is never resolved by skipping a seam of (E.2).</w:t>
+      </w:r>
+    </w:p>
+    <w:p>
+      <w:pPr>
+        <w:pStyle w:val="BodyText"/>
+      </w:pPr>
+      <w:r>
+        <w:rPr>
+          <w:b/>
+          <w:bCs/>
+        </w:rPr>
+        <w:t xml:space="preserve">(E.6) WHAT "QUICK" MEANS — MEASURED, NEVER GATING.</w:t>
+      </w:r>
+      <w:r>
+        <w:t xml:space="preserve"> </w:t>
+      </w:r>
+      <w:r>
+        <w:t xml:space="preserve">"Quick" is a MEASUREMENT, never a target that weakens evidence. Each scope records (a) its wall-clock TIME-TO-FIRST-DELIVERABLE, from scope start to the first hand-off that passes §11.4.236 and carries its (E.3) status, and (b) per increment, its GO-TO-HAND-OFF latency, from its source-correctness GO to the first hand-off that contains it, both as §11.4.24-style statistics. They are TREND metrics only. Under §11.4.201(8) they are validated against the definition of done for DIRECTION — a shorter time that still passes (E.2) is better, and a time achieved by failing (E.2) does not count at all — but they are NEVER used to gate, rank, or reward, because a gating speed metric invites exactly the gaming (E.1) forbids. They are reported next to the</w:t>
+      </w:r>
+      <w:r>
+        <w:t xml:space="preserve"> </w:t>
+      </w:r>
+      <w:r>
+        <w:rPr>
+          <w:rStyle w:val="VerbatimChar"/>
+        </w:rPr>
+        <w:t xml:space="preserve">open</w:t>
+      </w:r>
+      <w:r>
+        <w:t xml:space="preserve"> </w:t>
+      </w:r>
+      <w:r>
+        <w:t xml:space="preserve">count and the convergence trajectory of (E.4), never instead of them.</w:t>
+      </w:r>
+    </w:p>
+    <w:p>
+      <w:pPr>
+        <w:pStyle w:val="BodyText"/>
+      </w:pPr>
+      <w:r>
+        <w:rPr>
+          <w:b/>
+          <w:bCs/>
+        </w:rPr>
+        <w:t xml:space="preserve">(E.7) FAILURE MODES THIS CLAUSE NAMES, EACH WITH ITS DETECTOR.</w:t>
+      </w:r>
+      <w:r>
+        <w:t xml:space="preserve"> </w:t>
+      </w:r>
+      <w:r>
+        <w:t xml:space="preserve">(1) STALE STATUS — a status announced from an outdated ledger snapshot or a different fingerprint, or at or after its VALID-UNTIL, or a not-fingerprint-bound store left unlabelled (detector:</w:t>
+      </w:r>
+      <w:r>
+        <w:t xml:space="preserve"> </w:t>
+      </w:r>
+      <w:r>
+        <w:rPr>
+          <w:rStyle w:val="VerbatimChar"/>
+        </w:rPr>
+        <w:t xml:space="preserve">CM-DELIVERY-STATUS-FRESH</w:t>
+      </w:r>
+      <w:r>
+        <w:t xml:space="preserve">); (2) STATUS INFLATION — a status hand-set, outside the closed set, different from the transition-table value, computed over an entry set that omits an entry named by a</w:t>
+      </w:r>
+      <w:r>
+        <w:t xml:space="preserve"> </w:t>
+      </w:r>
+      <w:r>
+        <w:rPr>
+          <w:rStyle w:val="VerbatimChar"/>
+        </w:rPr>
+        <w:t xml:space="preserve">disposition</w:t>
+      </w:r>
+      <w:r>
+        <w:t xml:space="preserve"> </w:t>
+      </w:r>
+      <w:r>
+        <w:t xml:space="preserve">record or while a declared owning store is unreadable, computed from a value that is not a FIELD TABLE field, by an implementation whose input record does not project to the FIELD TABLE byte for byte, or by breaking a tie the table leaves to X (for example an entry id with rows in two stores resolved by store declaration order),</w:t>
+      </w:r>
+      <w:r>
+        <w:t xml:space="preserve"> </w:t>
+      </w:r>
+      <w:r>
+        <w:rPr>
+          <w:rStyle w:val="VerbatimChar"/>
+        </w:rPr>
+        <w:t xml:space="preserve">production-ready</w:t>
+      </w:r>
+      <w:r>
+        <w:t xml:space="preserve"> </w:t>
+      </w:r>
+      <w:r>
+        <w:t xml:space="preserve">computed with no release-seam record for the fingerprint, a confirmation or seam record counted although a later ledger record voids it, or a GREEN gauge over an unhardened deliverable (detector:</w:t>
+      </w:r>
+      <w:r>
+        <w:t xml:space="preserve"> </w:t>
+      </w:r>
+      <w:r>
+        <w:rPr>
+          <w:rStyle w:val="VerbatimChar"/>
+        </w:rPr>
+        <w:t xml:space="preserve">CM-DELIVERY-HARDENING-STATUS-COMPUTED</w:t>
+      </w:r>
+      <w:r>
+        <w:t xml:space="preserve">); (3) UNTRACKED OR HIDDEN DEBT — a ledger kept as a hand-maintained store, an entry with no tracked id or no disposition, a disposition outside its class's permitted row, a disposition validated against a class label on the record instead of the entry's owning-store class, a reason code outside its disposition's permitted row, a non-</w:t>
+      </w:r>
+      <w:r>
+        <w:rPr>
+          <w:rStyle w:val="VerbatimChar"/>
+        </w:rPr>
+        <w:t xml:space="preserve">open</w:t>
+      </w:r>
+      <w:r>
+        <w:t xml:space="preserve"> </w:t>
+      </w:r>
+      <w:r>
+        <w:t xml:space="preserve">disposition written by any role other than the verifier seam, a</w:t>
+      </w:r>
+      <w:r>
+        <w:t xml:space="preserve"> </w:t>
+      </w:r>
+      <w:r>
+        <w:rPr>
+          <w:rStyle w:val="VerbatimChar"/>
+        </w:rPr>
+        <w:t xml:space="preserve">skipped</w:t>
+      </w:r>
+      <w:r>
+        <w:t xml:space="preserve"> </w:t>
+      </w:r>
+      <w:r>
+        <w:t xml:space="preserve">entry whose reason is not one of the two topology-absent codes, a resolved-but-disclosed entry missing from an announcement, or a contained item with no live verdict that is absent from the ledger (detector:</w:t>
+      </w:r>
+      <w:r>
+        <w:t xml:space="preserve"> </w:t>
+      </w:r>
+      <w:r>
+        <w:rPr>
+          <w:rStyle w:val="VerbatimChar"/>
+        </w:rPr>
+        <w:t xml:space="preserve">CM-HARDENING-LEDGER-TRACKED</w:t>
+      </w:r>
+      <w:r>
+        <w:t xml:space="preserve">); (4) HARDENING STARVED OR NEVER CONVERGING — a direction-rule growth, an un-escalated stall, an undeclared N, a starved scope, or a loop reported done while a scope of the current release has O &gt; 0 without a recorded external block (detector:</w:t>
+      </w:r>
+      <w:r>
+        <w:t xml:space="preserve"> </w:t>
+      </w:r>
+      <w:r>
+        <w:rPr>
+          <w:rStyle w:val="VerbatimChar"/>
+        </w:rPr>
+        <w:t xml:space="preserve">CM-HARDENING-CONVERGENCE-MONOTONE</w:t>
+      </w:r>
+      <w:r>
+        <w:t xml:space="preserve">); (5) DELIVERED WITHOUT EVIDENCE OR WITHOUT LABELS — a quick hand-off missing any (E.2) seam, a first deliverable with no source-GO'd increment or no user-visible behaviour, or a hand-off with no status and ledger attached (detector:</w:t>
+      </w:r>
+      <w:r>
+        <w:t xml:space="preserve"> </w:t>
+      </w:r>
+      <w:r>
+        <w:rPr>
+          <w:rStyle w:val="VerbatimChar"/>
+        </w:rPr>
+        <w:t xml:space="preserve">CM-QUICK-DELIVERY-EVIDENCE-UNWEAKENED</w:t>
+      </w:r>
+      <w:r>
+        <w:t xml:space="preserve">). Each detector is itself a guard under §11.4.201: it ships golden-TRUE and golden-FALSE-with-carrier fixtures, takes the conservative-safe default on an unresolvable signal, and prints its resolved evidence on every refusal.</w:t>
+      </w:r>
+    </w:p>
+    <w:p>
+      <w:pPr>
+        <w:pStyle w:val="BodyText"/>
+      </w:pPr>
+      <w:r>
+        <w:rPr>
+          <w:b/>
+          <w:bCs/>
+        </w:rPr>
+        <w:t xml:space="preserve">(E.8) HONEST BOUNDARY (§11.4.6).</w:t>
+      </w:r>
+      <w:r>
+        <w:t xml:space="preserve"> </w:t>
+      </w:r>
+      <w:r>
+        <w:t xml:space="preserve">Clause (E) re-orders WHEN deliverable-independent hardening COMPLETES relative to a scope's first deliverable, and makes that deliverable's remaining debt visible, tracked and converging. It weakens none of the following: §11.4.5 / §11.4.262 / §11.4.50 deterministic machine evidence; §11.4.108 four-layer evidence; §11.4.209 / §11.4.134 / §11.4.276 review; §11.4.236 readiness; §11.4.235(E) live verification and its device eligibility and lease rules; §11.4.185 manual QA; §11.4.40 full-suite retest before a TAG (a quick deliverable is a QA build, not a tag); §11.4.129 huge-blocker full restart; §11.4.239 critical-invariant failure-path scenarios; or a consuming project's own stricter delivery precondition. A</w:t>
+      </w:r>
+      <w:r>
+        <w:t xml:space="preserve"> </w:t>
+      </w:r>
+      <w:r>
+        <w:rPr>
+          <w:rStyle w:val="VerbatimChar"/>
+        </w:rPr>
+        <w:t xml:space="preserve">skipped</w:t>
+      </w:r>
+      <w:r>
+        <w:t xml:space="preserve">,</w:t>
+      </w:r>
+      <w:r>
+        <w:t xml:space="preserve"> </w:t>
+      </w:r>
+      <w:r>
+        <w:rPr>
+          <w:rStyle w:val="VerbatimChar"/>
+        </w:rPr>
+        <w:t xml:space="preserve">not-applicable</w:t>
+      </w:r>
+      <w:r>
+        <w:t xml:space="preserve"> </w:t>
+      </w:r>
+      <w:r>
+        <w:t xml:space="preserve">or</w:t>
+      </w:r>
+      <w:r>
+        <w:t xml:space="preserve"> </w:t>
+      </w:r>
+      <w:r>
+        <w:rPr>
+          <w:rStyle w:val="VerbatimChar"/>
+        </w:rPr>
+        <w:t xml:space="preserve">waived</w:t>
+      </w:r>
+      <w:r>
+        <w:t xml:space="preserve"> </w:t>
+      </w:r>
+      <w:r>
+        <w:t xml:space="preserve">disposition is an honest, disclosed gap, never a PASS (§11.4.3, §11.4.271). It does not prove any deliverable correct — that stays §11.4.108 / §11.4.235 — and the four-to-five-times wall-clock target of clause (A) stays a measured target, never an assumed one. A status of</w:t>
+      </w:r>
+      <w:r>
+        <w:t xml:space="preserve"> </w:t>
+      </w:r>
+      <w:r>
+        <w:rPr>
+          <w:rStyle w:val="VerbatimChar"/>
+        </w:rPr>
+        <w:t xml:space="preserve">delivered-unhardened</w:t>
+      </w:r>
+      <w:r>
+        <w:t xml:space="preserve"> </w:t>
+      </w:r>
+      <w:r>
+        <w:t xml:space="preserve">is an honest statement of debt, never permission to stop paying it.</w:t>
+      </w:r>
+    </w:p>
+    <w:p>
+      <w:pPr>
+        <w:pStyle w:val="BodyText"/>
+      </w:pPr>
+      <w:r>
+        <w:rPr>
+          <w:b/>
+          <w:bCs/>
+        </w:rPr>
+        <w:t xml:space="preserve">(E) gates.</w:t>
+      </w:r>
+      <w:r>
+        <w:t xml:space="preserve"> </w:t>
+      </w:r>
+      <w:r>
+        <w:t xml:space="preserve">Classification: universal (§11.4.17) — consumers supply the scope definition, the N stall bound, the owning-store declarations (each store's keying class from (E.3), including any explicit not-fingerprint-bound label), the polish-item marker, and the badge and report locations as DATA per §11.4.35. Composes §11.4.3 / §11.4.4(b) / §11.4.5 / §11.4.6 / §11.4.24 / §11.4.27 / §11.4.40 / §11.4.50 / §11.4.54 / §11.4.66 / §11.4.69 / §11.4.94 / §11.4.97 / §11.4.101 / §11.4.103 / §11.4.106(F) / §11.4.108 / §11.4.116 / §11.4.118 / §11.4.119 / §11.4.126 / §11.4.129 / §11.4.134 / §11.4.135 / §11.4.147 / §11.4.169 / §11.4.176 / §11.4.183 / §11.4.185 / §11.4.192 / §11.4.197 / §11.4.201 / §11.4.209 / §11.4.227 / §11.4.229 / §11.4.231 / §11.4.232 / §11.4.233 / §11.4.235(A)(D)(E) / §11.4.236 / §11.4.239 / §11.4.259 / §11.4.260 / §11.4.261 / §11.4.262 / §11.4.267 / §11.4.271 / §11.4.273 / §11.4.276 / §1.1. Recommended gates, each with its FAIL conditions and its §11.4.201(1) golden-FALSE:</w:t>
+      </w:r>
+      <w:r>
+        <w:t xml:space="preserve"> </w:t>
+      </w:r>
+      <w:r>
+        <w:rPr>
+          <w:rStyle w:val="VerbatimChar"/>
+        </w:rPr>
+        <w:t xml:space="preserve">CM-DELIVERY-HARDENING-STATUS-COMPUTED</w:t>
+      </w:r>
+      <w:r>
+        <w:t xml:space="preserve"> </w:t>
+      </w:r>
+      <w:r>
+        <w:t xml:space="preserve">(FAIL: a QA hand-off record with no status or no</w:t>
+      </w:r>
+      <w:r>
+        <w:t xml:space="preserve"> </w:t>
+      </w:r>
+      <w:r>
+        <w:rPr>
+          <w:rStyle w:val="VerbatimChar"/>
+        </w:rPr>
+        <w:t xml:space="preserve">pending</w:t>
+      </w:r>
+      <w:r>
+        <w:t xml:space="preserve"> </w:t>
+      </w:r>
+      <w:r>
+        <w:t xml:space="preserve">field; a status or</w:t>
+      </w:r>
+      <w:r>
+        <w:t xml:space="preserve"> </w:t>
+      </w:r>
+      <w:r>
+        <w:rPr>
+          <w:rStyle w:val="VerbatimChar"/>
+        </w:rPr>
+        <w:t xml:space="preserve">pending</w:t>
+      </w:r>
+      <w:r>
+        <w:t xml:space="preserve"> </w:t>
+      </w:r>
+      <w:r>
+        <w:t xml:space="preserve">value outside its closed set; a status differing from the transition-table value recomputed from the (E.3)(b) join;</w:t>
+      </w:r>
+      <w:r>
+        <w:t xml:space="preserve"> </w:t>
+      </w:r>
+      <w:r>
+        <w:rPr>
+          <w:rStyle w:val="VerbatimChar"/>
+        </w:rPr>
+        <w:t xml:space="preserve">production-ready</w:t>
+      </w:r>
+      <w:r>
+        <w:t xml:space="preserve"> </w:t>
+      </w:r>
+      <w:r>
+        <w:t xml:space="preserve">with no release-seam record for the fingerprint, with O &gt; 0, without the §11.4.185 confirmation, or with a not-fingerprint-bound input; a release-seam record written while O &gt; 0 or before the §11.4.185 confirmation; a confirmation counted whose sequence number is not greater than that of every ledger record for the fingerprint, or a seam record counted whose sequence number is not greater than that of the latest confirmation (the reopen-then-re-close replay); a</w:t>
+      </w:r>
+      <w:r>
+        <w:t xml:space="preserve"> </w:t>
+      </w:r>
+      <w:r>
+        <w:rPr>
+          <w:rStyle w:val="VerbatimChar"/>
+        </w:rPr>
+        <w:t xml:space="preserve">pending</w:t>
+      </w:r>
+      <w:r>
+        <w:t xml:space="preserve"> </w:t>
+      </w:r>
+      <w:r>
+        <w:t xml:space="preserve">value naming an act whose valid record already exists; a status that changes when records are re-stored in another order or read at another wall-clock time; an entry set that omits an entry named by any</w:t>
+      </w:r>
+      <w:r>
+        <w:t xml:space="preserve"> </w:t>
+      </w:r>
+      <w:r>
+        <w:rPr>
+          <w:rStyle w:val="VerbatimChar"/>
+        </w:rPr>
+        <w:t xml:space="preserve">disposition</w:t>
+      </w:r>
+      <w:r>
+        <w:t xml:space="preserve"> </w:t>
+      </w:r>
+      <w:r>
+        <w:t xml:space="preserve">record for the fingerprint (for example after its store row was deleted); a status computed while any declared owning store, required or not, is unreadable; a record counted for a fingerprint it does not itself carry; an entry id that matches more than one row, or rows of different classes, resolved to one class (by store declaration order, by the record, or otherwise) instead of X; a status that changes when the owning stores are declared in another order; a status that reads a value that is not a FIELD TABLE field, or an implementation whose input record does not project to the FIELD TABLE byte for byte; a matched row with no birth record for the fingerprint, or a write-log entry whose mirror is missing, resolved as anything but X; a sequence defect of another fingerprint holding this one; a quarantine without a recorded §11.4.66 decision; an unresolvable input resolved upward; the §11.4.259 gauge GREEN while the newest deliverable of an open scope is</w:t>
+      </w:r>
+      <w:r>
+        <w:t xml:space="preserve"> </w:t>
+      </w:r>
+      <w:r>
+        <w:rPr>
+          <w:rStyle w:val="VerbatimChar"/>
+        </w:rPr>
+        <w:t xml:space="preserve">delivered-unhardened</w:t>
+      </w:r>
+      <w:r>
+        <w:t xml:space="preserve">, stale or unknown; golden-FALSE: a</w:t>
+      </w:r>
+      <w:r>
+        <w:t xml:space="preserve"> </w:t>
+      </w:r>
+      <w:r>
+        <w:rPr>
+          <w:rStyle w:val="VerbatimChar"/>
+        </w:rPr>
+        <w:t xml:space="preserve">delivered-hardened-awaiting-qa</w:t>
+      </w:r>
+      <w:r>
+        <w:t xml:space="preserve"> </w:t>
+      </w:r>
+      <w:r>
+        <w:t xml:space="preserve">hand-off with O = 0, all-resolved entries including disclosed</w:t>
+      </w:r>
+      <w:r>
+        <w:t xml:space="preserve"> </w:t>
+      </w:r>
+      <w:r>
+        <w:rPr>
+          <w:rStyle w:val="VerbatimChar"/>
+        </w:rPr>
+        <w:t xml:space="preserve">skipped</w:t>
+      </w:r>
+      <w:r>
+        <w:t xml:space="preserve"> </w:t>
+      </w:r>
+      <w:r>
+        <w:t xml:space="preserve">and</w:t>
+      </w:r>
+      <w:r>
+        <w:t xml:space="preserve"> </w:t>
+      </w:r>
+      <w:r>
+        <w:rPr>
+          <w:rStyle w:val="VerbatimChar"/>
+        </w:rPr>
+        <w:t xml:space="preserve">not-applicable</w:t>
+      </w:r>
+      <w:r>
+        <w:t xml:space="preserve"> </w:t>
+      </w:r>
+      <w:r>
+        <w:t xml:space="preserve">ones, no §11.4.185 confirmation, pending</w:t>
+      </w:r>
+      <w:r>
+        <w:t xml:space="preserve"> </w:t>
+      </w:r>
+      <w:r>
+        <w:rPr>
+          <w:rStyle w:val="VerbatimChar"/>
+        </w:rPr>
+        <w:t xml:space="preserve">manual-qa</w:t>
+      </w:r>
+      <w:r>
+        <w:t xml:space="preserve"> </w:t>
+      </w:r>
+      <w:r>
+        <w:t xml:space="preserve">and an AMBER gauge fires nothing) +</w:t>
+      </w:r>
+      <w:r>
+        <w:t xml:space="preserve"> </w:t>
+      </w:r>
+      <w:r>
+        <w:rPr>
+          <w:rStyle w:val="VerbatimChar"/>
+        </w:rPr>
+        <w:t xml:space="preserve">CM-DELIVERY-STATUS-FRESH</w:t>
+      </w:r>
+      <w:r>
+        <w:t xml:space="preserve"> </w:t>
+      </w:r>
+      <w:r>
+        <w:t xml:space="preserve">(FAIL: an announced status whose ledger-snapshot time precedes the latest write to any matching record of any owning store; an announced status at or after its VALID-UNTIL, or one counting a</w:t>
+      </w:r>
+      <w:r>
+        <w:t xml:space="preserve"> </w:t>
+      </w:r>
+      <w:r>
+        <w:rPr>
+          <w:rStyle w:val="VerbatimChar"/>
+        </w:rPr>
+        <w:t xml:space="preserve">waived</w:t>
+      </w:r>
+      <w:r>
+        <w:t xml:space="preserve"> </w:t>
+      </w:r>
+      <w:r>
+        <w:t xml:space="preserve">entry with no VALID-UNTIL; a fingerprint differing from the deliverable announced; an announcement carrying no fingerprint or no snapshot time; an owning store with no declared keying class; a scope-keyed write not mirrored to every already-delivered fingerprint whose hand-off record names a matching contained item or code path; golden-FALSE: a status recomputed after the last matching write, with one explicitly labelled not-fingerprint-bound store holding it at</w:t>
+      </w:r>
+      <w:r>
+        <w:t xml:space="preserve"> </w:t>
+      </w:r>
+      <w:r>
+        <w:rPr>
+          <w:rStyle w:val="VerbatimChar"/>
+        </w:rPr>
+        <w:t xml:space="preserve">delivered-hardened-awaiting-qa</w:t>
+      </w:r>
+      <w:r>
+        <w:t xml:space="preserve">, fires nothing) +</w:t>
+      </w:r>
+      <w:r>
+        <w:t xml:space="preserve"> </w:t>
+      </w:r>
+      <w:r>
+        <w:rPr>
+          <w:rStyle w:val="VerbatimChar"/>
+        </w:rPr>
+        <w:t xml:space="preserve">CM-HARDENING-LEDGER-TRACKED</w:t>
+      </w:r>
+      <w:r>
+        <w:t xml:space="preserve"> </w:t>
+      </w:r>
+      <w:r>
+        <w:t xml:space="preserve">(FAIL: a ledger entry with no tracked §11.4.197 item id or no disposition; an absence-defined ((L1), (L2), (L6), (L7)) or polish ((L5)) entry with no tracked-item row, or a tracked-item row removed while its entry is in the entry set; an invalid</w:t>
+      </w:r>
+      <w:r>
+        <w:t xml:space="preserve"> </w:t>
+      </w:r>
+      <w:r>
+        <w:rPr>
+          <w:rStyle w:val="VerbatimChar"/>
+        </w:rPr>
+        <w:t xml:space="preserve">disposition</w:t>
+      </w:r>
+      <w:r>
+        <w:t xml:space="preserve"> </w:t>
+      </w:r>
+      <w:r>
+        <w:t xml:space="preserve">record that is not its entry's latest record treated as opening the entry; a disposition outside its closed set or outside its class's permitted-disposition row (for example an (L7) entry</w:t>
+      </w:r>
+      <w:r>
+        <w:t xml:space="preserve"> </w:t>
+      </w:r>
+      <w:r>
+        <w:rPr>
+          <w:rStyle w:val="VerbatimChar"/>
+        </w:rPr>
+        <w:t xml:space="preserve">skipped</w:t>
+      </w:r>
+      <w:r>
+        <w:t xml:space="preserve">); a disposition validated against a class label carried by the record instead of the entry's owning-store class; a reason code outside its disposition's permitted row, or a</w:t>
+      </w:r>
+      <w:r>
+        <w:t xml:space="preserve"> </w:t>
+      </w:r>
+      <w:r>
+        <w:rPr>
+          <w:rStyle w:val="VerbatimChar"/>
+        </w:rPr>
+        <w:t xml:space="preserve">closed</w:t>
+      </w:r>
+      <w:r>
+        <w:t xml:space="preserve"> </w:t>
+      </w:r>
+      <w:r>
+        <w:t xml:space="preserve">or</w:t>
+      </w:r>
+      <w:r>
+        <w:t xml:space="preserve"> </w:t>
+      </w:r>
+      <w:r>
+        <w:rPr>
+          <w:rStyle w:val="VerbatimChar"/>
+        </w:rPr>
+        <w:t xml:space="preserve">waived</w:t>
+      </w:r>
+      <w:r>
+        <w:t xml:space="preserve"> </w:t>
+      </w:r>
+      <w:r>
+        <w:t xml:space="preserve">record with no evidence reference; a non-</w:t>
+      </w:r>
+      <w:r>
+        <w:rPr>
+          <w:rStyle w:val="VerbatimChar"/>
+        </w:rPr>
+        <w:t xml:space="preserve">open</w:t>
+      </w:r>
+      <w:r>
+        <w:t xml:space="preserve"> </w:t>
+      </w:r>
+      <w:r>
+        <w:t xml:space="preserve">disposition record whose writer role is not</w:t>
+      </w:r>
+      <w:r>
+        <w:t xml:space="preserve"> </w:t>
+      </w:r>
+      <w:r>
+        <w:rPr>
+          <w:rStyle w:val="VerbatimChar"/>
+        </w:rPr>
+        <w:t xml:space="preserve">verifier-seam</w:t>
+      </w:r>
+      <w:r>
+        <w:t xml:space="preserve">; a</w:t>
+      </w:r>
+      <w:r>
+        <w:t xml:space="preserve"> </w:t>
+      </w:r>
+      <w:r>
+        <w:rPr>
+          <w:rStyle w:val="VerbatimChar"/>
+        </w:rPr>
+        <w:t xml:space="preserve">skipped</w:t>
+      </w:r>
+      <w:r>
+        <w:t xml:space="preserve"> </w:t>
+      </w:r>
+      <w:r>
+        <w:t xml:space="preserve">entry whose reason is not</w:t>
+      </w:r>
+      <w:r>
+        <w:t xml:space="preserve"> </w:t>
+      </w:r>
+      <w:r>
+        <w:rPr>
+          <w:rStyle w:val="VerbatimChar"/>
+        </w:rPr>
+        <w:t xml:space="preserve">hardware_not_present</w:t>
+      </w:r>
+      <w:r>
+        <w:t xml:space="preserve"> </w:t>
+      </w:r>
+      <w:r>
+        <w:t xml:space="preserve">or</w:t>
+      </w:r>
+      <w:r>
+        <w:t xml:space="preserve"> </w:t>
+      </w:r>
+      <w:r>
+        <w:rPr>
+          <w:rStyle w:val="VerbatimChar"/>
+        </w:rPr>
+        <w:t xml:space="preserve">topology_unsupported</w:t>
+      </w:r>
+      <w:r>
+        <w:t xml:space="preserve">; a</w:t>
+      </w:r>
+      <w:r>
+        <w:t xml:space="preserve"> </w:t>
+      </w:r>
+      <w:r>
+        <w:rPr>
+          <w:rStyle w:val="VerbatimChar"/>
+        </w:rPr>
+        <w:t xml:space="preserve">waived</w:t>
+      </w:r>
+      <w:r>
+        <w:t xml:space="preserve"> </w:t>
+      </w:r>
+      <w:r>
+        <w:t xml:space="preserve">entry whose waiver is elapsed or invalid under §11.4.271; a</w:t>
+      </w:r>
+      <w:r>
+        <w:t xml:space="preserve"> </w:t>
+      </w:r>
+      <w:r>
+        <w:rPr>
+          <w:rStyle w:val="VerbatimChar"/>
+        </w:rPr>
+        <w:t xml:space="preserve">skipped</w:t>
+      </w:r>
+      <w:r>
+        <w:t xml:space="preserve">,</w:t>
+      </w:r>
+      <w:r>
+        <w:t xml:space="preserve"> </w:t>
+      </w:r>
+      <w:r>
+        <w:rPr>
+          <w:rStyle w:val="VerbatimChar"/>
+        </w:rPr>
+        <w:t xml:space="preserve">not-applicable</w:t>
+      </w:r>
+      <w:r>
+        <w:t xml:space="preserve"> </w:t>
+      </w:r>
+      <w:r>
+        <w:t xml:space="preserve">or</w:t>
+      </w:r>
+      <w:r>
+        <w:t xml:space="preserve"> </w:t>
+      </w:r>
+      <w:r>
+        <w:rPr>
+          <w:rStyle w:val="VerbatimChar"/>
+        </w:rPr>
+        <w:t xml:space="preserve">waived</w:t>
+      </w:r>
+      <w:r>
+        <w:t xml:space="preserve"> </w:t>
+      </w:r>
+      <w:r>
+        <w:t xml:space="preserve">entry absent from an announcement's counts; a ledger implemented as a hand-maintained store instead of a join over the owning stores; a contained item with no passing live verdict that is absent from the ledger; golden-FALSE: a join-computed ledger whose every entry carries a tracked id, a valid disposition and appears in the announcement fires nothing) +</w:t>
+      </w:r>
+      <w:r>
+        <w:t xml:space="preserve"> </w:t>
+      </w:r>
+      <w:r>
+        <w:rPr>
+          <w:rStyle w:val="VerbatimChar"/>
+        </w:rPr>
+        <w:t xml:space="preserve">CM-HARDENING-CONVERGENCE-MONOTONE</w:t>
+      </w:r>
+      <w:r>
+        <w:t xml:space="preserve"> </w:t>
+      </w:r>
+      <w:r>
+        <w:t xml:space="preserve">(FAIL: a scope's</w:t>
+      </w:r>
+      <w:r>
+        <w:t xml:space="preserve"> </w:t>
+      </w:r>
+      <w:r>
+        <w:rPr>
+          <w:rStyle w:val="VerbatimChar"/>
+        </w:rPr>
+        <w:t xml:space="preserve">open</w:t>
+      </w:r>
+      <w:r>
+        <w:t xml:space="preserve"> </w:t>
+      </w:r>
+      <w:r>
+        <w:t xml:space="preserve">count grows between consecutive deliverables beyond the entries new increments brought in; N consecutive no-new-increment deliverables without a decrease and with no §11.4.267(D) escalation record; a bound scope with no declared N; O &gt; 0 with zero live hardening streams while host headroom exists; the §11.4.126 loop reported done while a delivered scope of the current release has O &gt; 0 with no recorded external block; golden-FALSE: a scope whose</w:t>
+      </w:r>
+      <w:r>
+        <w:t xml:space="preserve"> </w:t>
+      </w:r>
+      <w:r>
+        <w:rPr>
+          <w:rStyle w:val="VerbatimChar"/>
+        </w:rPr>
+        <w:t xml:space="preserve">open</w:t>
+      </w:r>
+      <w:r>
+        <w:t xml:space="preserve"> </w:t>
+      </w:r>
+      <w:r>
+        <w:t xml:space="preserve">count shrinks each no-new-increment deliverable with one live hardening stream, and a scope at</w:t>
+      </w:r>
+      <w:r>
+        <w:t xml:space="preserve"> </w:t>
+      </w:r>
+      <w:r>
+        <w:rPr>
+          <w:rStyle w:val="VerbatimChar"/>
+        </w:rPr>
+        <w:t xml:space="preserve">delivered-hardened-awaiting-qa</w:t>
+      </w:r>
+      <w:r>
+        <w:t xml:space="preserve"> </w:t>
+      </w:r>
+      <w:r>
+        <w:t xml:space="preserve">pending only</w:t>
+      </w:r>
+      <w:r>
+        <w:t xml:space="preserve"> </w:t>
+      </w:r>
+      <w:r>
+        <w:rPr>
+          <w:rStyle w:val="VerbatimChar"/>
+        </w:rPr>
+        <w:t xml:space="preserve">manual-qa</w:t>
+      </w:r>
+      <w:r>
+        <w:t xml:space="preserve"> </w:t>
+      </w:r>
+      <w:r>
+        <w:t xml:space="preserve">treated as externally blocked while the loop continues other work, fire nothing) +</w:t>
+      </w:r>
+      <w:r>
+        <w:t xml:space="preserve"> </w:t>
+      </w:r>
+      <w:r>
+        <w:rPr>
+          <w:rStyle w:val="VerbatimChar"/>
+        </w:rPr>
+        <w:t xml:space="preserve">CM-QUICK-DELIVERY-EVIDENCE-UNWEAKENED</w:t>
+      </w:r>
+      <w:r>
+        <w:t xml:space="preserve"> </w:t>
+      </w:r>
+      <w:r>
+        <w:t xml:space="preserve">(FAIL: a hand-off lacking the §11.4.236 candidate-fingerprinted verdict; a source GO not recorded on the §11.4.209 substrate or its sanctioned recorded fallback; a §11.4.235(E) per-item verdict replaced by narrative; a first deliverable with no increment holding its own source GO or exercising no user-visible behaviour; a hand-off with no status or ledger attached; golden-FALSE: a first deliverable carrying every required verdict and an honestly non-empty ledger fires nothing) +</w:t>
+      </w:r>
+      <w:r>
+        <w:t xml:space="preserve"> </w:t>
+      </w:r>
+      <w:r>
+        <w:rPr>
+          <w:rStyle w:val="VerbatimChar"/>
+        </w:rPr>
+        <w:t xml:space="preserve">CM-CANONICAL-MIRROR-BODY-LOCKSTEP</w:t>
+      </w:r>
+      <w:r>
+        <w:t xml:space="preserve"> </w:t>
+      </w:r>
+      <w:r>
+        <w:t xml:space="preserve">(scope: every anchor whose mirrors carry the FULL block rather than a compact or pointer form, as §11.4.230 does; FAIL: the canonical</w:t>
+      </w:r>
+      <w:r>
+        <w:t xml:space="preserve"> </w:t>
+      </w:r>
+      <w:r>
+        <w:rPr>
+          <w:rStyle w:val="VerbatimChar"/>
+        </w:rPr>
+        <w:t xml:space="preserve">Constitution.md</w:t>
+      </w:r>
+      <w:r>
+        <w:t xml:space="preserve"> </w:t>
+      </w:r>
+      <w:r>
+        <w:t xml:space="preserve">block body, its heading marker normalised, differs from any full-block mirror body; named golden-BAD fixtures: (i) a canonical-only edit followed by regeneration and (ii) the same edit applied consistently to every full-block mirror with</w:t>
+      </w:r>
+      <w:r>
+        <w:t xml:space="preserve"> </w:t>
+      </w:r>
+      <w:r>
+        <w:rPr>
+          <w:rStyle w:val="VerbatimChar"/>
+        </w:rPr>
+        <w:t xml:space="preserve">Constitution.md</w:t>
+      </w:r>
+      <w:r>
+        <w:t xml:space="preserve"> </w:t>
+      </w:r>
+      <w:r>
+        <w:t xml:space="preserve">untouched — both pass every existing gate today; golden-FALSE: a compact or pointer mirror, which §11.4.227(B) treats as a legitimate cross-layer variance, fires nothing) + paired §1.1 mutations (hand-set a status to</w:t>
+      </w:r>
+      <w:r>
+        <w:t xml:space="preserve"> </w:t>
+      </w:r>
+      <w:r>
+        <w:rPr>
+          <w:rStyle w:val="VerbatimChar"/>
+        </w:rPr>
+        <w:t xml:space="preserve">production-ready</w:t>
+      </w:r>
+      <w:r>
+        <w:t xml:space="preserve">; compute</w:t>
+      </w:r>
+      <w:r>
+        <w:t xml:space="preserve"> </w:t>
+      </w:r>
+      <w:r>
+        <w:rPr>
+          <w:rStyle w:val="VerbatimChar"/>
+        </w:rPr>
+        <w:t xml:space="preserve">production-ready</w:t>
+      </w:r>
+      <w:r>
+        <w:t xml:space="preserve"> </w:t>
+      </w:r>
+      <w:r>
+        <w:t xml:space="preserve">without a release-seam record; replay an old ledger snapshot after an owning-store write; drop one entry from the ledger join, or drop a</w:t>
+      </w:r>
+      <w:r>
+        <w:t xml:space="preserve"> </w:t>
+      </w:r>
+      <w:r>
+        <w:rPr>
+          <w:rStyle w:val="VerbatimChar"/>
+        </w:rPr>
+        <w:t xml:space="preserve">skipped</w:t>
+      </w:r>
+      <w:r>
+        <w:t xml:space="preserve"> </w:t>
+      </w:r>
+      <w:r>
+        <w:t xml:space="preserve">entry from an announcement; inject</w:t>
+      </w:r>
+      <w:r>
+        <w:t xml:space="preserve"> </w:t>
+      </w:r>
+      <w:r>
+        <w:rPr>
+          <w:rStyle w:val="VerbatimChar"/>
+        </w:rPr>
+        <w:t xml:space="preserve">open</w:t>
+      </w:r>
+      <w:r>
+        <w:t xml:space="preserve"> </w:t>
+      </w:r>
+      <w:r>
+        <w:t xml:space="preserve">growth with no new increment, or remove every live hardening stream from a scope with O &gt; 0; strip the §11.4.236 verdict from a quick hand-off; replay a reopen and a re-close after the release-seam record with no new confirmation and seam record; mark an (L7) entry</w:t>
+      </w:r>
+      <w:r>
+        <w:t xml:space="preserve"> </w:t>
+      </w:r>
+      <w:r>
+        <w:rPr>
+          <w:rStyle w:val="VerbatimChar"/>
+        </w:rPr>
+        <w:t xml:space="preserve">skipped</w:t>
+      </w:r>
+      <w:r>
+        <w:t xml:space="preserve">, or let a</w:t>
+      </w:r>
+      <w:r>
+        <w:t xml:space="preserve"> </w:t>
+      </w:r>
+      <w:r>
+        <w:rPr>
+          <w:rStyle w:val="VerbatimChar"/>
+        </w:rPr>
+        <w:t xml:space="preserve">producer</w:t>
+      </w:r>
+      <w:r>
+        <w:t xml:space="preserve">-role record close an entry; delete the store row of an entry whose latest record is</w:t>
+      </w:r>
+      <w:r>
+        <w:t xml:space="preserve"> </w:t>
+      </w:r>
+      <w:r>
+        <w:rPr>
+          <w:rStyle w:val="VerbatimChar"/>
+        </w:rPr>
+        <w:t xml:space="preserve">open</w:t>
+      </w:r>
+      <w:r>
+        <w:t xml:space="preserve">, or make a declared non-required store unreadable; label a</w:t>
+      </w:r>
+      <w:r>
+        <w:t xml:space="preserve"> </w:t>
+      </w:r>
+      <w:r>
+        <w:rPr>
+          <w:rStyle w:val="VerbatimChar"/>
+        </w:rPr>
+        <w:t xml:space="preserve">waived</w:t>
+      </w:r>
+      <w:r>
+        <w:t xml:space="preserve"> </w:t>
+      </w:r>
+      <w:r>
+        <w:t xml:space="preserve">record with a class that permits</w:t>
+      </w:r>
+      <w:r>
+        <w:t xml:space="preserve"> </w:t>
+      </w:r>
+      <w:r>
+        <w:rPr>
+          <w:rStyle w:val="VerbatimChar"/>
+        </w:rPr>
+        <w:t xml:space="preserve">waived</w:t>
+      </w:r>
+      <w:r>
+        <w:t xml:space="preserve"> </w:t>
+      </w:r>
+      <w:r>
+        <w:t xml:space="preserve">while the entry's owning-store class does not; give one entry id rows of different classes in two stores and resolve it by either declaration order; drop the tracked-item row of an (L1) entry that holds a valid</w:t>
+      </w:r>
+      <w:r>
+        <w:t xml:space="preserve"> </w:t>
+      </w:r>
+      <w:r>
+        <w:rPr>
+          <w:rStyle w:val="VerbatimChar"/>
+        </w:rPr>
+        <w:t xml:space="preserve">skipped</w:t>
+      </w:r>
+      <w:r>
+        <w:t xml:space="preserve"> </w:t>
+      </w:r>
+      <w:r>
+        <w:t xml:space="preserve">record; delete the row of an (L6) entry whose birth record is missing from the stream; make the status read a value that is not a field of its input record; let a malformed record of another fingerprint hold this one; count a waiver after its expiry; edit the §11.4.230 body in</w:t>
+      </w:r>
+      <w:r>
+        <w:t xml:space="preserve"> </w:t>
+      </w:r>
+      <w:r>
+        <w:rPr>
+          <w:rStyle w:val="VerbatimChar"/>
+        </w:rPr>
+        <w:t xml:space="preserve">Constitution.md</w:t>
+      </w:r>
+      <w:r>
+        <w:t xml:space="preserve"> </w:t>
+      </w:r>
+      <w:r>
+        <w:t xml:space="preserve">only and regenerate; edit it in every full-block mirror with</w:t>
+      </w:r>
+      <w:r>
+        <w:t xml:space="preserve"> </w:t>
+      </w:r>
+      <w:r>
+        <w:rPr>
+          <w:rStyle w:val="VerbatimChar"/>
+        </w:rPr>
+        <w:t xml:space="preserve">Constitution.md</w:t>
+      </w:r>
+      <w:r>
+        <w:t xml:space="preserve"> </w:t>
+      </w:r>
+      <w:r>
+        <w:t xml:space="preserve">untouched — each MUST make its gate FAIL). Gate code is a separate work item, NOT claimed shipped (§11.4.6 / §11.4.227); the six gates are registered as tracked deferrals</w:t>
+      </w:r>
+      <w:r>
+        <w:t xml:space="preserve"> </w:t>
+      </w:r>
+      <w:r>
+        <w:rPr>
+          <w:rStyle w:val="VerbatimChar"/>
+        </w:rPr>
+        <w:t xml:space="preserve">OWED-GATE-115</w:t>
+      </w:r>
+      <w:r>
+        <w:t xml:space="preserve">..</w:t>
+      </w:r>
+      <w:r>
+        <w:rPr>
+          <w:rStyle w:val="VerbatimChar"/>
+        </w:rPr>
+        <w:t xml:space="preserve">OWED-GATE-120</w:t>
+      </w:r>
+      <w:r>
+        <w:t xml:space="preserve"> </w:t>
+      </w:r>
+      <w:r>
+        <w:t xml:space="preserve">in</w:t>
+      </w:r>
+      <w:r>
+        <w:t xml:space="preserve"> </w:t>
+      </w:r>
+      <w:r>
+        <w:rPr>
+          <w:rStyle w:val="VerbatimChar"/>
+        </w:rPr>
+        <w:t xml:space="preserve">constitution/scripts/gates/gate_ledger_deferrals.tsv</w:t>
+      </w:r>
+      <w:r>
+        <w:t xml:space="preserve">. No escape hatch — no</w:t>
+      </w:r>
+      <w:r>
+        <w:t xml:space="preserve"> </w:t>
+      </w:r>
+      <w:r>
+        <w:rPr>
+          <w:rStyle w:val="VerbatimChar"/>
+        </w:rPr>
+        <w:t xml:space="preserve">--quick-skips-review</w:t>
+      </w:r>
+      <w:r>
+        <w:t xml:space="preserve">,</w:t>
+      </w:r>
+      <w:r>
+        <w:t xml:space="preserve"> </w:t>
+      </w:r>
+      <w:r>
+        <w:rPr>
+          <w:rStyle w:val="VerbatimChar"/>
+        </w:rPr>
+        <w:t xml:space="preserve">--quick-skips-readiness-verdict</w:t>
+      </w:r>
+      <w:r>
+        <w:t xml:space="preserve">,</w:t>
+      </w:r>
+      <w:r>
+        <w:t xml:space="preserve"> </w:t>
+      </w:r>
+      <w:r>
+        <w:rPr>
+          <w:rStyle w:val="VerbatimChar"/>
+        </w:rPr>
+        <w:t xml:space="preserve">--hand-set-delivery-status</w:t>
+      </w:r>
+      <w:r>
+        <w:t xml:space="preserve">,</w:t>
+      </w:r>
+      <w:r>
+        <w:t xml:space="preserve"> </w:t>
+      </w:r>
+      <w:r>
+        <w:rPr>
+          <w:rStyle w:val="VerbatimChar"/>
+        </w:rPr>
+        <w:t xml:space="preserve">--unlabelled-quick-build</w:t>
+      </w:r>
+      <w:r>
+        <w:t xml:space="preserve">,</w:t>
+      </w:r>
+      <w:r>
+        <w:t xml:space="preserve"> </w:t>
+      </w:r>
+      <w:r>
+        <w:rPr>
+          <w:rStyle w:val="VerbatimChar"/>
+        </w:rPr>
+        <w:t xml:space="preserve">--stale-status-OK</w:t>
+      </w:r>
+      <w:r>
+        <w:t xml:space="preserve">,</w:t>
+      </w:r>
+      <w:r>
+        <w:t xml:space="preserve"> </w:t>
+      </w:r>
+      <w:r>
+        <w:rPr>
+          <w:rStyle w:val="VerbatimChar"/>
+        </w:rPr>
+        <w:t xml:space="preserve">--quick-is-production-ready</w:t>
+      </w:r>
+      <w:r>
+        <w:t xml:space="preserve">,</w:t>
+      </w:r>
+      <w:r>
+        <w:t xml:space="preserve"> </w:t>
+      </w:r>
+      <w:r>
+        <w:rPr>
+          <w:rStyle w:val="VerbatimChar"/>
+        </w:rPr>
+        <w:t xml:space="preserve">--untracked-hardening-debt</w:t>
+      </w:r>
+      <w:r>
+        <w:t xml:space="preserve">,</w:t>
+      </w:r>
+      <w:r>
+        <w:t xml:space="preserve"> </w:t>
+      </w:r>
+      <w:r>
+        <w:rPr>
+          <w:rStyle w:val="VerbatimChar"/>
+        </w:rPr>
+        <w:t xml:space="preserve">--hidden-skip-OK</w:t>
+      </w:r>
+      <w:r>
+        <w:t xml:space="preserve">,</w:t>
+      </w:r>
+      <w:r>
+        <w:t xml:space="preserve"> </w:t>
+      </w:r>
+      <w:r>
+        <w:rPr>
+          <w:rStyle w:val="VerbatimChar"/>
+        </w:rPr>
+        <w:t xml:space="preserve">--hardening-can-wait</w:t>
+      </w:r>
+      <w:r>
+        <w:t xml:space="preserve">,</w:t>
+      </w:r>
+      <w:r>
+        <w:t xml:space="preserve"> </w:t>
+      </w:r>
+      <w:r>
+        <w:rPr>
+          <w:rStyle w:val="VerbatimChar"/>
+        </w:rPr>
+        <w:t xml:space="preserve">--speed-metric-gates</w:t>
+      </w:r>
+      <w:r>
+        <w:t xml:space="preserve">,</w:t>
+      </w:r>
+      <w:r>
+        <w:t xml:space="preserve"> </w:t>
+      </w:r>
+      <w:r>
+        <w:rPr>
+          <w:rStyle w:val="VerbatimChar"/>
+        </w:rPr>
+        <w:t xml:space="preserve">--stop-hardening-after-delivery</w:t>
+      </w:r>
+      <w:r>
+        <w:t xml:space="preserve">,</w:t>
+      </w:r>
+      <w:r>
+        <w:t xml:space="preserve"> </w:t>
+      </w:r>
+      <w:r>
+        <w:rPr>
+          <w:rStyle w:val="VerbatimChar"/>
+        </w:rPr>
+        <w:t xml:space="preserve">--qa-wait-idles-loop</w:t>
+      </w:r>
+      <w:r>
+        <w:t xml:space="preserve"> </w:t>
+      </w:r>
+      <w:r>
+        <w:t xml:space="preserve">flag.</w:t>
+      </w:r>
+    </w:p>
+    <w:p>
+      <w:pPr>
+        <w:pStyle w:val="BodyText"/>
+      </w:pPr>
+      <w:r>
+        <w:rPr>
+          <w:i/>
+          <w:iCs/>
+        </w:rPr>
+        <w:t xml:space="preserve">(Process note for future extenders: §11.4.230's next free clause letter is (F); never reuse (A)–(E).)</w:t>
       </w:r>
     </w:p>
     <w:p>
@@ -6101,7 +11140,10 @@
         <w:t xml:space="preserve">effort</w:t>
       </w:r>
       <w:r>
-        <w:t xml:space="preserve">, ALWAYS — no Fable, no fallback model; genuine Opus-unavailability BLOCKS the review, NEVER a lower tier, another model, or a lower effort) and §11.4.211 (every main→feature/product/flavor merge-CONFLICT resolution runs on the SAME Opus-xhigh substrate, blocked — never substituted — on unavailability). Those two anchors are STRICTER, SCOPE-SPECIFIC pins that this anchor's general ladder does not reach — review and merge-conflict-resolution are NOT eligible for sonnet/opus-by-complexity dispatch; they run on their pinned substrate ALWAYS, regardless of how "simple" the reviewed change or the conflict appears. A review or merge-conflict resolution dispatched on anything other than the §11.4.209/§11.4.211 Opus-xhigh pin is a violation of THOSE anchors, not a valid application of §11.4.231's general ladder.</w:t>
+        <w:t xml:space="preserve"> </w:t>
+      </w:r>
+      <w:r>
+        <w:t xml:space="preserve">as PRIMARY substrate, with a genuine-unavailability SONNET fallback, amended 2026-10-04 — no Fable, no Haiku, no other fallback model; BLOCKED only when BOTH Opus and Sonnet are genuinely unavailable, NEVER a lower tier or any other model) and §11.4.211 (every main→feature/product/flavor merge-CONFLICT resolution runs on the SAME Opus-xhigh-primary-plus-Sonnet-fallback substrate, blocked only when both Opus and Sonnet are genuinely unavailable). Those two anchors are STRICTER, SCOPE-SPECIFIC pins that this anchor's general ladder does not reach — review and merge-conflict-resolution are NOT eligible for sonnet/opus-by-complexity dispatch; they run on their pinned substrate ALWAYS, regardless of how "simple" the reviewed change or the conflict appears. A review or merge-conflict resolution dispatched on anything other than the §11.4.209/§11.4.211 Opus-xhigh-primary-plus-sanctioned-Sonnet-fallback substrate (amended 2026-10-04) is a violation of THOSE anchors, not a valid application of §11.4.231's general ladder.</w:t>
       </w:r>
     </w:p>
     <w:p>
@@ -6385,7 +11427,7 @@
         <w:t xml:space="preserve"> </w:t>
       </w:r>
       <w:r>
-        <w:t xml:space="preserve">effort on Opus (no fallback model), and this general effort ladder NEVER tiers those two scopes below</w:t>
+        <w:t xml:space="preserve">effort on Opus as PRIMARY substrate (or, on a captured genuine Opus-unavailability FACT, on the §11.4.209/§11.4.211 sanctioned Sonnet fallback, amended 2026-10-04 — Fable and Haiku remain forbidden in every role), and this general effort ladder NEVER tiers those two scopes below</w:t>
       </w:r>
       <w:r>
         <w:t xml:space="preserve"> </w:t>
@@ -6400,7 +11442,7 @@
         <w:t xml:space="preserve"> </w:t>
       </w:r>
       <w:r>
-        <w:t xml:space="preserve">regardless of how "simple" the reviewed change or the conflict appears — a review / merge-conflict resolution run below</w:t>
+        <w:t xml:space="preserve">where the dispatch path can set it, regardless of how "simple" the reviewed change or the conflict appears — a review / merge-conflict resolution run below</w:t>
       </w:r>
       <w:r>
         <w:t xml:space="preserve"> </w:t>
@@ -6415,7 +11457,7 @@
         <w:t xml:space="preserve"> </w:t>
       </w:r>
       <w:r>
-        <w:t xml:space="preserve">is a §11.4.209 / §11.4.211 violation, not a valid application of this ladder. (F.4) HONEST BOUNDARY (§11.4.6) — "lightest capable effort" is a CONJUNCTION, not a discount: an effort setting that yields a shallow / guessed / under-verified result is UNDER-POWERED, a FALSE ECONOMY, and a §11.4 violation of PASS-bluff severity, exactly as an under-powered MODEL tier is per clause (D); capability determinations are evidence-based, never guessed (§11.4.6).</w:t>
+        <w:t xml:space="preserve">on a path that COULD set it, or run on a model other than Opus or the sanctioned Sonnet fallback, is a §11.4.209 / §11.4.211 violation, not a valid application of this ladder. (F.4) HONEST BOUNDARY (§11.4.6) — "lightest capable effort" is a CONJUNCTION, not a discount: an effort setting that yields a shallow / guessed / under-verified result is UNDER-POWERED, a FALSE ECONOMY, and a §11.4 violation of PASS-bluff severity, exactly as an under-powered MODEL tier is per clause (D); capability determinations are evidence-based, never guessed (§11.4.6).</w:t>
       </w:r>
     </w:p>
     <w:p>
